--- a/pr-preview/pr-204/multiple-testing-handout-tracked-changes.docx
+++ b/pr-preview/pr-204/multiple-testing-handout-tracked-changes.docx
@@ -16,7 +16,7 @@
       </w:pPr>
       <w:del w:id="1" w:author="PR Preview" w:date="2026-01-01T00:00:00Z">
         <w:r>
-          <w:delText xml:space="preserve">Last modified: 2026-10-15 03:26:43 (PDT)</w:delText>
+          <w:delText xml:space="preserve">Last modified: 2026-10-15 05:33:00 (PDT)</w:delText>
         </w:r>
       </w:del>
     </w:p>
@@ -26,7 +26,7 @@
       </w:pPr>
       <w:ins w:id="2" w:author="PR Preview" w:date="2026-01-01T00:00:00Z">
         <w:r>
-          <w:t xml:space="preserve">Last modified: 2026-10-15 03:31:19 (PDT)</w:t>
+          <w:t xml:space="preserve">Last modified: 2026-10-15 05:27:52 (PDT)</w:t>
         </w:r>
       </w:ins>
     </w:p>
@@ -28826,7 +28826,7 @@
       </w:r>
     </w:p>
     <w:bookmarkEnd w:id="101"/>
-    <w:bookmarkStart w:id="118" w:name="textbook-cross-references"/>
+    <w:bookmarkStart w:id="102" w:name="textbook-cross-references"/>
     <w:p>
       <w:pPr>
         <w:pStyle w:val="Heading2"/>
@@ -28866,8 +28866,20 @@
         </w:r>
       </w:ins>
     </w:p>
-    <w:bookmarkStart w:id="117" w:name="refs"/>
-    <w:bookmarkStart w:id="103" w:name="ref-benjamini1995controlling"/>
+    <w:bookmarkEnd w:id="102"/>
+    <w:bookmarkStart w:id="119" w:name="references"/>
+    <w:p>
+      <w:pPr>
+        <w:pStyle w:val="Heading2"/>
+      </w:pPr>
+      <w:ins w:id="7" w:author="PR Preview" w:date="2026-01-01T00:00:00Z">
+        <w:r>
+          <w:t xml:space="preserve">References</w:t>
+        </w:r>
+      </w:ins>
+    </w:p>
+    <w:bookmarkStart w:id="118" w:name="refs"/>
+    <w:bookmarkStart w:id="104" w:name="ref-benjamini1995controlling"/>
     <w:p>
       <w:pPr>
         <w:pStyle w:val="Bibliography"/>
@@ -28900,7 +28912,7 @@
       <w:r>
         <w:t xml:space="preserve"> </w:t>
       </w:r>
-      <w:hyperlink r:id="rId102">
+      <w:hyperlink r:id="rId103">
         <w:r>
           <w:rPr>
             <w:rStyle w:val="Hyperlink"/>
@@ -28912,8 +28924,8 @@
         <w:t xml:space="preserve">.</w:t>
       </w:r>
     </w:p>
-    <w:bookmarkEnd w:id="103"/>
-    <w:bookmarkStart w:id="105" w:name="ref-benjamini2001control"/>
+    <w:bookmarkEnd w:id="104"/>
+    <w:bookmarkStart w:id="106" w:name="ref-benjamini2001control"/>
     <w:p>
       <w:pPr>
         <w:pStyle w:val="Bibliography"/>
@@ -28946,7 +28958,7 @@
       <w:r>
         <w:t xml:space="preserve"> </w:t>
       </w:r>
-      <w:hyperlink r:id="rId104">
+      <w:hyperlink r:id="rId105">
         <w:r>
           <w:rPr>
             <w:rStyle w:val="Hyperlink"/>
@@ -28958,23 +28970,23 @@
         <w:t xml:space="preserve">.</w:t>
       </w:r>
     </w:p>
-    <w:bookmarkEnd w:id="105"/>
-    <w:bookmarkStart w:id="107" w:name="ref-CaseBerg01"/>
+    <w:bookmarkEnd w:id="106"/>
+    <w:bookmarkStart w:id="108" w:name="ref-CaseBerg01"/>
     <w:p>
       <w:pPr>
         <w:pStyle w:val="Bibliography"/>
       </w:pPr>
-      <w:ins w:id="7" w:author="PR Preview" w:date="2026-01-01T00:00:00Z">
+      <w:ins w:id="8" w:author="PR Preview" w:date="2026-01-01T00:00:00Z">
         <w:r>
           <w:t xml:space="preserve">Casella, George, and Roger Berger. 2002.</w:t>
         </w:r>
       </w:ins>
-      <w:ins w:id="8" w:author="PR Preview" w:date="2026-01-01T00:00:00Z">
+      <w:ins w:id="9" w:author="PR Preview" w:date="2026-01-01T00:00:00Z">
         <w:r>
           <w:t xml:space="preserve"> </w:t>
         </w:r>
       </w:ins>
-      <w:ins w:id="9" w:author="PR Preview" w:date="2026-01-01T00:00:00Z">
+      <w:ins w:id="10" w:author="PR Preview" w:date="2026-01-01T00:00:00Z">
         <w:r>
           <w:rPr>
             <w:i/>
@@ -28983,18 +28995,18 @@
           <w:t xml:space="preserve">Statistical Inference</w:t>
         </w:r>
       </w:ins>
-      <w:ins w:id="10" w:author="PR Preview" w:date="2026-01-01T00:00:00Z">
+      <w:ins w:id="11" w:author="PR Preview" w:date="2026-01-01T00:00:00Z">
         <w:r>
           <w:t xml:space="preserve">. 2nd ed. Cengage Learning.</w:t>
         </w:r>
       </w:ins>
-      <w:ins w:id="11" w:author="PR Preview" w:date="2026-01-01T00:00:00Z">
+      <w:ins w:id="12" w:author="PR Preview" w:date="2026-01-01T00:00:00Z">
         <w:r>
           <w:t xml:space="preserve"> </w:t>
         </w:r>
       </w:ins>
-      <w:hyperlink r:id="rId106">
-        <w:ins w:id="12" w:author="PR Preview" w:date="2026-01-01T00:00:00Z">
+      <w:hyperlink r:id="rId107">
+        <w:ins w:id="13" w:author="PR Preview" w:date="2026-01-01T00:00:00Z">
           <w:r>
             <w:rPr>
               <w:rStyle w:val="Hyperlink"/>
@@ -29003,14 +29015,14 @@
           </w:r>
         </w:ins>
       </w:hyperlink>
-      <w:ins w:id="13" w:author="PR Preview" w:date="2026-01-01T00:00:00Z">
+      <w:ins w:id="14" w:author="PR Preview" w:date="2026-01-01T00:00:00Z">
         <w:r>
           <w:t xml:space="preserve">.</w:t>
         </w:r>
       </w:ins>
     </w:p>
-    <w:bookmarkEnd w:id="107"/>
-    <w:bookmarkStart w:id="109" w:name="ref-efron2016computer"/>
+    <w:bookmarkEnd w:id="108"/>
+    <w:bookmarkStart w:id="110" w:name="ref-efron2016computer"/>
     <w:p>
       <w:pPr>
         <w:pStyle w:val="Bibliography"/>
@@ -29034,7 +29046,7 @@
       <w:r>
         <w:t xml:space="preserve"> </w:t>
       </w:r>
-      <w:hyperlink r:id="rId108">
+      <w:hyperlink r:id="rId109">
         <w:r>
           <w:rPr>
             <w:rStyle w:val="Hyperlink"/>
@@ -29046,8 +29058,8 @@
         <w:t xml:space="preserve">.</w:t>
       </w:r>
     </w:p>
-    <w:bookmarkEnd w:id="109"/>
-    <w:bookmarkStart w:id="110" w:name="ref-holm1979simple"/>
+    <w:bookmarkEnd w:id="110"/>
+    <w:bookmarkStart w:id="111" w:name="ref-holm1979simple"/>
     <w:p>
       <w:pPr>
         <w:pStyle w:val="Bibliography"/>
@@ -29078,8 +29090,8 @@
         <w:t xml:space="preserve">6 (2): 65–70.</w:t>
       </w:r>
     </w:p>
-    <w:bookmarkEnd w:id="110"/>
-    <w:bookmarkStart w:id="112" w:name="ref-james2021islr2e"/>
+    <w:bookmarkEnd w:id="111"/>
+    <w:bookmarkStart w:id="113" w:name="ref-james2021islr2e"/>
     <w:p>
       <w:pPr>
         <w:pStyle w:val="Bibliography"/>
@@ -29117,7 +29129,7 @@
       <w:r>
         <w:t xml:space="preserve"> </w:t>
       </w:r>
-      <w:hyperlink r:id="rId111">
+      <w:hyperlink r:id="rId112">
         <w:r>
           <w:rPr>
             <w:rStyle w:val="Hyperlink"/>
@@ -29129,8 +29141,8 @@
         <w:t xml:space="preserve">.</w:t>
       </w:r>
     </w:p>
-    <w:bookmarkEnd w:id="112"/>
-    <w:bookmarkStart w:id="114" w:name="ref-khan2001classification"/>
+    <w:bookmarkEnd w:id="113"/>
+    <w:bookmarkStart w:id="115" w:name="ref-khan2001classification"/>
     <w:p>
       <w:pPr>
         <w:pStyle w:val="Bibliography"/>
@@ -29163,7 +29175,7 @@
       <w:r>
         <w:t xml:space="preserve"> </w:t>
       </w:r>
-      <w:hyperlink r:id="rId113">
+      <w:hyperlink r:id="rId114">
         <w:r>
           <w:rPr>
             <w:rStyle w:val="Hyperlink"/>
@@ -29175,8 +29187,8 @@
         <w:t xml:space="preserve">.</w:t>
       </w:r>
     </w:p>
-    <w:bookmarkEnd w:id="114"/>
-    <w:bookmarkStart w:id="116" w:name="ref-storey2002direct"/>
+    <w:bookmarkEnd w:id="115"/>
+    <w:bookmarkStart w:id="117" w:name="ref-storey2002direct"/>
     <w:p>
       <w:pPr>
         <w:pStyle w:val="Bibliography"/>
@@ -29209,7 +29221,7 @@
       <w:r>
         <w:t xml:space="preserve"> </w:t>
       </w:r>
-      <w:hyperlink r:id="rId115">
+      <w:hyperlink r:id="rId116">
         <w:r>
           <w:rPr>
             <w:rStyle w:val="Hyperlink"/>
@@ -29221,9 +29233,9 @@
         <w:t xml:space="preserve">.</w:t>
       </w:r>
     </w:p>
-    <w:bookmarkEnd w:id="116"/>
     <w:bookmarkEnd w:id="117"/>
     <w:bookmarkEnd w:id="118"/>
+    <w:bookmarkEnd w:id="119"/>
     <w:sectPr>
       <w:footnotePr>
         <w:numRestart w:val="eachSect"/>

--- a/pr-preview/pr-204/multiple-testing-handout-tracked-changes.docx
+++ b/pr-preview/pr-204/multiple-testing-handout-tracked-changes.docx
@@ -16,7 +16,7 @@
       </w:pPr>
       <w:del w:id="1" w:author="PR Preview" w:date="2026-01-01T00:00:00Z">
         <w:r>
-          <w:delText xml:space="preserve">Last modified: 2026-10-15 05:33:00 (PDT)</w:delText>
+          <w:delText xml:space="preserve">Last modified: 2026-10-15 08:36:30 (PDT)</w:delText>
         </w:r>
       </w:del>
     </w:p>
@@ -26,7 +26,7 @@
       </w:pPr>
       <w:ins w:id="2" w:author="PR Preview" w:date="2026-01-01T00:00:00Z">
         <w:r>
-          <w:t xml:space="preserve">Last modified: 2026-10-15 05:27:52 (PDT)</w:t>
+          <w:t xml:space="preserve">Last modified: 2026-10-15 08:46:14 (PDT)</w:t>
         </w:r>
       </w:ins>
     </w:p>
@@ -21711,6 +21711,54 @@
       </w:r>
     </w:p>
     <w:bookmarkEnd w:id="77"/>
+    <w:p>
+      <w:pPr>
+        <w:pStyle w:val="Compact"/>
+        <w:numPr>
+          <w:ilvl w:val="0"/>
+          <w:numId w:val="1004"/>
+        </w:numPr>
+      </w:pPr>
+      <w:ins w:id="3" w:author="PR Preview" w:date="2026-01-01T00:00:00Z">
+        <w:r>
+          <w:t xml:space="preserve">Casella and Berger (2002, sec. 11.2.5, pp. 534–535)</w:t>
+        </w:r>
+      </w:ins>
+      <w:ins w:id="4" w:author="PR Preview" w:date="2026-01-01T00:00:00Z">
+        <w:r>
+          <w:t xml:space="preserve"> </w:t>
+        </w:r>
+      </w:ins>
+      <w:ins w:id="5" w:author="PR Preview" w:date="2026-01-01T00:00:00Z">
+        <w:r>
+          <w:t xml:space="preserve">covers simultaneous estimation of contrasts.</w:t>
+        </w:r>
+      </w:ins>
+    </w:p>
+    <w:p>
+      <w:pPr>
+        <w:pStyle w:val="Compact"/>
+        <w:numPr>
+          <w:ilvl w:val="0"/>
+          <w:numId w:val="1004"/>
+        </w:numPr>
+      </w:pPr>
+      <w:ins w:id="6" w:author="PR Preview" w:date="2026-01-01T00:00:00Z">
+        <w:r>
+          <w:t xml:space="preserve">Rice (2007, sec. 12.2.2, pp. 485–487)</w:t>
+        </w:r>
+      </w:ins>
+      <w:ins w:id="7" w:author="PR Preview" w:date="2026-01-01T00:00:00Z">
+        <w:r>
+          <w:t xml:space="preserve"> </w:t>
+        </w:r>
+      </w:ins>
+      <w:ins w:id="8" w:author="PR Preview" w:date="2026-01-01T00:00:00Z">
+        <w:r>
+          <w:t xml:space="preserve">covers multiple comparisons.</w:t>
+        </w:r>
+      </w:ins>
+    </w:p>
     <w:bookmarkEnd w:id="78"/>
     <w:bookmarkEnd w:id="79"/>
     <w:bookmarkStart w:id="91" w:name="sec-fdr-control"/>
@@ -28718,7 +28766,7 @@
         <w:pStyle w:val="Compact"/>
         <w:numPr>
           <w:ilvl w:val="0"/>
-          <w:numId w:val="1004"/>
+          <w:numId w:val="1005"/>
         </w:numPr>
       </w:pPr>
       <w:r>
@@ -28736,116 +28784,6 @@
       <w:r>
         <w:t xml:space="preserve">covers the same procedures, with labs.</w:t>
       </w:r>
-    </w:p>
-    <w:p>
-      <w:pPr>
-        <w:pStyle w:val="Compact"/>
-        <w:numPr>
-          <w:ilvl w:val="0"/>
-          <w:numId w:val="1004"/>
-        </w:numPr>
-      </w:pPr>
-      <w:r>
-        <w:t xml:space="preserve">Chapter 15 of</w:t>
-      </w:r>
-      <w:r>
-        <w:t xml:space="preserve"> </w:t>
-      </w:r>
-      <w:r>
-        <w:t xml:space="preserve">Efron and Hastie (2016)</w:t>
-      </w:r>
-      <w:r>
-        <w:t xml:space="preserve"> </w:t>
-      </w:r>
-      <w:r>
-        <w:t xml:space="preserve">treats large-scale testing and the false discovery rate.</w:t>
-      </w:r>
-    </w:p>
-    <w:p>
-      <w:pPr>
-        <w:pStyle w:val="Compact"/>
-        <w:numPr>
-          <w:ilvl w:val="0"/>
-          <w:numId w:val="1004"/>
-        </w:numPr>
-      </w:pPr>
-      <w:r>
-        <w:t xml:space="preserve">Andrew Lin’s</w:t>
-      </w:r>
-      <w:r>
-        <w:t xml:space="preserve"> </w:t>
-      </w:r>
-      <w:hyperlink r:id="rId100">
-        <w:r>
-          <w:rPr>
-            <w:rStyle w:val="Hyperlink"/>
-          </w:rPr>
-          <w:t xml:space="preserve">notes on Stanford STATS 300C</w:t>
-        </w:r>
-      </w:hyperlink>
-      <w:r>
-        <w:t xml:space="preserve"> </w:t>
-      </w:r>
-      <w:r>
-        <w:t xml:space="preserve">(Emmanuel Candès, Spring 2025) are student-written and cover global testing, the false discovery rate, e-values and conformal inference.</w:t>
-      </w:r>
-    </w:p>
-    <w:p>
-      <w:pPr>
-        <w:pStyle w:val="Compact"/>
-        <w:numPr>
-          <w:ilvl w:val="0"/>
-          <w:numId w:val="1004"/>
-        </w:numPr>
-      </w:pPr>
-      <w:r>
-        <w:t xml:space="preserve">The</w:t>
-      </w:r>
-      <w:r>
-        <w:t xml:space="preserve"> </w:t>
-      </w:r>
-      <w:hyperlink r:id="rId11">
-        <w:r>
-          <w:rPr>
-            <w:rStyle w:val="Hyperlink"/>
-          </w:rPr>
-          <w:t xml:space="preserve">permutation tests</w:t>
-        </w:r>
-      </w:hyperlink>
-      <w:r>
-        <w:t xml:space="preserve"> </w:t>
-      </w:r>
-      <w:r>
-        <w:t xml:space="preserve">page computes valid p-values by relabeling the data,</w:t>
-      </w:r>
-      <w:r>
-        <w:t xml:space="preserve"> </w:t>
-      </w:r>
-      <w:r>
-        <w:t xml:space="preserve">without a distributional model for the test statistic.</w:t>
-      </w:r>
-    </w:p>
-    <w:bookmarkEnd w:id="101"/>
-    <w:bookmarkStart w:id="102" w:name="textbook-cross-references"/>
-    <w:p>
-      <w:pPr>
-        <w:pStyle w:val="Heading2"/>
-      </w:pPr>
-      <w:ins w:id="3" w:author="PR Preview" w:date="2026-01-01T00:00:00Z">
-        <w:r>
-          <w:t xml:space="preserve">Textbook cross-references</w:t>
-        </w:r>
-      </w:ins>
-    </w:p>
-    <w:p>
-      <w:pPr>
-        <w:pStyle w:val="FirstParagraph"/>
-      </w:pPr>
-      <w:ins w:id="4" w:author="PR Preview" w:date="2026-01-01T00:00:00Z">
-        <w:r>
-          <w:t xml:space="preserve">Textbook sections on the topics of this page:</w:t>
-        </w:r>
-      </w:ins>
     </w:p>
     <w:p>
       <w:pPr>
@@ -28855,31 +28793,100 @@
           <w:numId w:val="1005"/>
         </w:numPr>
       </w:pPr>
-      <w:ins w:id="5" w:author="PR Preview" w:date="2026-01-01T00:00:00Z">
+      <w:r>
+        <w:t xml:space="preserve">Chapter 15 of</w:t>
+      </w:r>
+      <w:r>
+        <w:t xml:space="preserve"> </w:t>
+      </w:r>
+      <w:r>
+        <w:t xml:space="preserve">Efron and Hastie (2016)</w:t>
+      </w:r>
+      <w:r>
+        <w:t xml:space="preserve"> </w:t>
+      </w:r>
+      <w:r>
+        <w:t xml:space="preserve">treats large-scale testing and the false discovery rate.</w:t>
+      </w:r>
+    </w:p>
+    <w:p>
+      <w:pPr>
+        <w:pStyle w:val="Compact"/>
+        <w:numPr>
+          <w:ilvl w:val="0"/>
+          <w:numId w:val="1005"/>
+        </w:numPr>
+      </w:pPr>
+      <w:r>
+        <w:t xml:space="preserve">Andrew Lin’s</w:t>
+      </w:r>
+      <w:r>
+        <w:t xml:space="preserve"> </w:t>
+      </w:r>
+      <w:hyperlink r:id="rId100">
         <w:r>
-          <w:t xml:space="preserve">Casella and Berger (2002, sec. 11.2.5, pp. 534–535)</w:t>
+          <w:rPr>
+            <w:rStyle w:val="Hyperlink"/>
+          </w:rPr>
+          <w:t xml:space="preserve">notes on Stanford STATS 300C</w:t>
         </w:r>
-      </w:ins>
-      <w:ins w:id="6" w:author="PR Preview" w:date="2026-01-01T00:00:00Z">
+      </w:hyperlink>
+      <w:r>
+        <w:t xml:space="preserve"> </w:t>
+      </w:r>
+      <w:r>
+        <w:t xml:space="preserve">(Emmanuel Candès, Spring 2025) are student-written and cover global testing, the false discovery rate, e-values and conformal inference.</w:t>
+      </w:r>
+    </w:p>
+    <w:p>
+      <w:pPr>
+        <w:pStyle w:val="Compact"/>
+        <w:numPr>
+          <w:ilvl w:val="0"/>
+          <w:numId w:val="1005"/>
+        </w:numPr>
+      </w:pPr>
+      <w:r>
+        <w:t xml:space="preserve">The</w:t>
+      </w:r>
+      <w:r>
+        <w:t xml:space="preserve"> </w:t>
+      </w:r>
+      <w:hyperlink r:id="rId11">
         <w:r>
-          <w:t xml:space="preserve">: Simultaneous estimation of contrasts</w:t>
+          <w:rPr>
+            <w:rStyle w:val="Hyperlink"/>
+          </w:rPr>
+          <w:t xml:space="preserve">permutation tests</w:t>
         </w:r>
-      </w:ins>
+      </w:hyperlink>
+      <w:r>
+        <w:t xml:space="preserve"> </w:t>
+      </w:r>
+      <w:r>
+        <w:t xml:space="preserve">page computes valid p-values by relabeling the data,</w:t>
+      </w:r>
+      <w:r>
+        <w:t xml:space="preserve"> </w:t>
+      </w:r>
+      <w:r>
+        <w:t xml:space="preserve">without a distributional model for the test statistic.</w:t>
+      </w:r>
     </w:p>
-    <w:bookmarkEnd w:id="102"/>
+    <w:bookmarkEnd w:id="101"/>
     <w:bookmarkStart w:id="119" w:name="references"/>
     <w:p>
       <w:pPr>
         <w:pStyle w:val="Heading2"/>
       </w:pPr>
-      <w:ins w:id="7" w:author="PR Preview" w:date="2026-01-01T00:00:00Z">
+      <w:ins w:id="9" w:author="PR Preview" w:date="2026-01-01T00:00:00Z">
         <w:r>
           <w:t xml:space="preserve">References</w:t>
         </w:r>
       </w:ins>
     </w:p>
     <w:bookmarkStart w:id="118" w:name="refs"/>
-    <w:bookmarkStart w:id="104" w:name="ref-benjamini1995controlling"/>
+    <w:bookmarkStart w:id="103" w:name="ref-benjamini1995controlling"/>
     <w:p>
       <w:pPr>
         <w:pStyle w:val="Bibliography"/>
@@ -28912,7 +28919,7 @@
       <w:r>
         <w:t xml:space="preserve"> </w:t>
       </w:r>
-      <w:hyperlink r:id="rId103">
+      <w:hyperlink r:id="rId102">
         <w:r>
           <w:rPr>
             <w:rStyle w:val="Hyperlink"/>
@@ -28924,8 +28931,8 @@
         <w:t xml:space="preserve">.</w:t>
       </w:r>
     </w:p>
-    <w:bookmarkEnd w:id="104"/>
-    <w:bookmarkStart w:id="106" w:name="ref-benjamini2001control"/>
+    <w:bookmarkEnd w:id="103"/>
+    <w:bookmarkStart w:id="105" w:name="ref-benjamini2001control"/>
     <w:p>
       <w:pPr>
         <w:pStyle w:val="Bibliography"/>
@@ -28958,7 +28965,7 @@
       <w:r>
         <w:t xml:space="preserve"> </w:t>
       </w:r>
-      <w:hyperlink r:id="rId105">
+      <w:hyperlink r:id="rId104">
         <w:r>
           <w:rPr>
             <w:rStyle w:val="Hyperlink"/>
@@ -28970,23 +28977,23 @@
         <w:t xml:space="preserve">.</w:t>
       </w:r>
     </w:p>
-    <w:bookmarkEnd w:id="106"/>
-    <w:bookmarkStart w:id="108" w:name="ref-CaseBerg01"/>
+    <w:bookmarkEnd w:id="105"/>
+    <w:bookmarkStart w:id="107" w:name="ref-CaseBerg01"/>
     <w:p>
       <w:pPr>
         <w:pStyle w:val="Bibliography"/>
       </w:pPr>
-      <w:ins w:id="8" w:author="PR Preview" w:date="2026-01-01T00:00:00Z">
+      <w:ins w:id="10" w:author="PR Preview" w:date="2026-01-01T00:00:00Z">
         <w:r>
           <w:t xml:space="preserve">Casella, George, and Roger Berger. 2002.</w:t>
         </w:r>
       </w:ins>
-      <w:ins w:id="9" w:author="PR Preview" w:date="2026-01-01T00:00:00Z">
+      <w:ins w:id="11" w:author="PR Preview" w:date="2026-01-01T00:00:00Z">
         <w:r>
           <w:t xml:space="preserve"> </w:t>
         </w:r>
       </w:ins>
-      <w:ins w:id="10" w:author="PR Preview" w:date="2026-01-01T00:00:00Z">
+      <w:ins w:id="12" w:author="PR Preview" w:date="2026-01-01T00:00:00Z">
         <w:r>
           <w:rPr>
             <w:i/>
@@ -28995,18 +29002,18 @@
           <w:t xml:space="preserve">Statistical Inference</w:t>
         </w:r>
       </w:ins>
-      <w:ins w:id="11" w:author="PR Preview" w:date="2026-01-01T00:00:00Z">
+      <w:ins w:id="13" w:author="PR Preview" w:date="2026-01-01T00:00:00Z">
         <w:r>
           <w:t xml:space="preserve">. 2nd ed. Cengage Learning.</w:t>
         </w:r>
       </w:ins>
-      <w:ins w:id="12" w:author="PR Preview" w:date="2026-01-01T00:00:00Z">
+      <w:ins w:id="14" w:author="PR Preview" w:date="2026-01-01T00:00:00Z">
         <w:r>
           <w:t xml:space="preserve"> </w:t>
         </w:r>
       </w:ins>
-      <w:hyperlink r:id="rId107">
-        <w:ins w:id="13" w:author="PR Preview" w:date="2026-01-01T00:00:00Z">
+      <w:hyperlink r:id="rId106">
+        <w:ins w:id="15" w:author="PR Preview" w:date="2026-01-01T00:00:00Z">
           <w:r>
             <w:rPr>
               <w:rStyle w:val="Hyperlink"/>
@@ -29015,14 +29022,14 @@
           </w:r>
         </w:ins>
       </w:hyperlink>
-      <w:ins w:id="14" w:author="PR Preview" w:date="2026-01-01T00:00:00Z">
+      <w:ins w:id="16" w:author="PR Preview" w:date="2026-01-01T00:00:00Z">
         <w:r>
           <w:t xml:space="preserve">.</w:t>
         </w:r>
       </w:ins>
     </w:p>
-    <w:bookmarkEnd w:id="108"/>
-    <w:bookmarkStart w:id="110" w:name="ref-efron2016computer"/>
+    <w:bookmarkEnd w:id="107"/>
+    <w:bookmarkStart w:id="109" w:name="ref-efron2016computer"/>
     <w:p>
       <w:pPr>
         <w:pStyle w:val="Bibliography"/>
@@ -29046,7 +29053,7 @@
       <w:r>
         <w:t xml:space="preserve"> </w:t>
       </w:r>
-      <w:hyperlink r:id="rId109">
+      <w:hyperlink r:id="rId108">
         <w:r>
           <w:rPr>
             <w:rStyle w:val="Hyperlink"/>
@@ -29058,8 +29065,8 @@
         <w:t xml:space="preserve">.</w:t>
       </w:r>
     </w:p>
-    <w:bookmarkEnd w:id="110"/>
-    <w:bookmarkStart w:id="111" w:name="ref-holm1979simple"/>
+    <w:bookmarkEnd w:id="109"/>
+    <w:bookmarkStart w:id="110" w:name="ref-holm1979simple"/>
     <w:p>
       <w:pPr>
         <w:pStyle w:val="Bibliography"/>
@@ -29090,8 +29097,8 @@
         <w:t xml:space="preserve">6 (2): 65–70.</w:t>
       </w:r>
     </w:p>
-    <w:bookmarkEnd w:id="111"/>
-    <w:bookmarkStart w:id="113" w:name="ref-james2021islr2e"/>
+    <w:bookmarkEnd w:id="110"/>
+    <w:bookmarkStart w:id="112" w:name="ref-james2021islr2e"/>
     <w:p>
       <w:pPr>
         <w:pStyle w:val="Bibliography"/>
@@ -29129,7 +29136,7 @@
       <w:r>
         <w:t xml:space="preserve"> </w:t>
       </w:r>
-      <w:hyperlink r:id="rId112">
+      <w:hyperlink r:id="rId111">
         <w:r>
           <w:rPr>
             <w:rStyle w:val="Hyperlink"/>
@@ -29141,8 +29148,8 @@
         <w:t xml:space="preserve">.</w:t>
       </w:r>
     </w:p>
-    <w:bookmarkEnd w:id="113"/>
-    <w:bookmarkStart w:id="115" w:name="ref-khan2001classification"/>
+    <w:bookmarkEnd w:id="112"/>
+    <w:bookmarkStart w:id="114" w:name="ref-khan2001classification"/>
     <w:p>
       <w:pPr>
         <w:pStyle w:val="Bibliography"/>
@@ -29175,7 +29182,7 @@
       <w:r>
         <w:t xml:space="preserve"> </w:t>
       </w:r>
-      <w:hyperlink r:id="rId114">
+      <w:hyperlink r:id="rId113">
         <w:r>
           <w:rPr>
             <w:rStyle w:val="Hyperlink"/>
@@ -29186,6 +29193,37 @@
       <w:r>
         <w:t xml:space="preserve">.</w:t>
       </w:r>
+    </w:p>
+    <w:bookmarkEnd w:id="114"/>
+    <w:bookmarkStart w:id="115" w:name="ref-rice2007mathematical"/>
+    <w:p>
+      <w:pPr>
+        <w:pStyle w:val="Bibliography"/>
+      </w:pPr>
+      <w:ins w:id="17" w:author="PR Preview" w:date="2026-01-01T00:00:00Z">
+        <w:r>
+          <w:t xml:space="preserve">Rice, John A. 2007.</w:t>
+        </w:r>
+      </w:ins>
+      <w:ins w:id="18" w:author="PR Preview" w:date="2026-01-01T00:00:00Z">
+        <w:r>
+          <w:t xml:space="preserve"> </w:t>
+        </w:r>
+      </w:ins>
+      <w:ins w:id="19" w:author="PR Preview" w:date="2026-01-01T00:00:00Z">
+        <w:r>
+          <w:rPr>
+            <w:i/>
+            <w:iCs/>
+          </w:rPr>
+          <w:t xml:space="preserve">Mathematical Statistics and Data Analysis</w:t>
+        </w:r>
+      </w:ins>
+      <w:ins w:id="20" w:author="PR Preview" w:date="2026-01-01T00:00:00Z">
+        <w:r>
+          <w:t xml:space="preserve">. 3rd ed. Cengage Learning.</w:t>
+        </w:r>
+      </w:ins>
     </w:p>
     <w:bookmarkEnd w:id="115"/>
     <w:bookmarkStart w:id="117" w:name="ref-storey2002direct"/>

--- a/pr-preview/pr-204/multiple-testing-handout-tracked-changes.docx
+++ b/pr-preview/pr-204/multiple-testing-handout-tracked-changes.docx
@@ -16,7 +16,7 @@
       </w:pPr>
       <w:del w:id="1" w:author="PR Preview" w:date="2026-01-01T00:00:00Z">
         <w:r>
-          <w:delText xml:space="preserve">Last modified: 2026-10-15 08:36:30 (PDT)</w:delText>
+          <w:delText xml:space="preserve">Last modified: 2026-10-15 12:42:47 (PDT)</w:delText>
         </w:r>
       </w:del>
     </w:p>
@@ -26,7 +26,7 @@
       </w:pPr>
       <w:ins w:id="2" w:author="PR Preview" w:date="2026-01-01T00:00:00Z">
         <w:r>
-          <w:t xml:space="preserve">Last modified: 2026-10-15 08:46:14 (PDT)</w:t>
+          <w:t xml:space="preserve">Last modified: 2026-10-15 12:50:24 (PDT)</w:t>
         </w:r>
       </w:ins>
     </w:p>

--- a/pr-preview/pr-204/multiple-testing-handout-tracked-changes.docx
+++ b/pr-preview/pr-204/multiple-testing-handout-tracked-changes.docx
@@ -16,7 +16,7 @@
       </w:pPr>
       <w:del w:id="1" w:author="PR Preview" w:date="2026-01-01T00:00:00Z">
         <w:r>
-          <w:delText xml:space="preserve">Last modified: 2026-10-15 12:42:47 (PDT)</w:delText>
+          <w:delText xml:space="preserve">Last modified: 2026-10-15 12:56:30 (PDT)</w:delText>
         </w:r>
       </w:del>
     </w:p>
@@ -26,7 +26,7 @@
       </w:pPr>
       <w:ins w:id="2" w:author="PR Preview" w:date="2026-01-01T00:00:00Z">
         <w:r>
-          <w:t xml:space="preserve">Last modified: 2026-10-15 12:50:24 (PDT)</w:t>
+          <w:t xml:space="preserve">Last modified: 2026-10-15 13:07:45 (PDT)</w:t>
         </w:r>
       </w:ins>
     </w:p>
@@ -4291,7 +4291,7 @@
     <w:bookmarkEnd w:id="26"/>
     <w:bookmarkEnd w:id="27"/>
     <w:bookmarkEnd w:id="28"/>
-    <w:bookmarkStart w:id="53" w:name="sec-error-rates"/>
+    <w:bookmarkStart w:id="51" w:name="sec-error-rates"/>
     <w:p>
       <w:pPr>
         <w:pStyle w:val="Heading2"/>
@@ -7416,7 +7416,7 @@
     </w:p>
     <w:bookmarkEnd w:id="36"/>
     <w:bookmarkEnd w:id="37"/>
-    <w:bookmarkStart w:id="46" w:name="sec-fdr"/>
+    <w:bookmarkStart w:id="44" w:name="sec-fdr"/>
     <w:p>
       <w:pPr>
         <w:pStyle w:val="Heading3"/>
@@ -7598,7 +7598,7 @@
       </m:oMathPara>
     </w:p>
     <w:bookmarkEnd w:id="38"/>
-    <w:bookmarkStart w:id="42" w:name="def-fdr"/>
+    <w:bookmarkStart w:id="39" w:name="def-fdr"/>
     <w:p>
       <w:pPr>
         <w:pStyle w:val="FirstParagraph"/>
@@ -7720,209 +7720,159 @@
         </m:oMath>
       </m:oMathPara>
     </w:p>
-    <w:tbl>
-      <w:tblPr>
-        <w:tblStyle w:val="Table"/>
-        <w:tblLook w:firstRow="0" w:lastRow="0" w:firstColumn="0" w:lastColumn="0" w:noHBand="0" w:noVBand="0" w:val="0000"/>
-        <w:tblBorders>
-          <w:top w:val="single" w:sz="4" w:space="0" w:color="0758E5"/>
-          <w:left w:val="single" w:sz="24" w:space="0" w:color="0758E5"/>
-          <w:bottom w:val="single" w:sz="4" w:space="0" w:color="0758E5"/>
-          <w:right w:val="single" w:sz="4" w:space="0" w:color="0758E5"/>
-        </w:tblBorders>
-        <w:tblCellMar>
-          <w:left w:w="144" w:type="dxa"/>
-          <w:right w:w="144" w:type="dxa"/>
-        </w:tblCellMar>
-        <w:tblLook w:firstRow="0" w:lastRow="0" w:firstColumn="0" w:lastColumn="0" w:noHBand="0" w:noVBand="0" w:val="0000"/>
-      </w:tblPr>
-      <w:tr>
-        <w:trPr>
-          <w:cantSplit/>
-        </w:trPr>
-        <w:tc>
-          <w:tcPr>
-            <w:shd w:color="auto" w:fill="dae6fb" w:val="clear"/>
-            <w:tcMar>
-              <w:top w:w="92" w:type="dxa"/>
-              <w:bottom w:w="92" w:type="dxa"/>
-            </w:tcMar>
-          </w:tcPr>
-          <w:p>
-            <w:pPr>
-              <w:pStyle w:val="FirstParagraph"/>
-            </w:pPr>
-            <w:pPr>
-              <w:spacing w:before="0" w:after="0"/>
-              <w:textAlignment w:val="center"/>
-            </w:pPr>
-            <w:r>
-              <w:drawing>
-                <wp:inline>
-                  <wp:extent cx="152400" cy="152400"/>
-                  <wp:effectExtent b="0" l="0" r="0" t="0"/>
-                  <wp:docPr descr="" title="" id="40" name="Picture"/>
-                  <a:graphic>
-                    <a:graphicData uri="http://schemas.openxmlformats.org/drawingml/2006/picture">
-                      <pic:pic>
-                        <pic:nvPicPr>
-                          <pic:cNvPr descr="/opt/quarto/share/formats/docx/note.png" id="41" name="Picture"/>
-                          <pic:cNvPicPr>
-                            <a:picLocks noChangeArrowheads="1" noChangeAspect="1"/>
-                          </pic:cNvPicPr>
-                        </pic:nvPicPr>
-                        <pic:blipFill>
-                          <a:blip r:embed="rId39"/>
-                          <a:stretch>
-                            <a:fillRect/>
-                          </a:stretch>
-                        </pic:blipFill>
-                        <pic:spPr bwMode="auto">
-                          <a:xfrm>
-                            <a:off x="0" y="0"/>
-                            <a:ext cx="152400" cy="152400"/>
-                          </a:xfrm>
-                          <a:prstGeom prst="rect">
-                            <a:avLst/>
-                          </a:prstGeom>
-                          <a:noFill/>
-                          <a:ln w="9525">
-                            <a:noFill/>
-                            <a:headEnd/>
-                            <a:tailEnd/>
-                          </a:ln>
-                        </pic:spPr>
-                      </pic:pic>
-                    </a:graphicData>
-                  </a:graphic>
-                </wp:inline>
-              </w:drawing>
-            </w:r>
-            <w:r>
-              <w:t xml:space="preserve"> </w:t>
-            </w:r>
-            <w:r>
-              <w:t xml:space="preserve"> </w:t>
-            </w:r>
-            <w:r>
-              <w:t xml:space="preserve">Source</w:t>
-            </w:r>
-          </w:p>
-        </w:tc>
-      </w:tr>
-      <w:tr>
-        <w:trPr>
-          <w:cantSplit/>
-        </w:trPr>
-        <w:tc>
-          <w:tcPr>
-            <w:tcMar>
-              <w:top w:w="108" w:type="dxa"/>
-              <w:bottom w:w="108" w:type="dxa"/>
-            </w:tcMar>
-          </w:tcPr>
-          <w:p>
-            <w:pPr>
-              <w:pStyle w:val="BodyText"/>
-            </w:pPr>
-            <w:pPr>
-              <w:spacing w:before="16" w:after="16"/>
-            </w:pPr>
-            <w:r>
-              <w:t xml:space="preserve">The false discovery rate was introduced by Benjamini and Hochberg</w:t>
-            </w:r>
-            <w:r>
-              <w:t xml:space="preserve"> </w:t>
-            </w:r>
-            <w:r>
-              <w:t xml:space="preserve">(1995)</w:t>
-            </w:r>
-            <w:r>
-              <w:t xml:space="preserve">;</w:t>
-            </w:r>
-            <w:r>
-              <w:t xml:space="preserve"> </w:t>
-            </w:r>
-            <w:r>
-              <w:t xml:space="preserve">the notation</w:t>
-            </w:r>
-            <w:r>
-              <w:t xml:space="preserve"> </w:t>
-            </w:r>
-            <m:oMath>
-              <m:r>
-                <m:t>V</m:t>
-              </m:r>
-            </m:oMath>
-            <w:r>
-              <w:t xml:space="preserve">,</w:t>
-            </w:r>
-            <w:r>
-              <w:t xml:space="preserve"> </w:t>
-            </w:r>
-            <m:oMath>
-              <m:r>
-                <m:t>S</m:t>
-              </m:r>
-            </m:oMath>
-            <w:r>
-              <w:t xml:space="preserve">,</w:t>
-            </w:r>
-            <w:r>
-              <w:t xml:space="preserve"> </w:t>
-            </w:r>
-            <m:oMath>
-              <m:r>
-                <m:t>U</m:t>
-              </m:r>
-            </m:oMath>
-            <w:r>
-              <w:t xml:space="preserve">,</w:t>
-            </w:r>
-            <w:r>
-              <w:t xml:space="preserve"> </w:t>
-            </w:r>
-            <m:oMath>
-              <m:r>
-                <m:t>T</m:t>
-              </m:r>
-            </m:oMath>
-            <w:r>
-              <w:t xml:space="preserve"> </w:t>
-            </w:r>
-            <w:r>
-              <w:t xml:space="preserve">and</w:t>
-            </w:r>
-            <w:r>
-              <w:t xml:space="preserve"> </w:t>
-            </w:r>
-            <m:oMath>
-              <m:r>
-                <m:t>R</m:t>
-              </m:r>
-            </m:oMath>
-            <w:r>
-              <w:t xml:space="preserve"> </w:t>
-            </w:r>
-            <w:r>
-              <w:t xml:space="preserve">follows</w:t>
-            </w:r>
-            <w:r>
-              <w:t xml:space="preserve"> </w:t>
-            </w:r>
-            <w:r>
-              <w:t xml:space="preserve">James et al. (2021, ch. 13)</w:t>
-            </w:r>
-            <w:r>
-              <w:t xml:space="preserve">.</w:t>
-            </w:r>
-          </w:p>
-          <w:p/>
-        </w:tc>
-      </w:tr>
-    </w:tbl>
-    <w:bookmarkEnd w:id="42"/>
-    <w:bookmarkStart w:id="43" w:name="def-fdr-control"/>
+    <w:bookmarkEnd w:id="39"/>
+    <w:bookmarkStart w:id="40" w:name="rem-source-fdr"/>
+    <w:p>
+      <w:pPr>
+        <w:pStyle w:val="FirstParagraph"/>
+      </w:pPr>
+      <w:ins w:id="3" w:author="PR Preview" w:date="2026-01-01T00:00:00Z">
+        <w:r>
+          <w:rPr>
+            <w:i/>
+            <w:iCs/>
+          </w:rPr>
+          <w:t xml:space="preserve">Remark 2</w:t>
+        </w:r>
+      </w:ins>
+      <w:ins w:id="4" w:author="PR Preview" w:date="2026-01-01T00:00:00Z">
+        <w:r>
+          <w:t xml:space="preserve"> (Source: False discovery rate). </w:t>
+        </w:r>
+      </w:ins>
+      <w:ins w:id="5" w:author="PR Preview" w:date="2026-01-01T00:00:00Z">
+        <w:r>
+          <w:t xml:space="preserve">The false discovery rate was introduced by Benjamini and Hochberg</w:t>
+        </w:r>
+      </w:ins>
+      <w:ins w:id="6" w:author="PR Preview" w:date="2026-01-01T00:00:00Z">
+        <w:r>
+          <w:t xml:space="preserve"> </w:t>
+        </w:r>
+      </w:ins>
+      <w:ins w:id="7" w:author="PR Preview" w:date="2026-01-01T00:00:00Z">
+        <w:r>
+          <w:t xml:space="preserve">(1995)</w:t>
+        </w:r>
+      </w:ins>
+      <w:ins w:id="8" w:author="PR Preview" w:date="2026-01-01T00:00:00Z">
+        <w:r>
+          <w:t xml:space="preserve">;</w:t>
+        </w:r>
+      </w:ins>
+      <w:ins w:id="9" w:author="PR Preview" w:date="2026-01-01T00:00:00Z">
+        <w:r>
+          <w:t xml:space="preserve"> </w:t>
+        </w:r>
+      </w:ins>
+      <w:ins w:id="10" w:author="PR Preview" w:date="2026-01-01T00:00:00Z">
+        <w:r>
+          <w:t xml:space="preserve">the notation</w:t>
+        </w:r>
+      </w:ins>
+      <w:ins w:id="11" w:author="PR Preview" w:date="2026-01-01T00:00:00Z">
+        <w:r>
+          <w:t xml:space="preserve"> </w:t>
+        </w:r>
+      </w:ins>
+      <m:oMath>
+        <m:r>
+          <m:t>V</m:t>
+        </m:r>
+      </m:oMath>
+      <w:ins w:id="12" w:author="PR Preview" w:date="2026-01-01T00:00:00Z">
+        <w:r>
+          <w:t xml:space="preserve">,</w:t>
+        </w:r>
+      </w:ins>
+      <w:ins w:id="13" w:author="PR Preview" w:date="2026-01-01T00:00:00Z">
+        <w:r>
+          <w:t xml:space="preserve"> </w:t>
+        </w:r>
+      </w:ins>
+      <m:oMath>
+        <m:r>
+          <m:t>S</m:t>
+        </m:r>
+      </m:oMath>
+      <w:ins w:id="14" w:author="PR Preview" w:date="2026-01-01T00:00:00Z">
+        <w:r>
+          <w:t xml:space="preserve">,</w:t>
+        </w:r>
+      </w:ins>
+      <w:ins w:id="15" w:author="PR Preview" w:date="2026-01-01T00:00:00Z">
+        <w:r>
+          <w:t xml:space="preserve"> </w:t>
+        </w:r>
+      </w:ins>
+      <m:oMath>
+        <m:r>
+          <m:t>U</m:t>
+        </m:r>
+      </m:oMath>
+      <w:ins w:id="16" w:author="PR Preview" w:date="2026-01-01T00:00:00Z">
+        <w:r>
+          <w:t xml:space="preserve">,</w:t>
+        </w:r>
+      </w:ins>
+      <w:ins w:id="17" w:author="PR Preview" w:date="2026-01-01T00:00:00Z">
+        <w:r>
+          <w:t xml:space="preserve"> </w:t>
+        </w:r>
+      </w:ins>
+      <m:oMath>
+        <m:r>
+          <m:t>T</m:t>
+        </m:r>
+      </m:oMath>
+      <w:ins w:id="18" w:author="PR Preview" w:date="2026-01-01T00:00:00Z">
+        <w:r>
+          <w:t xml:space="preserve"> </w:t>
+        </w:r>
+      </w:ins>
+      <w:ins w:id="19" w:author="PR Preview" w:date="2026-01-01T00:00:00Z">
+        <w:r>
+          <w:t xml:space="preserve">and</w:t>
+        </w:r>
+      </w:ins>
+      <w:ins w:id="20" w:author="PR Preview" w:date="2026-01-01T00:00:00Z">
+        <w:r>
+          <w:t xml:space="preserve"> </w:t>
+        </w:r>
+      </w:ins>
+      <m:oMath>
+        <m:r>
+          <m:t>R</m:t>
+        </m:r>
+      </m:oMath>
+      <w:ins w:id="21" w:author="PR Preview" w:date="2026-01-01T00:00:00Z">
+        <w:r>
+          <w:t xml:space="preserve"> </w:t>
+        </w:r>
+      </w:ins>
+      <w:ins w:id="22" w:author="PR Preview" w:date="2026-01-01T00:00:00Z">
+        <w:r>
+          <w:t xml:space="preserve">follows</w:t>
+        </w:r>
+      </w:ins>
+      <w:ins w:id="23" w:author="PR Preview" w:date="2026-01-01T00:00:00Z">
+        <w:r>
+          <w:t xml:space="preserve"> </w:t>
+        </w:r>
+      </w:ins>
+      <w:ins w:id="24" w:author="PR Preview" w:date="2026-01-01T00:00:00Z">
+        <w:r>
+          <w:t xml:space="preserve">James et al. (2021, ch. 13)</w:t>
+        </w:r>
+      </w:ins>
+      <w:ins w:id="25" w:author="PR Preview" w:date="2026-01-01T00:00:00Z">
+        <w:r>
+          <w:t xml:space="preserve">.</w:t>
+        </w:r>
+      </w:ins>
+    </w:p>
+    <w:bookmarkEnd w:id="40"/>
+    <w:bookmarkStart w:id="41" w:name="def-fdr-control"/>
     <w:p>
       <w:pPr>
         <w:pStyle w:val="BodyText"/>
@@ -7996,8 +7946,8 @@
         <w:t xml:space="preserve">for every possible set of true null hypotheses.</w:t>
       </w:r>
     </w:p>
-    <w:bookmarkEnd w:id="43"/>
-    <w:bookmarkStart w:id="44" w:name="exm-fdr"/>
+    <w:bookmarkEnd w:id="41"/>
+    <w:bookmarkStart w:id="42" w:name="exm-fdr"/>
     <w:p>
       <w:pPr>
         <w:pStyle w:val="BodyText"/>
@@ -8554,28 +8504,36 @@
         <w:t xml:space="preserve">which is large next to the average of 85 true positives.</w:t>
       </w:r>
     </w:p>
-    <w:bookmarkEnd w:id="44"/>
-    <w:bookmarkStart w:id="45" w:name="rem-fdr-fwer"/>
+    <w:bookmarkEnd w:id="42"/>
+    <w:bookmarkStart w:id="43" w:name="rem-fdr-fwer"/>
     <w:p>
       <w:pPr>
         <w:pStyle w:val="BodyText"/>
       </w:pPr>
-      <w:r>
-        <w:rPr>
-          <w:i/>
-          <w:iCs/>
-        </w:rPr>
-        <w:t xml:space="preserve">Remark 2</w:t>
-      </w:r>
-      <w:r>
-        <w:t xml:space="preserve"> (The FDR is never larger than the FWER). </w:t>
-      </w:r>
-      <w:r>
-        <w:t xml:space="preserve">If</w:t>
-      </w:r>
-      <w:r>
-        <w:t xml:space="preserve"> </w:t>
-      </w:r>
+      <w:del w:id="26" w:author="PR Preview" w:date="2026-01-01T00:00:00Z">
+        <w:r>
+          <w:rPr>
+            <w:i/>
+            <w:iCs/>
+          </w:rPr>
+          <w:delText xml:space="preserve">Remark 2</w:delText>
+        </w:r>
+      </w:del>
+      <w:del w:id="27" w:author="PR Preview" w:date="2026-01-01T00:00:00Z">
+        <w:r>
+          <w:delText xml:space="preserve"> (The FDR is never larger than the FWER). </w:delText>
+        </w:r>
+      </w:del>
+      <w:del w:id="28" w:author="PR Preview" w:date="2026-01-01T00:00:00Z">
+        <w:r>
+          <w:delText xml:space="preserve">If</w:delText>
+        </w:r>
+      </w:del>
+      <w:del w:id="29" w:author="PR Preview" w:date="2026-01-01T00:00:00Z">
+        <w:r>
+          <w:delText xml:space="preserve"> </w:delText>
+        </w:r>
+      </w:del>
       <m:oMath>
         <m:r>
           <m:t>V</m:t>
@@ -8590,15 +8548,21 @@
           <m:t>1</m:t>
         </m:r>
       </m:oMath>
-      <w:r>
-        <w:t xml:space="preserve"> </w:t>
-      </w:r>
-      <w:r>
-        <w:t xml:space="preserve">then</w:t>
-      </w:r>
-      <w:r>
-        <w:t xml:space="preserve"> </w:t>
-      </w:r>
+      <w:del w:id="30" w:author="PR Preview" w:date="2026-01-01T00:00:00Z">
+        <w:r>
+          <w:delText xml:space="preserve"> </w:delText>
+        </w:r>
+      </w:del>
+      <w:del w:id="31" w:author="PR Preview" w:date="2026-01-01T00:00:00Z">
+        <w:r>
+          <w:delText xml:space="preserve">then</w:delText>
+        </w:r>
+      </w:del>
+      <w:del w:id="32" w:author="PR Preview" w:date="2026-01-01T00:00:00Z">
+        <w:r>
+          <w:delText xml:space="preserve"> </w:delText>
+        </w:r>
+      </w:del>
       <m:oMath>
         <m:r>
           <m:t>V</m:t>
@@ -8649,15 +8613,21 @@
           <m:t>1</m:t>
         </m:r>
       </m:oMath>
-      <w:r>
-        <w:t xml:space="preserve"> </w:t>
-      </w:r>
-      <w:r>
-        <w:t xml:space="preserve">because</w:t>
-      </w:r>
-      <w:r>
-        <w:t xml:space="preserve"> </w:t>
-      </w:r>
+      <w:del w:id="33" w:author="PR Preview" w:date="2026-01-01T00:00:00Z">
+        <w:r>
+          <w:delText xml:space="preserve"> </w:delText>
+        </w:r>
+      </w:del>
+      <w:del w:id="34" w:author="PR Preview" w:date="2026-01-01T00:00:00Z">
+        <w:r>
+          <w:delText xml:space="preserve">because</w:delText>
+        </w:r>
+      </w:del>
+      <w:del w:id="35" w:author="PR Preview" w:date="2026-01-01T00:00:00Z">
+        <w:r>
+          <w:delText xml:space="preserve"> </w:delText>
+        </w:r>
+      </w:del>
       <m:oMath>
         <m:r>
           <m:t>V</m:t>
@@ -8672,18 +8642,26 @@
           <m:t>R</m:t>
         </m:r>
       </m:oMath>
-      <w:r>
-        <w:t xml:space="preserve">,</w:t>
-      </w:r>
-      <w:r>
-        <w:t xml:space="preserve"> </w:t>
-      </w:r>
-      <w:r>
-        <w:t xml:space="preserve">and if</w:t>
-      </w:r>
-      <w:r>
-        <w:t xml:space="preserve"> </w:t>
-      </w:r>
+      <w:del w:id="36" w:author="PR Preview" w:date="2026-01-01T00:00:00Z">
+        <w:r>
+          <w:delText xml:space="preserve">,</w:delText>
+        </w:r>
+      </w:del>
+      <w:del w:id="37" w:author="PR Preview" w:date="2026-01-01T00:00:00Z">
+        <w:r>
+          <w:delText xml:space="preserve"> </w:delText>
+        </w:r>
+      </w:del>
+      <w:del w:id="38" w:author="PR Preview" w:date="2026-01-01T00:00:00Z">
+        <w:r>
+          <w:delText xml:space="preserve">and if</w:delText>
+        </w:r>
+      </w:del>
+      <w:del w:id="39" w:author="PR Preview" w:date="2026-01-01T00:00:00Z">
+        <w:r>
+          <w:delText xml:space="preserve"> </w:delText>
+        </w:r>
+      </w:del>
       <m:oMath>
         <m:r>
           <m:t>V</m:t>
@@ -8698,15 +8676,21 @@
           <m:t>0</m:t>
         </m:r>
       </m:oMath>
-      <w:r>
-        <w:t xml:space="preserve"> </w:t>
-      </w:r>
-      <w:r>
-        <w:t xml:space="preserve">then</w:t>
-      </w:r>
-      <w:r>
-        <w:t xml:space="preserve"> </w:t>
-      </w:r>
+      <w:del w:id="40" w:author="PR Preview" w:date="2026-01-01T00:00:00Z">
+        <w:r>
+          <w:delText xml:space="preserve"> </w:delText>
+        </w:r>
+      </w:del>
+      <w:del w:id="41" w:author="PR Preview" w:date="2026-01-01T00:00:00Z">
+        <w:r>
+          <w:delText xml:space="preserve">then</w:delText>
+        </w:r>
+      </w:del>
+      <w:del w:id="42" w:author="PR Preview" w:date="2026-01-01T00:00:00Z">
+        <w:r>
+          <w:delText xml:space="preserve"> </w:delText>
+        </w:r>
+      </w:del>
       <m:oMath>
         <m:r>
           <m:t>V</m:t>
@@ -8757,18 +8741,26 @@
           <m:t>0</m:t>
         </m:r>
       </m:oMath>
-      <w:r>
-        <w:t xml:space="preserve">.</w:t>
-      </w:r>
-      <w:r>
-        <w:t xml:space="preserve"> </w:t>
-      </w:r>
-      <w:r>
-        <w:t xml:space="preserve">So</w:t>
-      </w:r>
-      <w:r>
-        <w:t xml:space="preserve"> </w:t>
-      </w:r>
+      <w:del w:id="43" w:author="PR Preview" w:date="2026-01-01T00:00:00Z">
+        <w:r>
+          <w:delText xml:space="preserve">.</w:delText>
+        </w:r>
+      </w:del>
+      <w:del w:id="44" w:author="PR Preview" w:date="2026-01-01T00:00:00Z">
+        <w:r>
+          <w:delText xml:space="preserve"> </w:delText>
+        </w:r>
+      </w:del>
+      <w:del w:id="45" w:author="PR Preview" w:date="2026-01-01T00:00:00Z">
+        <w:r>
+          <w:delText xml:space="preserve">So</w:delText>
+        </w:r>
+      </w:del>
+      <w:del w:id="46" w:author="PR Preview" w:date="2026-01-01T00:00:00Z">
+        <w:r>
+          <w:delText xml:space="preserve"> </w:delText>
+        </w:r>
+      </w:del>
       <m:oMath>
         <m:r>
           <m:rPr>
@@ -8809,18 +8801,26 @@
           </m:sub>
         </m:sSub>
       </m:oMath>
-      <w:r>
-        <w:t xml:space="preserve">,</w:t>
-      </w:r>
-      <w:r>
-        <w:t xml:space="preserve"> </w:t>
-      </w:r>
-      <w:r>
-        <w:t xml:space="preserve">and taking expectations gives</w:t>
-      </w:r>
-      <w:r>
-        <w:t xml:space="preserve"> </w:t>
-      </w:r>
+      <w:del w:id="47" w:author="PR Preview" w:date="2026-01-01T00:00:00Z">
+        <w:r>
+          <w:delText xml:space="preserve">,</w:delText>
+        </w:r>
+      </w:del>
+      <w:del w:id="48" w:author="PR Preview" w:date="2026-01-01T00:00:00Z">
+        <w:r>
+          <w:delText xml:space="preserve"> </w:delText>
+        </w:r>
+      </w:del>
+      <w:del w:id="49" w:author="PR Preview" w:date="2026-01-01T00:00:00Z">
+        <w:r>
+          <w:delText xml:space="preserve">and taking expectations gives</w:delText>
+        </w:r>
+      </w:del>
+      <w:del w:id="50" w:author="PR Preview" w:date="2026-01-01T00:00:00Z">
+        <w:r>
+          <w:delText xml:space="preserve"> </w:delText>
+        </w:r>
+      </w:del>
       <m:oMath>
         <m:r>
           <m:rPr>
@@ -8843,65 +8843,518 @@
           <m:t>FWER</m:t>
         </m:r>
       </m:oMath>
-      <w:r>
-        <w:t xml:space="preserve">.</w:t>
-      </w:r>
-      <w:r>
-        <w:t xml:space="preserve"> </w:t>
-      </w:r>
-      <w:r>
-        <w:t xml:space="preserve">A procedure that controls the FWER at level</w:t>
-      </w:r>
-      <w:r>
-        <w:t xml:space="preserve"> </w:t>
-      </w:r>
+      <w:del w:id="51" w:author="PR Preview" w:date="2026-01-01T00:00:00Z">
+        <w:r>
+          <w:delText xml:space="preserve">.</w:delText>
+        </w:r>
+      </w:del>
+      <w:del w:id="52" w:author="PR Preview" w:date="2026-01-01T00:00:00Z">
+        <w:r>
+          <w:delText xml:space="preserve"> </w:delText>
+        </w:r>
+      </w:del>
+      <w:del w:id="53" w:author="PR Preview" w:date="2026-01-01T00:00:00Z">
+        <w:r>
+          <w:delText xml:space="preserve">A procedure that controls the FWER at level</w:delText>
+        </w:r>
+      </w:del>
+      <w:del w:id="54" w:author="PR Preview" w:date="2026-01-01T00:00:00Z">
+        <w:r>
+          <w:delText xml:space="preserve"> </w:delText>
+        </w:r>
+      </w:del>
       <m:oMath>
         <m:r>
           <m:t>α</m:t>
         </m:r>
       </m:oMath>
-      <w:r>
-        <w:t xml:space="preserve"> </w:t>
-      </w:r>
-      <w:r>
-        <w:t xml:space="preserve">therefore controls the FDR at level</w:t>
-      </w:r>
-      <w:r>
-        <w:t xml:space="preserve"> </w:t>
-      </w:r>
+      <w:del w:id="55" w:author="PR Preview" w:date="2026-01-01T00:00:00Z">
+        <w:r>
+          <w:delText xml:space="preserve"> </w:delText>
+        </w:r>
+      </w:del>
+      <w:del w:id="56" w:author="PR Preview" w:date="2026-01-01T00:00:00Z">
+        <w:r>
+          <w:delText xml:space="preserve">therefore controls the FDR at level</w:delText>
+        </w:r>
+      </w:del>
+      <w:del w:id="57" w:author="PR Preview" w:date="2026-01-01T00:00:00Z">
+        <w:r>
+          <w:delText xml:space="preserve"> </w:delText>
+        </w:r>
+      </w:del>
       <m:oMath>
         <m:r>
           <m:t>α</m:t>
         </m:r>
       </m:oMath>
-      <w:r>
-        <w:t xml:space="preserve"> </w:t>
-      </w:r>
-      <w:r>
-        <w:t xml:space="preserve">too,</w:t>
-      </w:r>
-      <w:r>
-        <w:t xml:space="preserve"> </w:t>
-      </w:r>
-      <w:r>
-        <w:t xml:space="preserve">but the FDR can be controlled with many more rejections,</w:t>
-      </w:r>
-      <w:r>
-        <w:t xml:space="preserve"> </w:t>
-      </w:r>
-      <w:r>
-        <w:t xml:space="preserve">which is why it suits exploratory screens such as the Khan genes,</w:t>
-      </w:r>
-      <w:r>
-        <w:t xml:space="preserve"> </w:t>
-      </w:r>
-      <w:r>
-        <w:t xml:space="preserve">where a few false positives are an acceptable price for more discoveries.</w:t>
-      </w:r>
+      <w:del w:id="58" w:author="PR Preview" w:date="2026-01-01T00:00:00Z">
+        <w:r>
+          <w:delText xml:space="preserve"> </w:delText>
+        </w:r>
+      </w:del>
+      <w:del w:id="59" w:author="PR Preview" w:date="2026-01-01T00:00:00Z">
+        <w:r>
+          <w:delText xml:space="preserve">too,</w:delText>
+        </w:r>
+      </w:del>
+      <w:del w:id="60" w:author="PR Preview" w:date="2026-01-01T00:00:00Z">
+        <w:r>
+          <w:delText xml:space="preserve"> </w:delText>
+        </w:r>
+      </w:del>
+      <w:del w:id="61" w:author="PR Preview" w:date="2026-01-01T00:00:00Z">
+        <w:r>
+          <w:delText xml:space="preserve">but the FDR can be controlled with many more rejections,</w:delText>
+        </w:r>
+      </w:del>
+      <w:del w:id="62" w:author="PR Preview" w:date="2026-01-01T00:00:00Z">
+        <w:r>
+          <w:delText xml:space="preserve"> </w:delText>
+        </w:r>
+      </w:del>
+      <w:del w:id="63" w:author="PR Preview" w:date="2026-01-01T00:00:00Z">
+        <w:r>
+          <w:delText xml:space="preserve">which is why it suits exploratory screens such as the Khan genes,</w:delText>
+        </w:r>
+      </w:del>
+      <w:del w:id="64" w:author="PR Preview" w:date="2026-01-01T00:00:00Z">
+        <w:r>
+          <w:delText xml:space="preserve"> </w:delText>
+        </w:r>
+      </w:del>
+      <w:del w:id="65" w:author="PR Preview" w:date="2026-01-01T00:00:00Z">
+        <w:r>
+          <w:delText xml:space="preserve">where a few false positives are an acceptable price for more discoveries.</w:delText>
+        </w:r>
+      </w:del>
     </w:p>
-    <w:bookmarkEnd w:id="45"/>
-    <w:bookmarkEnd w:id="46"/>
-    <w:bookmarkStart w:id="52" w:name="sec-valid-p-values"/>
+    <w:p>
+      <w:pPr>
+        <w:pStyle w:val="BodyText"/>
+      </w:pPr>
+      <w:ins w:id="66" w:author="PR Preview" w:date="2026-01-01T00:00:00Z">
+        <w:r>
+          <w:rPr>
+            <w:i/>
+            <w:iCs/>
+          </w:rPr>
+          <w:t xml:space="preserve">Remark 3</w:t>
+        </w:r>
+      </w:ins>
+      <w:ins w:id="67" w:author="PR Preview" w:date="2026-01-01T00:00:00Z">
+        <w:r>
+          <w:t xml:space="preserve"> (The FDR is never larger than the FWER). </w:t>
+        </w:r>
+      </w:ins>
+      <w:ins w:id="68" w:author="PR Preview" w:date="2026-01-01T00:00:00Z">
+        <w:r>
+          <w:t xml:space="preserve">If</w:t>
+        </w:r>
+      </w:ins>
+      <w:ins w:id="69" w:author="PR Preview" w:date="2026-01-01T00:00:00Z">
+        <w:r>
+          <w:t xml:space="preserve"> </w:t>
+        </w:r>
+      </w:ins>
+      <m:oMath>
+        <m:r>
+          <m:t>V</m:t>
+        </m:r>
+        <m:r>
+          <m:rPr>
+            <m:sty m:val="p"/>
+          </m:rPr>
+          <m:t>≥</m:t>
+        </m:r>
+        <m:r>
+          <m:t>1</m:t>
+        </m:r>
+      </m:oMath>
+      <w:ins w:id="70" w:author="PR Preview" w:date="2026-01-01T00:00:00Z">
+        <w:r>
+          <w:t xml:space="preserve"> </w:t>
+        </w:r>
+      </w:ins>
+      <w:ins w:id="71" w:author="PR Preview" w:date="2026-01-01T00:00:00Z">
+        <w:r>
+          <w:t xml:space="preserve">then</w:t>
+        </w:r>
+      </w:ins>
+      <w:ins w:id="72" w:author="PR Preview" w:date="2026-01-01T00:00:00Z">
+        <w:r>
+          <w:t xml:space="preserve"> </w:t>
+        </w:r>
+      </w:ins>
+      <m:oMath>
+        <m:r>
+          <m:t>V</m:t>
+        </m:r>
+        <m:r>
+          <m:rPr>
+            <m:sty m:val="p"/>
+          </m:rPr>
+          <m:t>/</m:t>
+        </m:r>
+        <m:r>
+          <m:rPr>
+            <m:sty m:val="p"/>
+          </m:rPr>
+          <m:t>max</m:t>
+        </m:r>
+        <m:r>
+          <m:rPr>
+            <m:sty m:val="p"/>
+          </m:rPr>
+          <m:t>(</m:t>
+        </m:r>
+        <m:r>
+          <m:t>R</m:t>
+        </m:r>
+        <m:r>
+          <m:rPr>
+            <m:sty m:val="p"/>
+          </m:rPr>
+          <m:t>,</m:t>
+        </m:r>
+        <m:r>
+          <m:t>1</m:t>
+        </m:r>
+        <m:r>
+          <m:rPr>
+            <m:sty m:val="p"/>
+          </m:rPr>
+          <m:t>)</m:t>
+        </m:r>
+        <m:r>
+          <m:rPr>
+            <m:sty m:val="p"/>
+          </m:rPr>
+          <m:t>≤</m:t>
+        </m:r>
+        <m:r>
+          <m:t>1</m:t>
+        </m:r>
+      </m:oMath>
+      <w:ins w:id="73" w:author="PR Preview" w:date="2026-01-01T00:00:00Z">
+        <w:r>
+          <w:t xml:space="preserve"> </w:t>
+        </w:r>
+      </w:ins>
+      <w:ins w:id="74" w:author="PR Preview" w:date="2026-01-01T00:00:00Z">
+        <w:r>
+          <w:t xml:space="preserve">because</w:t>
+        </w:r>
+      </w:ins>
+      <w:ins w:id="75" w:author="PR Preview" w:date="2026-01-01T00:00:00Z">
+        <w:r>
+          <w:t xml:space="preserve"> </w:t>
+        </w:r>
+      </w:ins>
+      <m:oMath>
+        <m:r>
+          <m:t>V</m:t>
+        </m:r>
+        <m:r>
+          <m:rPr>
+            <m:sty m:val="p"/>
+          </m:rPr>
+          <m:t>≤</m:t>
+        </m:r>
+        <m:r>
+          <m:t>R</m:t>
+        </m:r>
+      </m:oMath>
+      <w:ins w:id="76" w:author="PR Preview" w:date="2026-01-01T00:00:00Z">
+        <w:r>
+          <w:t xml:space="preserve">,</w:t>
+        </w:r>
+      </w:ins>
+      <w:ins w:id="77" w:author="PR Preview" w:date="2026-01-01T00:00:00Z">
+        <w:r>
+          <w:t xml:space="preserve"> </w:t>
+        </w:r>
+      </w:ins>
+      <w:ins w:id="78" w:author="PR Preview" w:date="2026-01-01T00:00:00Z">
+        <w:r>
+          <w:t xml:space="preserve">and if</w:t>
+        </w:r>
+      </w:ins>
+      <w:ins w:id="79" w:author="PR Preview" w:date="2026-01-01T00:00:00Z">
+        <w:r>
+          <w:t xml:space="preserve"> </w:t>
+        </w:r>
+      </w:ins>
+      <m:oMath>
+        <m:r>
+          <m:t>V</m:t>
+        </m:r>
+        <m:r>
+          <m:rPr>
+            <m:sty m:val="p"/>
+          </m:rPr>
+          <m:t>=</m:t>
+        </m:r>
+        <m:r>
+          <m:t>0</m:t>
+        </m:r>
+      </m:oMath>
+      <w:ins w:id="80" w:author="PR Preview" w:date="2026-01-01T00:00:00Z">
+        <w:r>
+          <w:t xml:space="preserve"> </w:t>
+        </w:r>
+      </w:ins>
+      <w:ins w:id="81" w:author="PR Preview" w:date="2026-01-01T00:00:00Z">
+        <w:r>
+          <w:t xml:space="preserve">then</w:t>
+        </w:r>
+      </w:ins>
+      <w:ins w:id="82" w:author="PR Preview" w:date="2026-01-01T00:00:00Z">
+        <w:r>
+          <w:t xml:space="preserve"> </w:t>
+        </w:r>
+      </w:ins>
+      <m:oMath>
+        <m:r>
+          <m:t>V</m:t>
+        </m:r>
+        <m:r>
+          <m:rPr>
+            <m:sty m:val="p"/>
+          </m:rPr>
+          <m:t>/</m:t>
+        </m:r>
+        <m:r>
+          <m:rPr>
+            <m:sty m:val="p"/>
+          </m:rPr>
+          <m:t>max</m:t>
+        </m:r>
+        <m:r>
+          <m:rPr>
+            <m:sty m:val="p"/>
+          </m:rPr>
+          <m:t>(</m:t>
+        </m:r>
+        <m:r>
+          <m:t>R</m:t>
+        </m:r>
+        <m:r>
+          <m:rPr>
+            <m:sty m:val="p"/>
+          </m:rPr>
+          <m:t>,</m:t>
+        </m:r>
+        <m:r>
+          <m:t>1</m:t>
+        </m:r>
+        <m:r>
+          <m:rPr>
+            <m:sty m:val="p"/>
+          </m:rPr>
+          <m:t>)</m:t>
+        </m:r>
+        <m:r>
+          <m:rPr>
+            <m:sty m:val="p"/>
+          </m:rPr>
+          <m:t>=</m:t>
+        </m:r>
+        <m:r>
+          <m:t>0</m:t>
+        </m:r>
+      </m:oMath>
+      <w:ins w:id="83" w:author="PR Preview" w:date="2026-01-01T00:00:00Z">
+        <w:r>
+          <w:t xml:space="preserve">.</w:t>
+        </w:r>
+      </w:ins>
+      <w:ins w:id="84" w:author="PR Preview" w:date="2026-01-01T00:00:00Z">
+        <w:r>
+          <w:t xml:space="preserve"> </w:t>
+        </w:r>
+      </w:ins>
+      <w:ins w:id="85" w:author="PR Preview" w:date="2026-01-01T00:00:00Z">
+        <w:r>
+          <w:t xml:space="preserve">So</w:t>
+        </w:r>
+      </w:ins>
+      <w:ins w:id="86" w:author="PR Preview" w:date="2026-01-01T00:00:00Z">
+        <w:r>
+          <w:t xml:space="preserve"> </w:t>
+        </w:r>
+      </w:ins>
+      <m:oMath>
+        <m:r>
+          <m:rPr>
+            <m:nor/>
+            <m:sty m:val="p"/>
+          </m:rPr>
+          <m:t>FDP</m:t>
+        </m:r>
+        <m:r>
+          <m:rPr>
+            <m:sty m:val="p"/>
+          </m:rPr>
+          <m:t>≤</m:t>
+        </m:r>
+        <m:sSub>
+          <m:e>
+            <m:r>
+              <m:rPr>
+                <m:scr m:val="double-struck"/>
+                <m:sty m:val="p"/>
+              </m:rPr>
+              <m:t>1</m:t>
+            </m:r>
+          </m:e>
+          <m:sub>
+            <m:r>
+              <m:t>V</m:t>
+            </m:r>
+            <m:r>
+              <m:rPr>
+                <m:sty m:val="p"/>
+              </m:rPr>
+              <m:t>≥</m:t>
+            </m:r>
+            <m:r>
+              <m:t>1</m:t>
+            </m:r>
+          </m:sub>
+        </m:sSub>
+      </m:oMath>
+      <w:ins w:id="87" w:author="PR Preview" w:date="2026-01-01T00:00:00Z">
+        <w:r>
+          <w:t xml:space="preserve">,</w:t>
+        </w:r>
+      </w:ins>
+      <w:ins w:id="88" w:author="PR Preview" w:date="2026-01-01T00:00:00Z">
+        <w:r>
+          <w:t xml:space="preserve"> </w:t>
+        </w:r>
+      </w:ins>
+      <w:ins w:id="89" w:author="PR Preview" w:date="2026-01-01T00:00:00Z">
+        <w:r>
+          <w:t xml:space="preserve">and taking expectations gives</w:t>
+        </w:r>
+      </w:ins>
+      <w:ins w:id="90" w:author="PR Preview" w:date="2026-01-01T00:00:00Z">
+        <w:r>
+          <w:t xml:space="preserve"> </w:t>
+        </w:r>
+      </w:ins>
+      <m:oMath>
+        <m:r>
+          <m:rPr>
+            <m:nor/>
+            <m:sty m:val="p"/>
+          </m:rPr>
+          <m:t>FDR</m:t>
+        </m:r>
+        <m:r>
+          <m:rPr>
+            <m:sty m:val="p"/>
+          </m:rPr>
+          <m:t>≤</m:t>
+        </m:r>
+        <m:r>
+          <m:rPr>
+            <m:nor/>
+            <m:sty m:val="p"/>
+          </m:rPr>
+          <m:t>FWER</m:t>
+        </m:r>
+      </m:oMath>
+      <w:ins w:id="91" w:author="PR Preview" w:date="2026-01-01T00:00:00Z">
+        <w:r>
+          <w:t xml:space="preserve">.</w:t>
+        </w:r>
+      </w:ins>
+      <w:ins w:id="92" w:author="PR Preview" w:date="2026-01-01T00:00:00Z">
+        <w:r>
+          <w:t xml:space="preserve"> </w:t>
+        </w:r>
+      </w:ins>
+      <w:ins w:id="93" w:author="PR Preview" w:date="2026-01-01T00:00:00Z">
+        <w:r>
+          <w:t xml:space="preserve">A procedure that controls the FWER at level</w:t>
+        </w:r>
+      </w:ins>
+      <w:ins w:id="94" w:author="PR Preview" w:date="2026-01-01T00:00:00Z">
+        <w:r>
+          <w:t xml:space="preserve"> </w:t>
+        </w:r>
+      </w:ins>
+      <m:oMath>
+        <m:r>
+          <m:t>α</m:t>
+        </m:r>
+      </m:oMath>
+      <w:ins w:id="95" w:author="PR Preview" w:date="2026-01-01T00:00:00Z">
+        <w:r>
+          <w:t xml:space="preserve"> </w:t>
+        </w:r>
+      </w:ins>
+      <w:ins w:id="96" w:author="PR Preview" w:date="2026-01-01T00:00:00Z">
+        <w:r>
+          <w:t xml:space="preserve">therefore controls the FDR at level</w:t>
+        </w:r>
+      </w:ins>
+      <w:ins w:id="97" w:author="PR Preview" w:date="2026-01-01T00:00:00Z">
+        <w:r>
+          <w:t xml:space="preserve"> </w:t>
+        </w:r>
+      </w:ins>
+      <m:oMath>
+        <m:r>
+          <m:t>α</m:t>
+        </m:r>
+      </m:oMath>
+      <w:ins w:id="98" w:author="PR Preview" w:date="2026-01-01T00:00:00Z">
+        <w:r>
+          <w:t xml:space="preserve"> </w:t>
+        </w:r>
+      </w:ins>
+      <w:ins w:id="99" w:author="PR Preview" w:date="2026-01-01T00:00:00Z">
+        <w:r>
+          <w:t xml:space="preserve">too,</w:t>
+        </w:r>
+      </w:ins>
+      <w:ins w:id="100" w:author="PR Preview" w:date="2026-01-01T00:00:00Z">
+        <w:r>
+          <w:t xml:space="preserve"> </w:t>
+        </w:r>
+      </w:ins>
+      <w:ins w:id="101" w:author="PR Preview" w:date="2026-01-01T00:00:00Z">
+        <w:r>
+          <w:t xml:space="preserve">but the FDR can be controlled with many more rejections,</w:t>
+        </w:r>
+      </w:ins>
+      <w:ins w:id="102" w:author="PR Preview" w:date="2026-01-01T00:00:00Z">
+        <w:r>
+          <w:t xml:space="preserve"> </w:t>
+        </w:r>
+      </w:ins>
+      <w:ins w:id="103" w:author="PR Preview" w:date="2026-01-01T00:00:00Z">
+        <w:r>
+          <w:t xml:space="preserve">which is why it suits exploratory screens such as the Khan genes,</w:t>
+        </w:r>
+      </w:ins>
+      <w:ins w:id="104" w:author="PR Preview" w:date="2026-01-01T00:00:00Z">
+        <w:r>
+          <w:t xml:space="preserve"> </w:t>
+        </w:r>
+      </w:ins>
+      <w:ins w:id="105" w:author="PR Preview" w:date="2026-01-01T00:00:00Z">
+        <w:r>
+          <w:t xml:space="preserve">where a few false positives are an acceptable price for more discoveries.</w:t>
+        </w:r>
+      </w:ins>
+    </w:p>
+    <w:bookmarkEnd w:id="43"/>
+    <w:bookmarkEnd w:id="44"/>
+    <w:bookmarkStart w:id="50" w:name="sec-valid-p-values"/>
     <w:p>
       <w:pPr>
         <w:pStyle w:val="Heading3"/>
@@ -8910,7 +9363,7 @@
         <w:t xml:space="preserve">3.4 Valid p-values</w:t>
       </w:r>
     </w:p>
-    <w:bookmarkStart w:id="47" w:name="def-valid-p-value"/>
+    <w:bookmarkStart w:id="45" w:name="def-valid-p-value"/>
     <w:p>
       <w:pPr>
         <w:pStyle w:val="FirstParagraph"/>
@@ -9140,42 +9593,56 @@
         </m:oMath>
       </m:oMathPara>
     </w:p>
-    <w:bookmarkEnd w:id="47"/>
-    <w:bookmarkStart w:id="48" w:name="rem-valid-p-value-uniform"/>
+    <w:bookmarkEnd w:id="45"/>
+    <w:bookmarkStart w:id="46" w:name="rem-valid-p-value-uniform"/>
     <w:p>
       <w:pPr>
         <w:pStyle w:val="FirstParagraph"/>
       </w:pPr>
-      <w:r>
-        <w:rPr>
-          <w:i/>
-          <w:iCs/>
-        </w:rPr>
-        <w:t xml:space="preserve">Remark 3</w:t>
-      </w:r>
-      <w:r>
-        <w:t xml:space="preserve"> (Uniform p-values). </w:t>
-      </w:r>
-      <w:r>
-        <w:t xml:space="preserve">If the inequality in the definition of a valid p-value is an equality,</w:t>
-      </w:r>
-      <w:r>
-        <w:t xml:space="preserve"> </w:t>
-      </w:r>
+      <w:del w:id="106" w:author="PR Preview" w:date="2026-01-01T00:00:00Z">
+        <w:r>
+          <w:rPr>
+            <w:i/>
+            <w:iCs/>
+          </w:rPr>
+          <w:delText xml:space="preserve">Remark 3</w:delText>
+        </w:r>
+      </w:del>
+      <w:del w:id="107" w:author="PR Preview" w:date="2026-01-01T00:00:00Z">
+        <w:r>
+          <w:delText xml:space="preserve"> (Uniform p-values). </w:delText>
+        </w:r>
+      </w:del>
+      <w:del w:id="108" w:author="PR Preview" w:date="2026-01-01T00:00:00Z">
+        <w:r>
+          <w:delText xml:space="preserve">If the inequality in the definition of a valid p-value is an equality,</w:delText>
+        </w:r>
+      </w:del>
+      <w:del w:id="109" w:author="PR Preview" w:date="2026-01-01T00:00:00Z">
+        <w:r>
+          <w:delText xml:space="preserve"> </w:delText>
+        </w:r>
+      </w:del>
       <m:oMath>
         <m:r>
           <m:t>p</m:t>
         </m:r>
       </m:oMath>
-      <w:r>
-        <w:t xml:space="preserve"> </w:t>
-      </w:r>
-      <w:r>
-        <w:t xml:space="preserve">is uniform on</w:t>
-      </w:r>
-      <w:r>
-        <w:t xml:space="preserve"> </w:t>
-      </w:r>
+      <w:del w:id="110" w:author="PR Preview" w:date="2026-01-01T00:00:00Z">
+        <w:r>
+          <w:delText xml:space="preserve"> </w:delText>
+        </w:r>
+      </w:del>
+      <w:del w:id="111" w:author="PR Preview" w:date="2026-01-01T00:00:00Z">
+        <w:r>
+          <w:delText xml:space="preserve">is uniform on</w:delText>
+        </w:r>
+      </w:del>
+      <w:del w:id="112" w:author="PR Preview" w:date="2026-01-01T00:00:00Z">
+        <w:r>
+          <w:delText xml:space="preserve"> </w:delText>
+        </w:r>
+      </w:del>
       <m:oMath>
         <m:r>
           <m:rPr>
@@ -9202,15 +9669,21 @@
           <m:t>]</m:t>
         </m:r>
       </m:oMath>
-      <w:r>
-        <w:t xml:space="preserve"> </w:t>
-      </w:r>
-      <w:r>
-        <w:t xml:space="preserve">under</w:t>
-      </w:r>
-      <w:r>
-        <w:t xml:space="preserve"> </w:t>
-      </w:r>
+      <w:del w:id="113" w:author="PR Preview" w:date="2026-01-01T00:00:00Z">
+        <w:r>
+          <w:delText xml:space="preserve"> </w:delText>
+        </w:r>
+      </w:del>
+      <w:del w:id="114" w:author="PR Preview" w:date="2026-01-01T00:00:00Z">
+        <w:r>
+          <w:delText xml:space="preserve">under</w:delText>
+        </w:r>
+      </w:del>
+      <w:del w:id="115" w:author="PR Preview" w:date="2026-01-01T00:00:00Z">
+        <w:r>
+          <w:delText xml:space="preserve"> </w:delText>
+        </w:r>
+      </w:del>
       <m:oMath>
         <m:sSub>
           <m:e>
@@ -9225,12 +9698,123 @@
           </m:sub>
         </m:sSub>
       </m:oMath>
-      <w:r>
-        <w:t xml:space="preserve">.</w:t>
-      </w:r>
+      <w:del w:id="116" w:author="PR Preview" w:date="2026-01-01T00:00:00Z">
+        <w:r>
+          <w:delText xml:space="preserve">.</w:delText>
+        </w:r>
+      </w:del>
     </w:p>
-    <w:bookmarkEnd w:id="48"/>
-    <w:bookmarkStart w:id="49" w:name="exm-valid-p-value"/>
+    <w:p>
+      <w:pPr>
+        <w:pStyle w:val="FirstParagraph"/>
+      </w:pPr>
+      <w:ins w:id="117" w:author="PR Preview" w:date="2026-01-01T00:00:00Z">
+        <w:r>
+          <w:rPr>
+            <w:i/>
+            <w:iCs/>
+          </w:rPr>
+          <w:t xml:space="preserve">Remark 4</w:t>
+        </w:r>
+      </w:ins>
+      <w:ins w:id="118" w:author="PR Preview" w:date="2026-01-01T00:00:00Z">
+        <w:r>
+          <w:t xml:space="preserve"> (Uniform p-values). </w:t>
+        </w:r>
+      </w:ins>
+      <w:ins w:id="119" w:author="PR Preview" w:date="2026-01-01T00:00:00Z">
+        <w:r>
+          <w:t xml:space="preserve">If the inequality in the definition of a valid p-value is an equality,</w:t>
+        </w:r>
+      </w:ins>
+      <w:ins w:id="120" w:author="PR Preview" w:date="2026-01-01T00:00:00Z">
+        <w:r>
+          <w:t xml:space="preserve"> </w:t>
+        </w:r>
+      </w:ins>
+      <m:oMath>
+        <m:r>
+          <m:t>p</m:t>
+        </m:r>
+      </m:oMath>
+      <w:ins w:id="121" w:author="PR Preview" w:date="2026-01-01T00:00:00Z">
+        <w:r>
+          <w:t xml:space="preserve"> </w:t>
+        </w:r>
+      </w:ins>
+      <w:ins w:id="122" w:author="PR Preview" w:date="2026-01-01T00:00:00Z">
+        <w:r>
+          <w:t xml:space="preserve">is uniform on</w:t>
+        </w:r>
+      </w:ins>
+      <w:ins w:id="123" w:author="PR Preview" w:date="2026-01-01T00:00:00Z">
+        <w:r>
+          <w:t xml:space="preserve"> </w:t>
+        </w:r>
+      </w:ins>
+      <m:oMath>
+        <m:r>
+          <m:rPr>
+            <m:sty m:val="p"/>
+          </m:rPr>
+          <m:t>[</m:t>
+        </m:r>
+        <m:r>
+          <m:t>0</m:t>
+        </m:r>
+        <m:r>
+          <m:rPr>
+            <m:sty m:val="p"/>
+          </m:rPr>
+          <m:t>,</m:t>
+        </m:r>
+        <m:r>
+          <m:t>1</m:t>
+        </m:r>
+        <m:r>
+          <m:rPr>
+            <m:sty m:val="p"/>
+          </m:rPr>
+          <m:t>]</m:t>
+        </m:r>
+      </m:oMath>
+      <w:ins w:id="124" w:author="PR Preview" w:date="2026-01-01T00:00:00Z">
+        <w:r>
+          <w:t xml:space="preserve"> </w:t>
+        </w:r>
+      </w:ins>
+      <w:ins w:id="125" w:author="PR Preview" w:date="2026-01-01T00:00:00Z">
+        <w:r>
+          <w:t xml:space="preserve">under</w:t>
+        </w:r>
+      </w:ins>
+      <w:ins w:id="126" w:author="PR Preview" w:date="2026-01-01T00:00:00Z">
+        <w:r>
+          <w:t xml:space="preserve"> </w:t>
+        </w:r>
+      </w:ins>
+      <m:oMath>
+        <m:sSub>
+          <m:e>
+            <m:r>
+              <m:t>H</m:t>
+            </m:r>
+          </m:e>
+          <m:sub>
+            <m:r>
+              <m:t>0</m:t>
+            </m:r>
+          </m:sub>
+        </m:sSub>
+      </m:oMath>
+      <w:ins w:id="127" w:author="PR Preview" w:date="2026-01-01T00:00:00Z">
+        <w:r>
+          <w:t xml:space="preserve">.</w:t>
+        </w:r>
+      </w:ins>
+    </w:p>
+    <w:bookmarkEnd w:id="46"/>
+    <w:bookmarkStart w:id="47" w:name="exm-valid-p-value"/>
     <w:p>
       <w:pPr>
         <w:pStyle w:val="BodyText"/>
@@ -9852,48 +10436,66 @@
         <w:t xml:space="preserve">.</w:t>
       </w:r>
     </w:p>
-    <w:bookmarkEnd w:id="49"/>
-    <w:bookmarkStart w:id="51" w:name="rem-valid-p-value-discrete"/>
+    <w:bookmarkEnd w:id="47"/>
+    <w:bookmarkStart w:id="49" w:name="rem-valid-p-value-discrete"/>
     <w:p>
       <w:pPr>
         <w:pStyle w:val="BodyText"/>
       </w:pPr>
-      <w:r>
-        <w:rPr>
-          <w:i/>
-          <w:iCs/>
-        </w:rPr>
-        <w:t xml:space="preserve">Remark 4</w:t>
-      </w:r>
-      <w:r>
-        <w:t xml:space="preserve"> (Discrete statistics give conservative p-values). </w:t>
-      </w:r>
-      <w:r>
-        <w:t xml:space="preserve">When the test statistic is discrete, as in</w:t>
-      </w:r>
-      <w:r>
-        <w:t xml:space="preserve"> </w:t>
-      </w:r>
-      <w:hyperlink r:id="rId50">
+      <w:del w:id="128" w:author="PR Preview" w:date="2026-01-01T00:00:00Z">
         <w:r>
           <w:rPr>
-            <w:rStyle w:val="Hyperlink"/>
+            <w:i/>
+            <w:iCs/>
           </w:rPr>
-          <w:t xml:space="preserve">Fisher’s exact test</w:t>
-        </w:r>
+          <w:delText xml:space="preserve">Remark 4</w:delText>
+        </w:r>
+      </w:del>
+      <w:del w:id="129" w:author="PR Preview" w:date="2026-01-01T00:00:00Z">
+        <w:r>
+          <w:delText xml:space="preserve"> (Discrete statistics give conservative p-values). </w:delText>
+        </w:r>
+      </w:del>
+      <w:del w:id="130" w:author="PR Preview" w:date="2026-01-01T00:00:00Z">
+        <w:r>
+          <w:delText xml:space="preserve">When the test statistic is discrete, as in</w:delText>
+        </w:r>
+      </w:del>
+      <w:del w:id="131" w:author="PR Preview" w:date="2026-01-01T00:00:00Z">
+        <w:r>
+          <w:delText xml:space="preserve"> </w:delText>
+        </w:r>
+      </w:del>
+      <w:hyperlink r:id="rId48">
+        <w:del w:id="132" w:author="PR Preview" w:date="2026-01-01T00:00:00Z">
+          <w:r>
+            <w:rPr>
+              <w:rStyle w:val="Hyperlink"/>
+            </w:rPr>
+            <w:delText xml:space="preserve">Fisher’s exact test</w:delText>
+          </w:r>
+        </w:del>
       </w:hyperlink>
-      <w:r>
-        <w:t xml:space="preserve">,</w:t>
-      </w:r>
-      <w:r>
-        <w:t xml:space="preserve"> </w:t>
-      </w:r>
-      <w:r>
-        <w:t xml:space="preserve">a p-value can satisfy</w:t>
-      </w:r>
-      <w:r>
-        <w:t xml:space="preserve"> </w:t>
-      </w:r>
+      <w:del w:id="133" w:author="PR Preview" w:date="2026-01-01T00:00:00Z">
+        <w:r>
+          <w:delText xml:space="preserve">,</w:delText>
+        </w:r>
+      </w:del>
+      <w:del w:id="134" w:author="PR Preview" w:date="2026-01-01T00:00:00Z">
+        <w:r>
+          <w:delText xml:space="preserve"> </w:delText>
+        </w:r>
+      </w:del>
+      <w:del w:id="135" w:author="PR Preview" w:date="2026-01-01T00:00:00Z">
+        <w:r>
+          <w:delText xml:space="preserve">a p-value can satisfy</w:delText>
+        </w:r>
+      </w:del>
+      <w:del w:id="136" w:author="PR Preview" w:date="2026-01-01T00:00:00Z">
+        <w:r>
+          <w:delText xml:space="preserve"> </w:delText>
+        </w:r>
+      </w:del>
       <m:oMath>
         <m:sSub>
           <m:e>
@@ -9953,40 +10555,219 @@
           <m:t>u</m:t>
         </m:r>
       </m:oMath>
-      <w:r>
-        <w:t xml:space="preserve"> </w:t>
-      </w:r>
-      <w:r>
-        <w:t xml:space="preserve">for some</w:t>
-      </w:r>
-      <w:r>
-        <w:t xml:space="preserve"> </w:t>
-      </w:r>
+      <w:del w:id="137" w:author="PR Preview" w:date="2026-01-01T00:00:00Z">
+        <w:r>
+          <w:delText xml:space="preserve"> </w:delText>
+        </w:r>
+      </w:del>
+      <w:del w:id="138" w:author="PR Preview" w:date="2026-01-01T00:00:00Z">
+        <w:r>
+          <w:delText xml:space="preserve">for some</w:delText>
+        </w:r>
+      </w:del>
+      <w:del w:id="139" w:author="PR Preview" w:date="2026-01-01T00:00:00Z">
+        <w:r>
+          <w:delText xml:space="preserve"> </w:delText>
+        </w:r>
+      </w:del>
       <m:oMath>
         <m:r>
           <m:t>u</m:t>
         </m:r>
       </m:oMath>
-      <w:r>
-        <w:t xml:space="preserve">.</w:t>
-      </w:r>
-      <w:r>
-        <w:t xml:space="preserve"> </w:t>
-      </w:r>
-      <w:r>
-        <w:t xml:space="preserve">It is still valid, but conservative:</w:t>
-      </w:r>
-      <w:r>
-        <w:t xml:space="preserve"> </w:t>
-      </w:r>
-      <w:r>
-        <w:t xml:space="preserve">it rejects a true null hypothesis less often than its nominal level.</w:t>
-      </w:r>
+      <w:del w:id="140" w:author="PR Preview" w:date="2026-01-01T00:00:00Z">
+        <w:r>
+          <w:delText xml:space="preserve">.</w:delText>
+        </w:r>
+      </w:del>
+      <w:del w:id="141" w:author="PR Preview" w:date="2026-01-01T00:00:00Z">
+        <w:r>
+          <w:delText xml:space="preserve"> </w:delText>
+        </w:r>
+      </w:del>
+      <w:del w:id="142" w:author="PR Preview" w:date="2026-01-01T00:00:00Z">
+        <w:r>
+          <w:delText xml:space="preserve">It is still valid, but conservative:</w:delText>
+        </w:r>
+      </w:del>
+      <w:del w:id="143" w:author="PR Preview" w:date="2026-01-01T00:00:00Z">
+        <w:r>
+          <w:delText xml:space="preserve"> </w:delText>
+        </w:r>
+      </w:del>
+      <w:del w:id="144" w:author="PR Preview" w:date="2026-01-01T00:00:00Z">
+        <w:r>
+          <w:delText xml:space="preserve">it rejects a true null hypothesis less often than its nominal level.</w:delText>
+        </w:r>
+      </w:del>
     </w:p>
+    <w:p>
+      <w:pPr>
+        <w:pStyle w:val="BodyText"/>
+      </w:pPr>
+      <w:ins w:id="145" w:author="PR Preview" w:date="2026-01-01T00:00:00Z">
+        <w:r>
+          <w:rPr>
+            <w:i/>
+            <w:iCs/>
+          </w:rPr>
+          <w:t xml:space="preserve">Remark 5</w:t>
+        </w:r>
+      </w:ins>
+      <w:ins w:id="146" w:author="PR Preview" w:date="2026-01-01T00:00:00Z">
+        <w:r>
+          <w:t xml:space="preserve"> (Discrete statistics give conservative p-values). </w:t>
+        </w:r>
+      </w:ins>
+      <w:ins w:id="147" w:author="PR Preview" w:date="2026-01-01T00:00:00Z">
+        <w:r>
+          <w:t xml:space="preserve">When the test statistic is discrete, as in</w:t>
+        </w:r>
+      </w:ins>
+      <w:ins w:id="148" w:author="PR Preview" w:date="2026-01-01T00:00:00Z">
+        <w:r>
+          <w:t xml:space="preserve"> </w:t>
+        </w:r>
+      </w:ins>
+      <w:hyperlink r:id="rId48">
+        <w:ins w:id="149" w:author="PR Preview" w:date="2026-01-01T00:00:00Z">
+          <w:r>
+            <w:rPr>
+              <w:rStyle w:val="Hyperlink"/>
+            </w:rPr>
+            <w:t xml:space="preserve">Fisher’s exact test</w:t>
+          </w:r>
+        </w:ins>
+      </w:hyperlink>
+      <w:ins w:id="150" w:author="PR Preview" w:date="2026-01-01T00:00:00Z">
+        <w:r>
+          <w:t xml:space="preserve">,</w:t>
+        </w:r>
+      </w:ins>
+      <w:ins w:id="151" w:author="PR Preview" w:date="2026-01-01T00:00:00Z">
+        <w:r>
+          <w:t xml:space="preserve"> </w:t>
+        </w:r>
+      </w:ins>
+      <w:ins w:id="152" w:author="PR Preview" w:date="2026-01-01T00:00:00Z">
+        <w:r>
+          <w:t xml:space="preserve">a p-value can satisfy</w:t>
+        </w:r>
+      </w:ins>
+      <w:ins w:id="153" w:author="PR Preview" w:date="2026-01-01T00:00:00Z">
+        <w:r>
+          <w:t xml:space="preserve"> </w:t>
+        </w:r>
+      </w:ins>
+      <m:oMath>
+        <m:sSub>
+          <m:e>
+            <m:r>
+              <m:rPr>
+                <m:sty m:val="p"/>
+              </m:rPr>
+              <m:t>Pr</m:t>
+            </m:r>
+          </m:e>
+          <m:sub>
+            <m:sSub>
+              <m:e>
+                <m:r>
+                  <m:t>H</m:t>
+                </m:r>
+              </m:e>
+              <m:sub>
+                <m:r>
+                  <m:t>0</m:t>
+                </m:r>
+              </m:sub>
+            </m:sSub>
+          </m:sub>
+        </m:sSub>
+        <m:r>
+          <m:rPr>
+            <m:sty m:val="p"/>
+          </m:rPr>
+          <m:t>(</m:t>
+        </m:r>
+        <m:r>
+          <m:t>p</m:t>
+        </m:r>
+        <m:r>
+          <m:rPr>
+            <m:sty m:val="p"/>
+          </m:rPr>
+          <m:t>≤</m:t>
+        </m:r>
+        <m:r>
+          <m:t>u</m:t>
+        </m:r>
+        <m:r>
+          <m:rPr>
+            <m:sty m:val="p"/>
+          </m:rPr>
+          <m:t>)</m:t>
+        </m:r>
+        <m:r>
+          <m:rPr>
+            <m:sty m:val="p"/>
+          </m:rPr>
+          <m:t>&lt;</m:t>
+        </m:r>
+        <m:r>
+          <m:t>u</m:t>
+        </m:r>
+      </m:oMath>
+      <w:ins w:id="154" w:author="PR Preview" w:date="2026-01-01T00:00:00Z">
+        <w:r>
+          <w:t xml:space="preserve"> </w:t>
+        </w:r>
+      </w:ins>
+      <w:ins w:id="155" w:author="PR Preview" w:date="2026-01-01T00:00:00Z">
+        <w:r>
+          <w:t xml:space="preserve">for some</w:t>
+        </w:r>
+      </w:ins>
+      <w:ins w:id="156" w:author="PR Preview" w:date="2026-01-01T00:00:00Z">
+        <w:r>
+          <w:t xml:space="preserve"> </w:t>
+        </w:r>
+      </w:ins>
+      <m:oMath>
+        <m:r>
+          <m:t>u</m:t>
+        </m:r>
+      </m:oMath>
+      <w:ins w:id="157" w:author="PR Preview" w:date="2026-01-01T00:00:00Z">
+        <w:r>
+          <w:t xml:space="preserve">.</w:t>
+        </w:r>
+      </w:ins>
+      <w:ins w:id="158" w:author="PR Preview" w:date="2026-01-01T00:00:00Z">
+        <w:r>
+          <w:t xml:space="preserve"> </w:t>
+        </w:r>
+      </w:ins>
+      <w:ins w:id="159" w:author="PR Preview" w:date="2026-01-01T00:00:00Z">
+        <w:r>
+          <w:t xml:space="preserve">It is still valid, but conservative:</w:t>
+        </w:r>
+      </w:ins>
+      <w:ins w:id="160" w:author="PR Preview" w:date="2026-01-01T00:00:00Z">
+        <w:r>
+          <w:t xml:space="preserve"> </w:t>
+        </w:r>
+      </w:ins>
+      <w:ins w:id="161" w:author="PR Preview" w:date="2026-01-01T00:00:00Z">
+        <w:r>
+          <w:t xml:space="preserve">it rejects a true null hypothesis less often than its nominal level.</w:t>
+        </w:r>
+      </w:ins>
+    </w:p>
+    <w:bookmarkEnd w:id="49"/>
+    <w:bookmarkEnd w:id="50"/>
     <w:bookmarkEnd w:id="51"/>
-    <w:bookmarkEnd w:id="52"/>
-    <w:bookmarkEnd w:id="53"/>
-    <w:bookmarkStart w:id="79" w:name="sec-fwer-control"/>
+    <w:bookmarkStart w:id="75" w:name="sec-fwer-control"/>
     <w:p>
       <w:pPr>
         <w:pStyle w:val="Heading2"/>
@@ -9995,7 +10776,7 @@
         <w:t xml:space="preserve">4 Controlling the family-wise error rate</w:t>
       </w:r>
     </w:p>
-    <w:bookmarkStart w:id="68" w:name="sec-bonferroni"/>
+    <w:bookmarkStart w:id="65" w:name="sec-bonferroni"/>
     <w:p>
       <w:pPr>
         <w:pStyle w:val="Heading3"/>
@@ -10004,7 +10785,7 @@
         <w:t xml:space="preserve">4.1 The Bonferroni correction</w:t>
       </w:r>
     </w:p>
-    <w:bookmarkStart w:id="56" w:name="def-bonferroni"/>
+    <w:bookmarkStart w:id="52" w:name="def-bonferroni"/>
     <w:p>
       <w:pPr>
         <w:pStyle w:val="FirstParagraph"/>
@@ -10295,127 +11076,39 @@
         </m:oMath>
       </m:oMathPara>
     </w:p>
-    <w:tbl>
-      <w:tblPr>
-        <w:tblStyle w:val="Table"/>
-        <w:tblLook w:firstRow="0" w:lastRow="0" w:firstColumn="0" w:lastColumn="0" w:noHBand="0" w:noVBand="0" w:val="0000"/>
-        <w:tblBorders>
-          <w:top w:val="single" w:sz="4" w:space="0" w:color="0758E5"/>
-          <w:left w:val="single" w:sz="24" w:space="0" w:color="0758E5"/>
-          <w:bottom w:val="single" w:sz="4" w:space="0" w:color="0758E5"/>
-          <w:right w:val="single" w:sz="4" w:space="0" w:color="0758E5"/>
-        </w:tblBorders>
-        <w:tblCellMar>
-          <w:left w:w="144" w:type="dxa"/>
-          <w:right w:w="144" w:type="dxa"/>
-        </w:tblCellMar>
-        <w:tblLook w:firstRow="0" w:lastRow="0" w:firstColumn="0" w:lastColumn="0" w:noHBand="0" w:noVBand="0" w:val="0000"/>
-      </w:tblPr>
-      <w:tr>
-        <w:trPr>
-          <w:cantSplit/>
-        </w:trPr>
-        <w:tc>
-          <w:tcPr>
-            <w:shd w:color="auto" w:fill="dae6fb" w:val="clear"/>
-            <w:tcMar>
-              <w:top w:w="92" w:type="dxa"/>
-              <w:bottom w:w="92" w:type="dxa"/>
-            </w:tcMar>
-          </w:tcPr>
-          <w:p>
-            <w:pPr>
-              <w:pStyle w:val="FirstParagraph"/>
-            </w:pPr>
-            <w:pPr>
-              <w:spacing w:before="0" w:after="0"/>
-              <w:textAlignment w:val="center"/>
-            </w:pPr>
-            <w:r>
-              <w:drawing>
-                <wp:inline>
-                  <wp:extent cx="152400" cy="152400"/>
-                  <wp:effectExtent b="0" l="0" r="0" t="0"/>
-                  <wp:docPr descr="" title="" id="54" name="Picture"/>
-                  <a:graphic>
-                    <a:graphicData uri="http://schemas.openxmlformats.org/drawingml/2006/picture">
-                      <pic:pic>
-                        <pic:nvPicPr>
-                          <pic:cNvPr descr="/opt/quarto/share/formats/docx/note.png" id="55" name="Picture"/>
-                          <pic:cNvPicPr>
-                            <a:picLocks noChangeArrowheads="1" noChangeAspect="1"/>
-                          </pic:cNvPicPr>
-                        </pic:nvPicPr>
-                        <pic:blipFill>
-                          <a:blip r:embed="rId39"/>
-                          <a:stretch>
-                            <a:fillRect/>
-                          </a:stretch>
-                        </pic:blipFill>
-                        <pic:spPr bwMode="auto">
-                          <a:xfrm>
-                            <a:off x="0" y="0"/>
-                            <a:ext cx="152400" cy="152400"/>
-                          </a:xfrm>
-                          <a:prstGeom prst="rect">
-                            <a:avLst/>
-                          </a:prstGeom>
-                          <a:noFill/>
-                          <a:ln w="9525">
-                            <a:noFill/>
-                            <a:headEnd/>
-                            <a:tailEnd/>
-                          </a:ln>
-                        </pic:spPr>
-                      </pic:pic>
-                    </a:graphicData>
-                  </a:graphic>
-                </wp:inline>
-              </w:drawing>
-            </w:r>
-            <w:r>
-              <w:t xml:space="preserve"> </w:t>
-            </w:r>
-            <w:r>
-              <w:t xml:space="preserve"> </w:t>
-            </w:r>
-            <w:r>
-              <w:t xml:space="preserve">Source</w:t>
-            </w:r>
-          </w:p>
-        </w:tc>
-      </w:tr>
-      <w:tr>
-        <w:trPr>
-          <w:cantSplit/>
-        </w:trPr>
-        <w:tc>
-          <w:tcPr>
-            <w:tcMar>
-              <w:top w:w="108" w:type="dxa"/>
-              <w:bottom w:w="108" w:type="dxa"/>
-            </w:tcMar>
-          </w:tcPr>
-          <w:p>
-            <w:pPr>
-              <w:pStyle w:val="BodyText"/>
-            </w:pPr>
-            <w:pPr>
-              <w:spacing w:before="16" w:after="16"/>
-            </w:pPr>
-            <w:r>
-              <w:t xml:space="preserve">James et al. (2021, ch. 13)</w:t>
-            </w:r>
-            <w:r>
-              <w:t xml:space="preserve">.</w:t>
-            </w:r>
-          </w:p>
-          <w:p/>
-        </w:tc>
-      </w:tr>
-    </w:tbl>
-    <w:bookmarkEnd w:id="56"/>
-    <w:bookmarkStart w:id="57" w:name="exm-bonferroni"/>
+    <w:bookmarkEnd w:id="52"/>
+    <w:bookmarkStart w:id="53" w:name="rem-source-bonferroni"/>
+    <w:p>
+      <w:pPr>
+        <w:pStyle w:val="FirstParagraph"/>
+      </w:pPr>
+      <w:ins w:id="162" w:author="PR Preview" w:date="2026-01-01T00:00:00Z">
+        <w:r>
+          <w:rPr>
+            <w:i/>
+            <w:iCs/>
+          </w:rPr>
+          <w:t xml:space="preserve">Remark 6</w:t>
+        </w:r>
+      </w:ins>
+      <w:ins w:id="163" w:author="PR Preview" w:date="2026-01-01T00:00:00Z">
+        <w:r>
+          <w:t xml:space="preserve"> (Source: Bonferroni correction). </w:t>
+        </w:r>
+      </w:ins>
+      <w:ins w:id="164" w:author="PR Preview" w:date="2026-01-01T00:00:00Z">
+        <w:r>
+          <w:t xml:space="preserve">James et al. (2021, ch. 13)</w:t>
+        </w:r>
+      </w:ins>
+      <w:ins w:id="165" w:author="PR Preview" w:date="2026-01-01T00:00:00Z">
+        <w:r>
+          <w:t xml:space="preserve">.</w:t>
+        </w:r>
+      </w:ins>
+    </w:p>
+    <w:bookmarkEnd w:id="53"/>
+    <w:bookmarkStart w:id="54" w:name="exm-bonferroni"/>
     <w:p>
       <w:pPr>
         <w:pStyle w:val="BodyText"/>
@@ -11797,8 +12490,8 @@
         </w:tc>
       </w:tr>
     </w:tbl>
-    <w:bookmarkEnd w:id="57"/>
-    <w:bookmarkStart w:id="58" w:name="exr-union-bound"/>
+    <w:bookmarkEnd w:id="54"/>
+    <w:bookmarkStart w:id="55" w:name="exr-union-bound"/>
     <w:p>
       <w:pPr>
         <w:pStyle w:val="BodyText"/>
@@ -12078,8 +12771,8 @@
         </m:oMath>
       </m:oMathPara>
     </w:p>
-    <w:bookmarkEnd w:id="58"/>
-    <w:bookmarkStart w:id="59" w:name="sol-union-bound"/>
+    <w:bookmarkEnd w:id="55"/>
+    <w:bookmarkStart w:id="56" w:name="sol-union-bound"/>
     <w:p>
       <w:pPr>
         <w:pStyle w:val="FirstParagraph"/>
@@ -12373,8 +13066,8 @@
         <w:t xml:space="preserve">The inequality holds.</w:t>
       </w:r>
     </w:p>
-    <w:bookmarkEnd w:id="59"/>
-    <w:bookmarkStart w:id="60" w:name="lem-indicator-union"/>
+    <w:bookmarkEnd w:id="56"/>
+    <w:bookmarkStart w:id="57" w:name="lem-indicator-union"/>
     <w:p>
       <w:pPr>
         <w:pStyle w:val="FirstParagraph"/>
@@ -12654,7 +13347,7 @@
         </m:oMath>
       </m:oMathPara>
     </w:p>
-    <w:bookmarkEnd w:id="60"/>
+    <w:bookmarkEnd w:id="57"/>
     <w:p>
       <w:pPr>
         <w:pStyle w:val="FirstParagraph"/>
@@ -12701,7 +13394,7 @@
         <w:t xml:space="preserve">.</w:t>
       </w:r>
     </w:p>
-    <w:bookmarkStart w:id="61" w:name="thm-union-bound"/>
+    <w:bookmarkStart w:id="58" w:name="thm-union-bound"/>
     <w:p>
       <w:pPr>
         <w:pStyle w:val="BodyText"/>
@@ -12936,7 +13629,7 @@
         </m:oMath>
       </m:oMathPara>
     </w:p>
-    <w:bookmarkEnd w:id="61"/>
+    <w:bookmarkEnd w:id="58"/>
     <w:p>
       <w:pPr>
         <w:pStyle w:val="FirstParagraph"/>
@@ -13500,7 +14193,7 @@
         </m:oMath>
       </m:oMathPara>
     </w:p>
-    <w:bookmarkStart w:id="62" w:name="exm-union-bound"/>
+    <w:bookmarkStart w:id="59" w:name="exm-union-bound"/>
     <w:p>
       <w:pPr>
         <w:pStyle w:val="FirstParagraph"/>
@@ -13799,8 +14492,8 @@
         <w:t xml:space="preserve">the bound exceeds 1 and says nothing.</w:t>
       </w:r>
     </w:p>
-    <w:bookmarkEnd w:id="62"/>
-    <w:bookmarkStart w:id="63" w:name="exr-bonferroni-fwer"/>
+    <w:bookmarkEnd w:id="59"/>
+    <w:bookmarkStart w:id="60" w:name="exr-bonferroni-fwer"/>
     <w:p>
       <w:pPr>
         <w:pStyle w:val="BodyText"/>
@@ -14029,8 +14722,8 @@
         <w:t xml:space="preserve">.</w:t>
       </w:r>
     </w:p>
-    <w:bookmarkEnd w:id="63"/>
-    <w:bookmarkStart w:id="64" w:name="sol-bonferroni-fwer"/>
+    <w:bookmarkEnd w:id="60"/>
+    <w:bookmarkStart w:id="61" w:name="sol-bonferroni-fwer"/>
     <w:p>
       <w:pPr>
         <w:pStyle w:val="BodyText"/>
@@ -14730,8 +15423,8 @@
         </m:oMath>
       </m:oMathPara>
     </w:p>
-    <w:bookmarkEnd w:id="64"/>
-    <w:bookmarkStart w:id="65" w:name="lem-bonferroni-false-positive-prob"/>
+    <w:bookmarkEnd w:id="61"/>
+    <w:bookmarkStart w:id="62" w:name="lem-bonferroni-false-positive-prob"/>
     <w:p>
       <w:pPr>
         <w:pStyle w:val="FirstParagraph"/>
@@ -15005,7 +15698,7 @@
         </m:oMath>
       </m:oMathPara>
     </w:p>
-    <w:bookmarkEnd w:id="65"/>
+    <w:bookmarkEnd w:id="62"/>
     <w:p>
       <w:pPr>
         <w:pStyle w:val="FirstParagraph"/>
@@ -15069,7 +15762,7 @@
         <w:t xml:space="preserve">).</w:t>
       </w:r>
     </w:p>
-    <w:bookmarkStart w:id="66" w:name="thm-bonferroni-fwer"/>
+    <w:bookmarkStart w:id="63" w:name="thm-bonferroni-fwer"/>
     <w:p>
       <w:pPr>
         <w:pStyle w:val="BodyText"/>
@@ -15211,7 +15904,7 @@
         <w:t xml:space="preserve">whatever the dependence between the p-values.</w:t>
       </w:r>
     </w:p>
-    <w:bookmarkEnd w:id="66"/>
+    <w:bookmarkEnd w:id="63"/>
     <w:p>
       <w:pPr>
         <w:pStyle w:val="BodyText"/>
@@ -15494,7 +16187,7 @@
         <w:t xml:space="preserve">so it needs no assumption about how the p-values depend on each other.</w:t>
       </w:r>
     </w:p>
-    <w:bookmarkStart w:id="67" w:name="exm-bonferroni-fwer"/>
+    <w:bookmarkStart w:id="64" w:name="exm-bonferroni-fwer"/>
     <w:p>
       <w:pPr>
         <w:pStyle w:val="BodyText"/>
@@ -15810,9 +16503,9 @@
         <w:t xml:space="preserve">against 85% for unadjusted testing.</w:t>
       </w:r>
     </w:p>
-    <w:bookmarkEnd w:id="67"/>
-    <w:bookmarkEnd w:id="68"/>
-    <w:bookmarkStart w:id="78" w:name="sec-holm"/>
+    <w:bookmarkEnd w:id="64"/>
+    <w:bookmarkEnd w:id="65"/>
+    <w:bookmarkStart w:id="74" w:name="sec-holm"/>
     <w:p>
       <w:pPr>
         <w:pStyle w:val="Heading3"/>
@@ -15821,7 +16514,7 @@
         <w:t xml:space="preserve">4.2 Holm’s step-down procedure</w:t>
       </w:r>
     </w:p>
-    <w:bookmarkStart w:id="71" w:name="def-holm"/>
+    <w:bookmarkStart w:id="66" w:name="def-holm"/>
     <w:p>
       <w:pPr>
         <w:pStyle w:val="FirstParagraph"/>
@@ -16455,133 +17148,49 @@
         <w:t xml:space="preserve">and no others.</w:t>
       </w:r>
     </w:p>
-    <w:tbl>
-      <w:tblPr>
-        <w:tblStyle w:val="Table"/>
-        <w:tblLook w:firstRow="0" w:lastRow="0" w:firstColumn="0" w:lastColumn="0" w:noHBand="0" w:noVBand="0" w:val="0000"/>
-        <w:tblBorders>
-          <w:top w:val="single" w:sz="4" w:space="0" w:color="0758E5"/>
-          <w:left w:val="single" w:sz="24" w:space="0" w:color="0758E5"/>
-          <w:bottom w:val="single" w:sz="4" w:space="0" w:color="0758E5"/>
-          <w:right w:val="single" w:sz="4" w:space="0" w:color="0758E5"/>
-        </w:tblBorders>
-        <w:tblCellMar>
-          <w:left w:w="144" w:type="dxa"/>
-          <w:right w:w="144" w:type="dxa"/>
-        </w:tblCellMar>
-        <w:tblLook w:firstRow="0" w:lastRow="0" w:firstColumn="0" w:lastColumn="0" w:noHBand="0" w:noVBand="0" w:val="0000"/>
-      </w:tblPr>
-      <w:tr>
-        <w:trPr>
-          <w:cantSplit/>
-        </w:trPr>
-        <w:tc>
-          <w:tcPr>
-            <w:shd w:color="auto" w:fill="dae6fb" w:val="clear"/>
-            <w:tcMar>
-              <w:top w:w="92" w:type="dxa"/>
-              <w:bottom w:w="92" w:type="dxa"/>
-            </w:tcMar>
-          </w:tcPr>
-          <w:p>
-            <w:pPr>
-              <w:pStyle w:val="BodyText"/>
-            </w:pPr>
-            <w:pPr>
-              <w:spacing w:before="0" w:after="0"/>
-              <w:textAlignment w:val="center"/>
-            </w:pPr>
-            <w:r>
-              <w:drawing>
-                <wp:inline>
-                  <wp:extent cx="152400" cy="152400"/>
-                  <wp:effectExtent b="0" l="0" r="0" t="0"/>
-                  <wp:docPr descr="" title="" id="69" name="Picture"/>
-                  <a:graphic>
-                    <a:graphicData uri="http://schemas.openxmlformats.org/drawingml/2006/picture">
-                      <pic:pic>
-                        <pic:nvPicPr>
-                          <pic:cNvPr descr="/opt/quarto/share/formats/docx/note.png" id="70" name="Picture"/>
-                          <pic:cNvPicPr>
-                            <a:picLocks noChangeArrowheads="1" noChangeAspect="1"/>
-                          </pic:cNvPicPr>
-                        </pic:nvPicPr>
-                        <pic:blipFill>
-                          <a:blip r:embed="rId39"/>
-                          <a:stretch>
-                            <a:fillRect/>
-                          </a:stretch>
-                        </pic:blipFill>
-                        <pic:spPr bwMode="auto">
-                          <a:xfrm>
-                            <a:off x="0" y="0"/>
-                            <a:ext cx="152400" cy="152400"/>
-                          </a:xfrm>
-                          <a:prstGeom prst="rect">
-                            <a:avLst/>
-                          </a:prstGeom>
-                          <a:noFill/>
-                          <a:ln w="9525">
-                            <a:noFill/>
-                            <a:headEnd/>
-                            <a:tailEnd/>
-                          </a:ln>
-                        </pic:spPr>
-                      </pic:pic>
-                    </a:graphicData>
-                  </a:graphic>
-                </wp:inline>
-              </w:drawing>
-            </w:r>
-            <w:r>
-              <w:t xml:space="preserve"> </w:t>
-            </w:r>
-            <w:r>
-              <w:t xml:space="preserve"> </w:t>
-            </w:r>
-            <w:r>
-              <w:t xml:space="preserve">Source</w:t>
-            </w:r>
-          </w:p>
-        </w:tc>
-      </w:tr>
-      <w:tr>
-        <w:trPr>
-          <w:cantSplit/>
-        </w:trPr>
-        <w:tc>
-          <w:tcPr>
-            <w:tcMar>
-              <w:top w:w="108" w:type="dxa"/>
-              <w:bottom w:w="108" w:type="dxa"/>
-            </w:tcMar>
-          </w:tcPr>
-          <w:p>
-            <w:pPr>
-              <w:pStyle w:val="BodyText"/>
-            </w:pPr>
-            <w:pPr>
-              <w:spacing w:before="16" w:after="16"/>
-            </w:pPr>
-            <w:r>
-              <w:t xml:space="preserve">Holm</w:t>
-            </w:r>
-            <w:r>
-              <w:t xml:space="preserve"> </w:t>
-            </w:r>
-            <w:r>
-              <w:t xml:space="preserve">(1979)</w:t>
-            </w:r>
-            <w:r>
-              <w:t xml:space="preserve">.</w:t>
-            </w:r>
-          </w:p>
-          <w:p/>
-        </w:tc>
-      </w:tr>
-    </w:tbl>
-    <w:bookmarkEnd w:id="71"/>
-    <w:bookmarkStart w:id="72" w:name="exm-holm"/>
+    <w:bookmarkEnd w:id="66"/>
+    <w:bookmarkStart w:id="67" w:name="rem-source-holm"/>
+    <w:p>
+      <w:pPr>
+        <w:pStyle w:val="BodyText"/>
+      </w:pPr>
+      <w:ins w:id="166" w:author="PR Preview" w:date="2026-01-01T00:00:00Z">
+        <w:r>
+          <w:rPr>
+            <w:i/>
+            <w:iCs/>
+          </w:rPr>
+          <w:t xml:space="preserve">Remark 7</w:t>
+        </w:r>
+      </w:ins>
+      <w:ins w:id="167" w:author="PR Preview" w:date="2026-01-01T00:00:00Z">
+        <w:r>
+          <w:t xml:space="preserve"> (Source: Holm’s step-down procedure). </w:t>
+        </w:r>
+      </w:ins>
+      <w:ins w:id="168" w:author="PR Preview" w:date="2026-01-01T00:00:00Z">
+        <w:r>
+          <w:t xml:space="preserve">Holm</w:t>
+        </w:r>
+      </w:ins>
+      <w:ins w:id="169" w:author="PR Preview" w:date="2026-01-01T00:00:00Z">
+        <w:r>
+          <w:t xml:space="preserve"> </w:t>
+        </w:r>
+      </w:ins>
+      <w:ins w:id="170" w:author="PR Preview" w:date="2026-01-01T00:00:00Z">
+        <w:r>
+          <w:t xml:space="preserve">(1979)</w:t>
+        </w:r>
+      </w:ins>
+      <w:ins w:id="171" w:author="PR Preview" w:date="2026-01-01T00:00:00Z">
+        <w:r>
+          <w:t xml:space="preserve">.</w:t>
+        </w:r>
+      </w:ins>
+    </w:p>
+    <w:bookmarkEnd w:id="67"/>
+    <w:bookmarkStart w:id="68" w:name="exm-holm"/>
     <w:p>
       <w:pPr>
         <w:pStyle w:val="BodyText"/>
@@ -18682,8 +19291,8 @@
         <w:t xml:space="preserve">they reject 62 and 62.</w:t>
       </w:r>
     </w:p>
-    <w:bookmarkEnd w:id="72"/>
-    <w:bookmarkStart w:id="73" w:name="exr-holm-threshold"/>
+    <w:bookmarkEnd w:id="68"/>
+    <w:bookmarkStart w:id="69" w:name="exr-holm-threshold"/>
     <w:p>
       <w:pPr>
         <w:pStyle w:val="BodyText"/>
@@ -18944,8 +19553,8 @@
         </m:oMath>
       </m:oMathPara>
     </w:p>
-    <w:bookmarkEnd w:id="73"/>
-    <w:bookmarkStart w:id="74" w:name="sol-holm-threshold"/>
+    <w:bookmarkEnd w:id="69"/>
+    <w:bookmarkStart w:id="70" w:name="sol-holm-threshold"/>
     <w:p>
       <w:pPr>
         <w:pStyle w:val="FirstParagraph"/>
@@ -19937,8 +20546,8 @@
         <w:t xml:space="preserve">, the claim follows.</w:t>
       </w:r>
     </w:p>
-    <w:bookmarkEnd w:id="74"/>
-    <w:bookmarkStart w:id="75" w:name="lem-holm-threshold"/>
+    <w:bookmarkEnd w:id="70"/>
+    <w:bookmarkStart w:id="71" w:name="lem-holm-threshold"/>
     <w:p>
       <w:pPr>
         <w:pStyle w:val="BodyText"/>
@@ -20199,7 +20808,7 @@
         </m:oMath>
       </m:oMathPara>
     </w:p>
-    <w:bookmarkEnd w:id="75"/>
+    <w:bookmarkEnd w:id="71"/>
     <w:p>
       <w:pPr>
         <w:pStyle w:val="FirstParagraph"/>
@@ -20246,7 +20855,7 @@
         <w:t xml:space="preserve">.</w:t>
       </w:r>
     </w:p>
-    <w:bookmarkStart w:id="76" w:name="thm-holm-fwer"/>
+    <w:bookmarkStart w:id="72" w:name="thm-holm-fwer"/>
     <w:p>
       <w:pPr>
         <w:pStyle w:val="BodyText"/>
@@ -20349,7 +20958,7 @@
         <w:t xml:space="preserve">whatever the dependence between the p-values.</w:t>
       </w:r>
     </w:p>
-    <w:bookmarkEnd w:id="76"/>
+    <w:bookmarkEnd w:id="72"/>
     <w:p>
       <w:pPr>
         <w:pStyle w:val="BodyText"/>
@@ -21467,7 +22076,7 @@
         <w:t xml:space="preserve">As for the Bonferroni correction, no assumption about dependence is needed.</w:t>
       </w:r>
     </w:p>
-    <w:bookmarkStart w:id="77" w:name="exm-holm-fwer"/>
+    <w:bookmarkStart w:id="73" w:name="exm-holm-fwer"/>
     <w:p>
       <w:pPr>
         <w:pStyle w:val="BodyText"/>
@@ -21710,7 +22319,7 @@
         <w:t xml:space="preserve">Holm’s procedure can only reject more, but here the extra rejections are rare.</w:t>
       </w:r>
     </w:p>
-    <w:bookmarkEnd w:id="77"/>
+    <w:bookmarkEnd w:id="73"/>
     <w:p>
       <w:pPr>
         <w:pStyle w:val="Compact"/>
@@ -21719,17 +22328,17 @@
           <w:numId w:val="1004"/>
         </w:numPr>
       </w:pPr>
-      <w:ins w:id="3" w:author="PR Preview" w:date="2026-01-01T00:00:00Z">
+      <w:ins w:id="172" w:author="PR Preview" w:date="2026-01-01T00:00:00Z">
         <w:r>
           <w:t xml:space="preserve">Casella and Berger (2002, sec. 11.2.5, pp. 534–535)</w:t>
         </w:r>
       </w:ins>
-      <w:ins w:id="4" w:author="PR Preview" w:date="2026-01-01T00:00:00Z">
+      <w:ins w:id="173" w:author="PR Preview" w:date="2026-01-01T00:00:00Z">
         <w:r>
           <w:t xml:space="preserve"> </w:t>
         </w:r>
       </w:ins>
-      <w:ins w:id="5" w:author="PR Preview" w:date="2026-01-01T00:00:00Z">
+      <w:ins w:id="174" w:author="PR Preview" w:date="2026-01-01T00:00:00Z">
         <w:r>
           <w:t xml:space="preserve">covers simultaneous estimation of contrasts.</w:t>
         </w:r>
@@ -21743,25 +22352,25 @@
           <w:numId w:val="1004"/>
         </w:numPr>
       </w:pPr>
-      <w:ins w:id="6" w:author="PR Preview" w:date="2026-01-01T00:00:00Z">
+      <w:ins w:id="175" w:author="PR Preview" w:date="2026-01-01T00:00:00Z">
         <w:r>
           <w:t xml:space="preserve">Rice (2007, sec. 12.2.2, pp. 485–487)</w:t>
         </w:r>
       </w:ins>
-      <w:ins w:id="7" w:author="PR Preview" w:date="2026-01-01T00:00:00Z">
+      <w:ins w:id="176" w:author="PR Preview" w:date="2026-01-01T00:00:00Z">
         <w:r>
           <w:t xml:space="preserve"> </w:t>
         </w:r>
       </w:ins>
-      <w:ins w:id="8" w:author="PR Preview" w:date="2026-01-01T00:00:00Z">
+      <w:ins w:id="177" w:author="PR Preview" w:date="2026-01-01T00:00:00Z">
         <w:r>
           <w:t xml:space="preserve">covers multiple comparisons.</w:t>
         </w:r>
       </w:ins>
     </w:p>
-    <w:bookmarkEnd w:id="78"/>
-    <w:bookmarkEnd w:id="79"/>
-    <w:bookmarkStart w:id="91" w:name="sec-fdr-control"/>
+    <w:bookmarkEnd w:id="74"/>
+    <w:bookmarkEnd w:id="75"/>
+    <w:bookmarkStart w:id="85" w:name="sec-fdr-control"/>
     <w:p>
       <w:pPr>
         <w:pStyle w:val="Heading2"/>
@@ -21770,7 +22379,7 @@
         <w:t xml:space="preserve">5 Controlling the false discovery rate</w:t>
       </w:r>
     </w:p>
-    <w:bookmarkStart w:id="90" w:name="sec-bh"/>
+    <w:bookmarkStart w:id="84" w:name="sec-bh"/>
     <w:p>
       <w:pPr>
         <w:pStyle w:val="Heading3"/>
@@ -21779,7 +22388,7 @@
         <w:t xml:space="preserve">5.1 The Benjamini–Hochberg procedure</w:t>
       </w:r>
     </w:p>
-    <w:bookmarkStart w:id="82" w:name="def-bh"/>
+    <w:bookmarkStart w:id="76" w:name="def-bh"/>
     <w:p>
       <w:pPr>
         <w:pStyle w:val="FirstParagraph"/>
@@ -22247,159 +22856,46 @@
         <w:t xml:space="preserve">and no others.</w:t>
       </w:r>
     </w:p>
-    <w:tbl>
-      <w:tblPr>
-        <w:tblStyle w:val="Table"/>
-        <w:tblLook w:firstRow="0" w:lastRow="0" w:firstColumn="0" w:lastColumn="0" w:noHBand="0" w:noVBand="0" w:val="0000"/>
-        <w:tblBorders>
-          <w:top w:val="single" w:sz="4" w:space="0" w:color="0758E5"/>
-          <w:left w:val="single" w:sz="24" w:space="0" w:color="0758E5"/>
-          <w:bottom w:val="single" w:sz="4" w:space="0" w:color="0758E5"/>
-          <w:right w:val="single" w:sz="4" w:space="0" w:color="0758E5"/>
-        </w:tblBorders>
-        <w:tblCellMar>
-          <w:left w:w="144" w:type="dxa"/>
-          <w:right w:w="144" w:type="dxa"/>
-        </w:tblCellMar>
-        <w:tblLook w:firstRow="0" w:lastRow="0" w:firstColumn="0" w:lastColumn="0" w:noHBand="0" w:noVBand="0" w:val="0000"/>
-      </w:tblPr>
-      <w:tr>
-        <w:trPr>
-          <w:cantSplit/>
-        </w:trPr>
-        <w:tc>
-          <w:tcPr>
-            <w:shd w:color="auto" w:fill="dae6fb" w:val="clear"/>
-            <w:tcMar>
-              <w:top w:w="92" w:type="dxa"/>
-              <w:bottom w:w="92" w:type="dxa"/>
-            </w:tcMar>
-          </w:tcPr>
-          <w:p>
-            <w:pPr>
-              <w:pStyle w:val="BodyText"/>
-            </w:pPr>
-            <w:pPr>
-              <w:spacing w:before="0" w:after="0"/>
-              <w:textAlignment w:val="center"/>
-            </w:pPr>
-            <w:r>
-              <w:drawing>
-                <wp:inline>
-                  <wp:extent cx="152400" cy="152400"/>
-                  <wp:effectExtent b="0" l="0" r="0" t="0"/>
-                  <wp:docPr descr="" title="" id="80" name="Picture"/>
-                  <a:graphic>
-                    <a:graphicData uri="http://schemas.openxmlformats.org/drawingml/2006/picture">
-                      <pic:pic>
-                        <pic:nvPicPr>
-                          <pic:cNvPr descr="/opt/quarto/share/formats/docx/note.png" id="81" name="Picture"/>
-                          <pic:cNvPicPr>
-                            <a:picLocks noChangeArrowheads="1" noChangeAspect="1"/>
-                          </pic:cNvPicPr>
-                        </pic:nvPicPr>
-                        <pic:blipFill>
-                          <a:blip r:embed="rId39"/>
-                          <a:stretch>
-                            <a:fillRect/>
-                          </a:stretch>
-                        </pic:blipFill>
-                        <pic:spPr bwMode="auto">
-                          <a:xfrm>
-                            <a:off x="0" y="0"/>
-                            <a:ext cx="152400" cy="152400"/>
-                          </a:xfrm>
-                          <a:prstGeom prst="rect">
-                            <a:avLst/>
-                          </a:prstGeom>
-                          <a:noFill/>
-                          <a:ln w="9525">
-                            <a:noFill/>
-                            <a:headEnd/>
-                            <a:tailEnd/>
-                          </a:ln>
-                        </pic:spPr>
-                      </pic:pic>
-                    </a:graphicData>
-                  </a:graphic>
-                </wp:inline>
-              </w:drawing>
-            </w:r>
-            <w:r>
-              <w:t xml:space="preserve"> </w:t>
-            </w:r>
-            <w:r>
-              <w:t xml:space="preserve"> </w:t>
-            </w:r>
-            <w:r>
-              <w:t xml:space="preserve">Source</w:t>
-            </w:r>
-          </w:p>
-        </w:tc>
-      </w:tr>
-      <w:tr>
-        <w:trPr>
-          <w:cantSplit/>
-        </w:trPr>
-        <w:tc>
-          <w:tcPr>
-            <w:tcMar>
-              <w:top w:w="108" w:type="dxa"/>
-              <w:bottom w:w="108" w:type="dxa"/>
-            </w:tcMar>
-          </w:tcPr>
-          <w:p>
-            <w:pPr>
-              <w:pStyle w:val="BodyText"/>
-            </w:pPr>
-            <w:pPr>
-              <w:spacing w:before="16" w:after="16"/>
-            </w:pPr>
-            <w:r>
-              <w:t xml:space="preserve">Benjamini and Hochberg</w:t>
-            </w:r>
-            <w:r>
-              <w:t xml:space="preserve"> </w:t>
-            </w:r>
-            <w:r>
-              <w:t xml:space="preserve">(1995)</w:t>
-            </w:r>
-            <w:r>
-              <w:t xml:space="preserve">.</w:t>
-            </w:r>
-          </w:p>
-          <w:p/>
-        </w:tc>
-      </w:tr>
-    </w:tbl>
-    <w:bookmarkEnd w:id="82"/>
-    <w:bookmarkStart w:id="83" w:name="rem-bh-step-up"/>
+    <w:bookmarkEnd w:id="76"/>
+    <w:bookmarkStart w:id="77" w:name="rem-source-bh"/>
     <w:p>
       <w:pPr>
         <w:pStyle w:val="BodyText"/>
       </w:pPr>
-      <w:r>
-        <w:rPr>
-          <w:i/>
-          <w:iCs/>
-        </w:rPr>
-        <w:t xml:space="preserve">Remark 5</w:t>
-      </w:r>
-      <w:r>
-        <w:t xml:space="preserve"> (BH is a step-up procedure). </w:t>
-      </w:r>
-      <w:r>
-        <w:t xml:space="preserve">Holm’s procedure starts at the smallest p-value and stops at the first failure.</w:t>
-      </w:r>
-      <w:r>
-        <w:t xml:space="preserve"> </w:t>
-      </w:r>
-      <w:r>
-        <w:t xml:space="preserve">BH starts at the largest p-value and works down until one passes its threshold</w:t>
-      </w:r>
-      <w:r>
-        <w:t xml:space="preserve"> </w:t>
-      </w:r>
+      <w:del w:id="178" w:author="PR Preview" w:date="2026-01-01T00:00:00Z">
+        <w:r>
+          <w:rPr>
+            <w:i/>
+            <w:iCs/>
+          </w:rPr>
+          <w:delText xml:space="preserve">Remark 5</w:delText>
+        </w:r>
+      </w:del>
+      <w:del w:id="179" w:author="PR Preview" w:date="2026-01-01T00:00:00Z">
+        <w:r>
+          <w:delText xml:space="preserve"> (BH is a step-up procedure). </w:delText>
+        </w:r>
+      </w:del>
+      <w:del w:id="180" w:author="PR Preview" w:date="2026-01-01T00:00:00Z">
+        <w:r>
+          <w:delText xml:space="preserve">Holm’s procedure starts at the smallest p-value and stops at the first failure.</w:delText>
+        </w:r>
+      </w:del>
+      <w:del w:id="181" w:author="PR Preview" w:date="2026-01-01T00:00:00Z">
+        <w:r>
+          <w:delText xml:space="preserve"> </w:delText>
+        </w:r>
+      </w:del>
+      <w:del w:id="182" w:author="PR Preview" w:date="2026-01-01T00:00:00Z">
+        <w:r>
+          <w:delText xml:space="preserve">BH starts at the largest p-value and works down until one passes its threshold</w:delText>
+        </w:r>
+      </w:del>
+      <w:del w:id="183" w:author="PR Preview" w:date="2026-01-01T00:00:00Z">
+        <w:r>
+          <w:delText xml:space="preserve"> </w:delText>
+        </w:r>
+      </w:del>
       <m:oMath>
         <m:r>
           <m:t>k</m:t>
@@ -22417,18 +22913,26 @@
           <m:t>m</m:t>
         </m:r>
       </m:oMath>
-      <w:r>
-        <w:t xml:space="preserve">.</w:t>
-      </w:r>
-      <w:r>
-        <w:t xml:space="preserve"> </w:t>
-      </w:r>
-      <w:r>
-        <w:t xml:space="preserve">Every hypothesis ranked at or below</w:t>
-      </w:r>
-      <w:r>
-        <w:t xml:space="preserve"> </w:t>
-      </w:r>
+      <w:del w:id="184" w:author="PR Preview" w:date="2026-01-01T00:00:00Z">
+        <w:r>
+          <w:delText xml:space="preserve">.</w:delText>
+        </w:r>
+      </w:del>
+      <w:del w:id="185" w:author="PR Preview" w:date="2026-01-01T00:00:00Z">
+        <w:r>
+          <w:delText xml:space="preserve"> </w:delText>
+        </w:r>
+      </w:del>
+      <w:del w:id="186" w:author="PR Preview" w:date="2026-01-01T00:00:00Z">
+        <w:r>
+          <w:delText xml:space="preserve">Every hypothesis ranked at or below</w:delText>
+        </w:r>
+      </w:del>
+      <w:del w:id="187" w:author="PR Preview" w:date="2026-01-01T00:00:00Z">
+        <w:r>
+          <w:delText xml:space="preserve"> </w:delText>
+        </w:r>
+      </w:del>
       <m:oMath>
         <m:acc>
           <m:accPr>
@@ -22441,27 +22945,41 @@
           </m:e>
         </m:acc>
       </m:oMath>
-      <w:r>
-        <w:t xml:space="preserve"> </w:t>
-      </w:r>
-      <w:r>
-        <w:t xml:space="preserve">is rejected,</w:t>
-      </w:r>
-      <w:r>
-        <w:t xml:space="preserve"> </w:t>
-      </w:r>
-      <w:r>
-        <w:t xml:space="preserve">including those with p-values above their own thresholds.</w:t>
-      </w:r>
-      <w:r>
-        <w:t xml:space="preserve"> </w:t>
-      </w:r>
-      <w:r>
-        <w:t xml:space="preserve">The thresholds</w:t>
-      </w:r>
-      <w:r>
-        <w:t xml:space="preserve"> </w:t>
-      </w:r>
+      <w:del w:id="188" w:author="PR Preview" w:date="2026-01-01T00:00:00Z">
+        <w:r>
+          <w:delText xml:space="preserve"> </w:delText>
+        </w:r>
+      </w:del>
+      <w:del w:id="189" w:author="PR Preview" w:date="2026-01-01T00:00:00Z">
+        <w:r>
+          <w:delText xml:space="preserve">is rejected,</w:delText>
+        </w:r>
+      </w:del>
+      <w:del w:id="190" w:author="PR Preview" w:date="2026-01-01T00:00:00Z">
+        <w:r>
+          <w:delText xml:space="preserve"> </w:delText>
+        </w:r>
+      </w:del>
+      <w:del w:id="191" w:author="PR Preview" w:date="2026-01-01T00:00:00Z">
+        <w:r>
+          <w:delText xml:space="preserve">including those with p-values above their own thresholds.</w:delText>
+        </w:r>
+      </w:del>
+      <w:del w:id="192" w:author="PR Preview" w:date="2026-01-01T00:00:00Z">
+        <w:r>
+          <w:delText xml:space="preserve"> </w:delText>
+        </w:r>
+      </w:del>
+      <w:del w:id="193" w:author="PR Preview" w:date="2026-01-01T00:00:00Z">
+        <w:r>
+          <w:delText xml:space="preserve">The thresholds</w:delText>
+        </w:r>
+      </w:del>
+      <w:del w:id="194" w:author="PR Preview" w:date="2026-01-01T00:00:00Z">
+        <w:r>
+          <w:delText xml:space="preserve"> </w:delText>
+        </w:r>
+      </w:del>
       <m:oMath>
         <m:r>
           <m:t>k</m:t>
@@ -22479,32 +22997,46 @@
           <m:t>m</m:t>
         </m:r>
       </m:oMath>
-      <w:r>
-        <w:t xml:space="preserve"> </w:t>
-      </w:r>
-      <w:r>
-        <w:t xml:space="preserve">grow with the rank</w:t>
-      </w:r>
-      <w:r>
-        <w:t xml:space="preserve"> </w:t>
-      </w:r>
+      <w:del w:id="195" w:author="PR Preview" w:date="2026-01-01T00:00:00Z">
+        <w:r>
+          <w:delText xml:space="preserve"> </w:delText>
+        </w:r>
+      </w:del>
+      <w:del w:id="196" w:author="PR Preview" w:date="2026-01-01T00:00:00Z">
+        <w:r>
+          <w:delText xml:space="preserve">grow with the rank</w:delText>
+        </w:r>
+      </w:del>
+      <w:del w:id="197" w:author="PR Preview" w:date="2026-01-01T00:00:00Z">
+        <w:r>
+          <w:delText xml:space="preserve"> </w:delText>
+        </w:r>
+      </w:del>
       <m:oMath>
         <m:r>
           <m:t>k</m:t>
         </m:r>
       </m:oMath>
-      <w:r>
-        <w:t xml:space="preserve">,</w:t>
-      </w:r>
-      <w:r>
-        <w:t xml:space="preserve"> </w:t>
-      </w:r>
-      <w:r>
-        <w:t xml:space="preserve">and the smallest,</w:t>
-      </w:r>
-      <w:r>
-        <w:t xml:space="preserve"> </w:t>
-      </w:r>
+      <w:del w:id="198" w:author="PR Preview" w:date="2026-01-01T00:00:00Z">
+        <w:r>
+          <w:delText xml:space="preserve">,</w:delText>
+        </w:r>
+      </w:del>
+      <w:del w:id="199" w:author="PR Preview" w:date="2026-01-01T00:00:00Z">
+        <w:r>
+          <w:delText xml:space="preserve"> </w:delText>
+        </w:r>
+      </w:del>
+      <w:del w:id="200" w:author="PR Preview" w:date="2026-01-01T00:00:00Z">
+        <w:r>
+          <w:delText xml:space="preserve">and the smallest,</w:delText>
+        </w:r>
+      </w:del>
+      <w:del w:id="201" w:author="PR Preview" w:date="2026-01-01T00:00:00Z">
+        <w:r>
+          <w:delText xml:space="preserve"> </w:delText>
+        </w:r>
+      </w:del>
       <m:oMath>
         <m:r>
           <m:t>q</m:t>
@@ -22519,18 +23051,26 @@
           <m:t>m</m:t>
         </m:r>
       </m:oMath>
-      <w:r>
-        <w:t xml:space="preserve">, equals the Bonferroni threshold,</w:t>
-      </w:r>
-      <w:r>
-        <w:t xml:space="preserve"> </w:t>
-      </w:r>
-      <w:r>
-        <w:t xml:space="preserve">so BH rejects every hypothesis that the Bonferroni correction rejects at level</w:t>
-      </w:r>
-      <w:r>
-        <w:t xml:space="preserve"> </w:t>
-      </w:r>
+      <w:del w:id="202" w:author="PR Preview" w:date="2026-01-01T00:00:00Z">
+        <w:r>
+          <w:delText xml:space="preserve">, equals the Bonferroni threshold,</w:delText>
+        </w:r>
+      </w:del>
+      <w:del w:id="203" w:author="PR Preview" w:date="2026-01-01T00:00:00Z">
+        <w:r>
+          <w:delText xml:space="preserve"> </w:delText>
+        </w:r>
+      </w:del>
+      <w:del w:id="204" w:author="PR Preview" w:date="2026-01-01T00:00:00Z">
+        <w:r>
+          <w:delText xml:space="preserve">so BH rejects every hypothesis that the Bonferroni correction rejects at level</w:delText>
+        </w:r>
+      </w:del>
+      <w:del w:id="205" w:author="PR Preview" w:date="2026-01-01T00:00:00Z">
+        <w:r>
+          <w:delText xml:space="preserve"> </w:delText>
+        </w:r>
+      </w:del>
       <m:oMath>
         <m:r>
           <m:t>α</m:t>
@@ -22545,12 +23085,288 @@
           <m:t>q</m:t>
         </m:r>
       </m:oMath>
-      <w:r>
-        <w:t xml:space="preserve">.</w:t>
-      </w:r>
+      <w:del w:id="206" w:author="PR Preview" w:date="2026-01-01T00:00:00Z">
+        <w:r>
+          <w:delText xml:space="preserve">.</w:delText>
+        </w:r>
+      </w:del>
     </w:p>
-    <w:bookmarkEnd w:id="83"/>
-    <w:bookmarkStart w:id="84" w:name="exm-bh"/>
+    <w:p>
+      <w:pPr>
+        <w:pStyle w:val="BodyText"/>
+      </w:pPr>
+      <w:ins w:id="207" w:author="PR Preview" w:date="2026-01-01T00:00:00Z">
+        <w:r>
+          <w:rPr>
+            <w:i/>
+            <w:iCs/>
+          </w:rPr>
+          <w:t xml:space="preserve">Remark 8</w:t>
+        </w:r>
+      </w:ins>
+      <w:ins w:id="208" w:author="PR Preview" w:date="2026-01-01T00:00:00Z">
+        <w:r>
+          <w:t xml:space="preserve"> (Source: Benjamini–Hochberg procedure). </w:t>
+        </w:r>
+      </w:ins>
+      <w:ins w:id="209" w:author="PR Preview" w:date="2026-01-01T00:00:00Z">
+        <w:r>
+          <w:t xml:space="preserve">Benjamini and Hochberg</w:t>
+        </w:r>
+      </w:ins>
+      <w:ins w:id="210" w:author="PR Preview" w:date="2026-01-01T00:00:00Z">
+        <w:r>
+          <w:t xml:space="preserve"> </w:t>
+        </w:r>
+      </w:ins>
+      <w:ins w:id="211" w:author="PR Preview" w:date="2026-01-01T00:00:00Z">
+        <w:r>
+          <w:t xml:space="preserve">(1995)</w:t>
+        </w:r>
+      </w:ins>
+      <w:ins w:id="212" w:author="PR Preview" w:date="2026-01-01T00:00:00Z">
+        <w:r>
+          <w:t xml:space="preserve">.</w:t>
+        </w:r>
+      </w:ins>
+    </w:p>
+    <w:bookmarkEnd w:id="77"/>
+    <w:bookmarkStart w:id="78" w:name="rem-bh-step-up"/>
+    <w:p>
+      <w:pPr>
+        <w:pStyle w:val="BodyText"/>
+      </w:pPr>
+      <w:ins w:id="213" w:author="PR Preview" w:date="2026-01-01T00:00:00Z">
+        <w:r>
+          <w:rPr>
+            <w:i/>
+            <w:iCs/>
+          </w:rPr>
+          <w:t xml:space="preserve">Remark 9</w:t>
+        </w:r>
+      </w:ins>
+      <w:ins w:id="214" w:author="PR Preview" w:date="2026-01-01T00:00:00Z">
+        <w:r>
+          <w:t xml:space="preserve"> (BH is a step-up procedure). </w:t>
+        </w:r>
+      </w:ins>
+      <w:ins w:id="215" w:author="PR Preview" w:date="2026-01-01T00:00:00Z">
+        <w:r>
+          <w:t xml:space="preserve">Holm’s procedure starts at the smallest p-value and stops at the first failure.</w:t>
+        </w:r>
+      </w:ins>
+      <w:ins w:id="216" w:author="PR Preview" w:date="2026-01-01T00:00:00Z">
+        <w:r>
+          <w:t xml:space="preserve"> </w:t>
+        </w:r>
+      </w:ins>
+      <w:ins w:id="217" w:author="PR Preview" w:date="2026-01-01T00:00:00Z">
+        <w:r>
+          <w:t xml:space="preserve">BH starts at the largest p-value and works down until one passes its threshold</w:t>
+        </w:r>
+      </w:ins>
+      <w:ins w:id="218" w:author="PR Preview" w:date="2026-01-01T00:00:00Z">
+        <w:r>
+          <w:t xml:space="preserve"> </w:t>
+        </w:r>
+      </w:ins>
+      <m:oMath>
+        <m:r>
+          <m:t>k</m:t>
+        </m:r>
+        <m:r>
+          <m:t>q</m:t>
+        </m:r>
+        <m:r>
+          <m:rPr>
+            <m:sty m:val="p"/>
+          </m:rPr>
+          <m:t>/</m:t>
+        </m:r>
+        <m:r>
+          <m:t>m</m:t>
+        </m:r>
+      </m:oMath>
+      <w:ins w:id="219" w:author="PR Preview" w:date="2026-01-01T00:00:00Z">
+        <w:r>
+          <w:t xml:space="preserve">.</w:t>
+        </w:r>
+      </w:ins>
+      <w:ins w:id="220" w:author="PR Preview" w:date="2026-01-01T00:00:00Z">
+        <w:r>
+          <w:t xml:space="preserve"> </w:t>
+        </w:r>
+      </w:ins>
+      <w:ins w:id="221" w:author="PR Preview" w:date="2026-01-01T00:00:00Z">
+        <w:r>
+          <w:t xml:space="preserve">Every hypothesis ranked at or below</w:t>
+        </w:r>
+      </w:ins>
+      <w:ins w:id="222" w:author="PR Preview" w:date="2026-01-01T00:00:00Z">
+        <w:r>
+          <w:t xml:space="preserve"> </w:t>
+        </w:r>
+      </w:ins>
+      <m:oMath>
+        <m:acc>
+          <m:accPr>
+            <m:chr m:val="̂"/>
+          </m:accPr>
+          <m:e>
+            <m:r>
+              <m:t>k</m:t>
+            </m:r>
+          </m:e>
+        </m:acc>
+      </m:oMath>
+      <w:ins w:id="223" w:author="PR Preview" w:date="2026-01-01T00:00:00Z">
+        <w:r>
+          <w:t xml:space="preserve"> </w:t>
+        </w:r>
+      </w:ins>
+      <w:ins w:id="224" w:author="PR Preview" w:date="2026-01-01T00:00:00Z">
+        <w:r>
+          <w:t xml:space="preserve">is rejected,</w:t>
+        </w:r>
+      </w:ins>
+      <w:ins w:id="225" w:author="PR Preview" w:date="2026-01-01T00:00:00Z">
+        <w:r>
+          <w:t xml:space="preserve"> </w:t>
+        </w:r>
+      </w:ins>
+      <w:ins w:id="226" w:author="PR Preview" w:date="2026-01-01T00:00:00Z">
+        <w:r>
+          <w:t xml:space="preserve">including those with p-values above their own thresholds.</w:t>
+        </w:r>
+      </w:ins>
+      <w:ins w:id="227" w:author="PR Preview" w:date="2026-01-01T00:00:00Z">
+        <w:r>
+          <w:t xml:space="preserve"> </w:t>
+        </w:r>
+      </w:ins>
+      <w:ins w:id="228" w:author="PR Preview" w:date="2026-01-01T00:00:00Z">
+        <w:r>
+          <w:t xml:space="preserve">The thresholds</w:t>
+        </w:r>
+      </w:ins>
+      <w:ins w:id="229" w:author="PR Preview" w:date="2026-01-01T00:00:00Z">
+        <w:r>
+          <w:t xml:space="preserve"> </w:t>
+        </w:r>
+      </w:ins>
+      <m:oMath>
+        <m:r>
+          <m:t>k</m:t>
+        </m:r>
+        <m:r>
+          <m:t>q</m:t>
+        </m:r>
+        <m:r>
+          <m:rPr>
+            <m:sty m:val="p"/>
+          </m:rPr>
+          <m:t>/</m:t>
+        </m:r>
+        <m:r>
+          <m:t>m</m:t>
+        </m:r>
+      </m:oMath>
+      <w:ins w:id="230" w:author="PR Preview" w:date="2026-01-01T00:00:00Z">
+        <w:r>
+          <w:t xml:space="preserve"> </w:t>
+        </w:r>
+      </w:ins>
+      <w:ins w:id="231" w:author="PR Preview" w:date="2026-01-01T00:00:00Z">
+        <w:r>
+          <w:t xml:space="preserve">grow with the rank</w:t>
+        </w:r>
+      </w:ins>
+      <w:ins w:id="232" w:author="PR Preview" w:date="2026-01-01T00:00:00Z">
+        <w:r>
+          <w:t xml:space="preserve"> </w:t>
+        </w:r>
+      </w:ins>
+      <m:oMath>
+        <m:r>
+          <m:t>k</m:t>
+        </m:r>
+      </m:oMath>
+      <w:ins w:id="233" w:author="PR Preview" w:date="2026-01-01T00:00:00Z">
+        <w:r>
+          <w:t xml:space="preserve">,</w:t>
+        </w:r>
+      </w:ins>
+      <w:ins w:id="234" w:author="PR Preview" w:date="2026-01-01T00:00:00Z">
+        <w:r>
+          <w:t xml:space="preserve"> </w:t>
+        </w:r>
+      </w:ins>
+      <w:ins w:id="235" w:author="PR Preview" w:date="2026-01-01T00:00:00Z">
+        <w:r>
+          <w:t xml:space="preserve">and the smallest,</w:t>
+        </w:r>
+      </w:ins>
+      <w:ins w:id="236" w:author="PR Preview" w:date="2026-01-01T00:00:00Z">
+        <w:r>
+          <w:t xml:space="preserve"> </w:t>
+        </w:r>
+      </w:ins>
+      <m:oMath>
+        <m:r>
+          <m:t>q</m:t>
+        </m:r>
+        <m:r>
+          <m:rPr>
+            <m:sty m:val="p"/>
+          </m:rPr>
+          <m:t>/</m:t>
+        </m:r>
+        <m:r>
+          <m:t>m</m:t>
+        </m:r>
+      </m:oMath>
+      <w:ins w:id="237" w:author="PR Preview" w:date="2026-01-01T00:00:00Z">
+        <w:r>
+          <w:t xml:space="preserve">, equals the Bonferroni threshold,</w:t>
+        </w:r>
+      </w:ins>
+      <w:ins w:id="238" w:author="PR Preview" w:date="2026-01-01T00:00:00Z">
+        <w:r>
+          <w:t xml:space="preserve"> </w:t>
+        </w:r>
+      </w:ins>
+      <w:ins w:id="239" w:author="PR Preview" w:date="2026-01-01T00:00:00Z">
+        <w:r>
+          <w:t xml:space="preserve">so BH rejects every hypothesis that the Bonferroni correction rejects at level</w:t>
+        </w:r>
+      </w:ins>
+      <w:ins w:id="240" w:author="PR Preview" w:date="2026-01-01T00:00:00Z">
+        <w:r>
+          <w:t xml:space="preserve"> </w:t>
+        </w:r>
+      </w:ins>
+      <m:oMath>
+        <m:r>
+          <m:t>α</m:t>
+        </m:r>
+        <m:r>
+          <m:rPr>
+            <m:sty m:val="p"/>
+          </m:rPr>
+          <m:t>=</m:t>
+        </m:r>
+        <m:r>
+          <m:t>q</m:t>
+        </m:r>
+      </m:oMath>
+      <w:ins w:id="241" w:author="PR Preview" w:date="2026-01-01T00:00:00Z">
+        <w:r>
+          <w:t xml:space="preserve">.</w:t>
+        </w:r>
+      </w:ins>
+    </w:p>
+    <w:bookmarkEnd w:id="78"/>
+    <w:bookmarkStart w:id="79" w:name="exm-bh"/>
     <w:p>
       <w:pPr>
         <w:pStyle w:val="BodyText"/>
@@ -24547,8 +25363,8 @@
         <w:t xml:space="preserve">not about this particular list of 250 genes.</w:t>
       </w:r>
     </w:p>
-    <w:bookmarkEnd w:id="84"/>
-    <w:bookmarkStart w:id="87" w:name="thm-bh-fdr"/>
+    <w:bookmarkEnd w:id="79"/>
+    <w:bookmarkStart w:id="80" w:name="thm-bh-fdr"/>
     <w:p>
       <w:pPr>
         <w:pStyle w:val="BodyText"/>
@@ -24717,145 +25533,69 @@
         </m:oMath>
       </m:oMathPara>
     </w:p>
-    <w:tbl>
-      <w:tblPr>
-        <w:tblStyle w:val="Table"/>
-        <w:tblLook w:firstRow="0" w:lastRow="0" w:firstColumn="0" w:lastColumn="0" w:noHBand="0" w:noVBand="0" w:val="0000"/>
-        <w:tblBorders>
-          <w:top w:val="single" w:sz="4" w:space="0" w:color="0758E5"/>
-          <w:left w:val="single" w:sz="24" w:space="0" w:color="0758E5"/>
-          <w:bottom w:val="single" w:sz="4" w:space="0" w:color="0758E5"/>
-          <w:right w:val="single" w:sz="4" w:space="0" w:color="0758E5"/>
-        </w:tblBorders>
-        <w:tblCellMar>
-          <w:left w:w="144" w:type="dxa"/>
-          <w:right w:w="144" w:type="dxa"/>
-        </w:tblCellMar>
-        <w:tblLook w:firstRow="0" w:lastRow="0" w:firstColumn="0" w:lastColumn="0" w:noHBand="0" w:noVBand="0" w:val="0000"/>
-      </w:tblPr>
-      <w:tr>
-        <w:trPr>
-          <w:cantSplit/>
-        </w:trPr>
-        <w:tc>
-          <w:tcPr>
-            <w:shd w:color="auto" w:fill="dae6fb" w:val="clear"/>
-            <w:tcMar>
-              <w:top w:w="92" w:type="dxa"/>
-              <w:bottom w:w="92" w:type="dxa"/>
-            </w:tcMar>
-          </w:tcPr>
-          <w:p>
-            <w:pPr>
-              <w:pStyle w:val="FirstParagraph"/>
-            </w:pPr>
-            <w:pPr>
-              <w:spacing w:before="0" w:after="0"/>
-              <w:textAlignment w:val="center"/>
-            </w:pPr>
-            <w:r>
-              <w:drawing>
-                <wp:inline>
-                  <wp:extent cx="152400" cy="152400"/>
-                  <wp:effectExtent b="0" l="0" r="0" t="0"/>
-                  <wp:docPr descr="" title="" id="85" name="Picture"/>
-                  <a:graphic>
-                    <a:graphicData uri="http://schemas.openxmlformats.org/drawingml/2006/picture">
-                      <pic:pic>
-                        <pic:nvPicPr>
-                          <pic:cNvPr descr="/opt/quarto/share/formats/docx/note.png" id="86" name="Picture"/>
-                          <pic:cNvPicPr>
-                            <a:picLocks noChangeArrowheads="1" noChangeAspect="1"/>
-                          </pic:cNvPicPr>
-                        </pic:nvPicPr>
-                        <pic:blipFill>
-                          <a:blip r:embed="rId39"/>
-                          <a:stretch>
-                            <a:fillRect/>
-                          </a:stretch>
-                        </pic:blipFill>
-                        <pic:spPr bwMode="auto">
-                          <a:xfrm>
-                            <a:off x="0" y="0"/>
-                            <a:ext cx="152400" cy="152400"/>
-                          </a:xfrm>
-                          <a:prstGeom prst="rect">
-                            <a:avLst/>
-                          </a:prstGeom>
-                          <a:noFill/>
-                          <a:ln w="9525">
-                            <a:noFill/>
-                            <a:headEnd/>
-                            <a:tailEnd/>
-                          </a:ln>
-                        </pic:spPr>
-                      </pic:pic>
-                    </a:graphicData>
-                  </a:graphic>
-                </wp:inline>
-              </w:drawing>
-            </w:r>
-            <w:r>
-              <w:t xml:space="preserve"> </w:t>
-            </w:r>
-            <w:r>
-              <w:t xml:space="preserve"> </w:t>
-            </w:r>
-            <w:r>
-              <w:t xml:space="preserve">Source</w:t>
-            </w:r>
-          </w:p>
-        </w:tc>
-      </w:tr>
-      <w:tr>
-        <w:trPr>
-          <w:cantSplit/>
-        </w:trPr>
-        <w:tc>
-          <w:tcPr>
-            <w:tcMar>
-              <w:top w:w="108" w:type="dxa"/>
-              <w:bottom w:w="108" w:type="dxa"/>
-            </w:tcMar>
-          </w:tcPr>
-          <w:p>
-            <w:pPr>
-              <w:pStyle w:val="BodyText"/>
-            </w:pPr>
-            <w:pPr>
-              <w:spacing w:before="16" w:after="16"/>
-            </w:pPr>
-            <w:r>
-              <w:t xml:space="preserve">Benjamini and Hochberg</w:t>
-            </w:r>
-            <w:r>
-              <w:t xml:space="preserve"> </w:t>
-            </w:r>
-            <w:r>
-              <w:t xml:space="preserve">(1995)</w:t>
-            </w:r>
-            <w:r>
-              <w:t xml:space="preserve">,</w:t>
-            </w:r>
-            <w:r>
-              <w:t xml:space="preserve"> </w:t>
-            </w:r>
-            <w:r>
-              <w:t xml:space="preserve">which proves the result for any configuration of false null hypotheses.</w:t>
-            </w:r>
-            <w:r>
-              <w:t xml:space="preserve"> </w:t>
-            </w:r>
-            <w:r>
-              <w:t xml:space="preserve">The proof is omitted here.</w:t>
-            </w:r>
-          </w:p>
-          <w:p/>
-        </w:tc>
-      </w:tr>
-    </w:tbl>
-    <w:bookmarkEnd w:id="87"/>
-    <w:bookmarkStart w:id="88" w:name="exm-bh-fdr"/>
+    <w:bookmarkEnd w:id="80"/>
+    <w:bookmarkStart w:id="81" w:name="rem-source-bh-fdr"/>
+    <w:p>
+      <w:pPr>
+        <w:pStyle w:val="FirstParagraph"/>
+      </w:pPr>
+      <w:ins w:id="242" w:author="PR Preview" w:date="2026-01-01T00:00:00Z">
+        <w:r>
+          <w:rPr>
+            <w:i/>
+            <w:iCs/>
+          </w:rPr>
+          <w:t xml:space="preserve">Remark 10</w:t>
+        </w:r>
+      </w:ins>
+      <w:ins w:id="243" w:author="PR Preview" w:date="2026-01-01T00:00:00Z">
+        <w:r>
+          <w:t xml:space="preserve"> (Source: The BH procedure controls the FDR under independence). </w:t>
+        </w:r>
+      </w:ins>
+      <w:ins w:id="244" w:author="PR Preview" w:date="2026-01-01T00:00:00Z">
+        <w:r>
+          <w:t xml:space="preserve">Benjamini and Hochberg</w:t>
+        </w:r>
+      </w:ins>
+      <w:ins w:id="245" w:author="PR Preview" w:date="2026-01-01T00:00:00Z">
+        <w:r>
+          <w:t xml:space="preserve"> </w:t>
+        </w:r>
+      </w:ins>
+      <w:ins w:id="246" w:author="PR Preview" w:date="2026-01-01T00:00:00Z">
+        <w:r>
+          <w:t xml:space="preserve">(1995)</w:t>
+        </w:r>
+      </w:ins>
+      <w:ins w:id="247" w:author="PR Preview" w:date="2026-01-01T00:00:00Z">
+        <w:r>
+          <w:t xml:space="preserve">,</w:t>
+        </w:r>
+      </w:ins>
+      <w:ins w:id="248" w:author="PR Preview" w:date="2026-01-01T00:00:00Z">
+        <w:r>
+          <w:t xml:space="preserve"> </w:t>
+        </w:r>
+      </w:ins>
+      <w:ins w:id="249" w:author="PR Preview" w:date="2026-01-01T00:00:00Z">
+        <w:r>
+          <w:t xml:space="preserve">which proves the result for any configuration of false null hypotheses.</w:t>
+        </w:r>
+      </w:ins>
+      <w:ins w:id="250" w:author="PR Preview" w:date="2026-01-01T00:00:00Z">
+        <w:r>
+          <w:t xml:space="preserve"> </w:t>
+        </w:r>
+      </w:ins>
+      <w:ins w:id="251" w:author="PR Preview" w:date="2026-01-01T00:00:00Z">
+        <w:r>
+          <w:t xml:space="preserve">The proof is omitted here.</w:t>
+        </w:r>
+      </w:ins>
+    </w:p>
+    <w:bookmarkEnd w:id="81"/>
+    <w:bookmarkStart w:id="82" w:name="exm-bh-fdr"/>
     <w:p>
       <w:pPr>
         <w:pStyle w:val="BodyText"/>
@@ -25213,83 +25953,121 @@
         <w:t xml:space="preserve">88% of the repetitions.</w:t>
       </w:r>
     </w:p>
-    <w:bookmarkEnd w:id="88"/>
-    <w:bookmarkStart w:id="89" w:name="rem-bh-dependence"/>
+    <w:bookmarkEnd w:id="82"/>
+    <w:bookmarkStart w:id="83" w:name="rem-bh-dependence"/>
     <w:p>
       <w:pPr>
         <w:pStyle w:val="BodyText"/>
       </w:pPr>
-      <w:r>
-        <w:rPr>
-          <w:i/>
-          <w:iCs/>
-        </w:rPr>
-        <w:t xml:space="preserve">Remark 6</w:t>
-      </w:r>
-      <w:r>
-        <w:t xml:space="preserve"> (BH under dependence). </w:t>
-      </w:r>
-      <w:r>
-        <w:t xml:space="preserve">Gene expression levels are usually correlated,</w:t>
-      </w:r>
-      <w:r>
-        <w:t xml:space="preserve"> </w:t>
-      </w:r>
-      <w:r>
-        <w:t xml:space="preserve">and</w:t>
-      </w:r>
-      <w:r>
-        <w:t xml:space="preserve"> </w:t>
-      </w:r>
+      <w:del w:id="252" w:author="PR Preview" w:date="2026-01-01T00:00:00Z">
+        <w:r>
+          <w:rPr>
+            <w:i/>
+            <w:iCs/>
+          </w:rPr>
+          <w:delText xml:space="preserve">Remark 6</w:delText>
+        </w:r>
+      </w:del>
+      <w:del w:id="253" w:author="PR Preview" w:date="2026-01-01T00:00:00Z">
+        <w:r>
+          <w:delText xml:space="preserve"> (BH under dependence). </w:delText>
+        </w:r>
+      </w:del>
+      <w:del w:id="254" w:author="PR Preview" w:date="2026-01-01T00:00:00Z">
+        <w:r>
+          <w:delText xml:space="preserve">Gene expression levels are usually correlated,</w:delText>
+        </w:r>
+      </w:del>
+      <w:del w:id="255" w:author="PR Preview" w:date="2026-01-01T00:00:00Z">
+        <w:r>
+          <w:delText xml:space="preserve"> </w:delText>
+        </w:r>
+      </w:del>
+      <w:del w:id="256" w:author="PR Preview" w:date="2026-01-01T00:00:00Z">
+        <w:r>
+          <w:delText xml:space="preserve">and</w:delText>
+        </w:r>
+      </w:del>
+      <w:del w:id="257" w:author="PR Preview" w:date="2026-01-01T00:00:00Z">
+        <w:r>
+          <w:delText xml:space="preserve"> </w:delText>
+        </w:r>
+      </w:del>
       <w:hyperlink w:anchor="thm-bh-fdr">
-        <w:r>
-          <w:rPr>
-            <w:rStyle w:val="Hyperlink"/>
-          </w:rPr>
-          <w:t xml:space="preserve">Theorem 5</w:t>
-        </w:r>
+        <w:del w:id="258" w:author="PR Preview" w:date="2026-01-01T00:00:00Z">
+          <w:r>
+            <w:rPr>
+              <w:rStyle w:val="Hyperlink"/>
+            </w:rPr>
+            <w:delText xml:space="preserve">Theorem 5</w:delText>
+          </w:r>
+        </w:del>
       </w:hyperlink>
-      <w:r>
-        <w:t xml:space="preserve"> </w:t>
-      </w:r>
-      <w:r>
-        <w:t xml:space="preserve">assumes independence.</w:t>
-      </w:r>
-      <w:r>
-        <w:t xml:space="preserve"> </w:t>
-      </w:r>
-      <w:r>
-        <w:t xml:space="preserve">Benjamini and Yekutieli (2001)</w:t>
-      </w:r>
-      <w:r>
-        <w:t xml:space="preserve"> </w:t>
-      </w:r>
-      <w:r>
-        <w:t xml:space="preserve">proved that BH still controls the FDR at level</w:t>
-      </w:r>
-      <w:r>
-        <w:t xml:space="preserve"> </w:t>
-      </w:r>
+      <w:del w:id="259" w:author="PR Preview" w:date="2026-01-01T00:00:00Z">
+        <w:r>
+          <w:delText xml:space="preserve"> </w:delText>
+        </w:r>
+      </w:del>
+      <w:del w:id="260" w:author="PR Preview" w:date="2026-01-01T00:00:00Z">
+        <w:r>
+          <w:delText xml:space="preserve">assumes independence.</w:delText>
+        </w:r>
+      </w:del>
+      <w:del w:id="261" w:author="PR Preview" w:date="2026-01-01T00:00:00Z">
+        <w:r>
+          <w:delText xml:space="preserve"> </w:delText>
+        </w:r>
+      </w:del>
+      <w:del w:id="262" w:author="PR Preview" w:date="2026-01-01T00:00:00Z">
+        <w:r>
+          <w:delText xml:space="preserve">Benjamini and Yekutieli (2001)</w:delText>
+        </w:r>
+      </w:del>
+      <w:del w:id="263" w:author="PR Preview" w:date="2026-01-01T00:00:00Z">
+        <w:r>
+          <w:delText xml:space="preserve"> </w:delText>
+        </w:r>
+      </w:del>
+      <w:del w:id="264" w:author="PR Preview" w:date="2026-01-01T00:00:00Z">
+        <w:r>
+          <w:delText xml:space="preserve">proved that BH still controls the FDR at level</w:delText>
+        </w:r>
+      </w:del>
+      <w:del w:id="265" w:author="PR Preview" w:date="2026-01-01T00:00:00Z">
+        <w:r>
+          <w:delText xml:space="preserve"> </w:delText>
+        </w:r>
+      </w:del>
       <m:oMath>
         <m:r>
           <m:t>q</m:t>
         </m:r>
       </m:oMath>
-      <w:r>
-        <w:t xml:space="preserve"> </w:t>
-      </w:r>
-      <w:r>
-        <w:t xml:space="preserve">under a form of positive dependence among the p-values,</w:t>
-      </w:r>
-      <w:r>
-        <w:t xml:space="preserve"> </w:t>
-      </w:r>
-      <w:r>
-        <w:t xml:space="preserve">and that the procedure run at level</w:t>
-      </w:r>
-      <w:r>
-        <w:t xml:space="preserve"> </w:t>
-      </w:r>
+      <w:del w:id="266" w:author="PR Preview" w:date="2026-01-01T00:00:00Z">
+        <w:r>
+          <w:delText xml:space="preserve"> </w:delText>
+        </w:r>
+      </w:del>
+      <w:del w:id="267" w:author="PR Preview" w:date="2026-01-01T00:00:00Z">
+        <w:r>
+          <w:delText xml:space="preserve">under a form of positive dependence among the p-values,</w:delText>
+        </w:r>
+      </w:del>
+      <w:del w:id="268" w:author="PR Preview" w:date="2026-01-01T00:00:00Z">
+        <w:r>
+          <w:delText xml:space="preserve"> </w:delText>
+        </w:r>
+      </w:del>
+      <w:del w:id="269" w:author="PR Preview" w:date="2026-01-01T00:00:00Z">
+        <w:r>
+          <w:delText xml:space="preserve">and that the procedure run at level</w:delText>
+        </w:r>
+      </w:del>
+      <w:del w:id="270" w:author="PR Preview" w:date="2026-01-01T00:00:00Z">
+        <w:r>
+          <w:delText xml:space="preserve"> </w:delText>
+        </w:r>
+      </w:del>
       <m:oMath>
         <m:r>
           <m:t>q</m:t>
@@ -25354,41 +26132,289 @@
           <m:t>)</m:t>
         </m:r>
       </m:oMath>
-      <w:r>
-        <w:t xml:space="preserve"> </w:t>
-      </w:r>
-      <w:r>
-        <w:t xml:space="preserve">controls it under any dependence.</w:t>
-      </w:r>
-      <w:r>
-        <w:t xml:space="preserve"> </w:t>
-      </w:r>
-      <w:r>
-        <w:t xml:space="preserve">James et al. (2021, ch. 13)</w:t>
-      </w:r>
-      <w:r>
-        <w:t xml:space="preserve"> </w:t>
-      </w:r>
-      <w:r>
-        <w:t xml:space="preserve">and</w:t>
-      </w:r>
-      <w:r>
-        <w:t xml:space="preserve"> </w:t>
-      </w:r>
-      <w:r>
-        <w:t xml:space="preserve">Efron and Hastie (2016, ch. 15)</w:t>
-      </w:r>
-      <w:r>
-        <w:t xml:space="preserve"> </w:t>
-      </w:r>
-      <w:r>
-        <w:t xml:space="preserve">discuss the procedure in practice.</w:t>
-      </w:r>
+      <w:del w:id="271" w:author="PR Preview" w:date="2026-01-01T00:00:00Z">
+        <w:r>
+          <w:delText xml:space="preserve"> </w:delText>
+        </w:r>
+      </w:del>
+      <w:del w:id="272" w:author="PR Preview" w:date="2026-01-01T00:00:00Z">
+        <w:r>
+          <w:delText xml:space="preserve">controls it under any dependence.</w:delText>
+        </w:r>
+      </w:del>
+      <w:del w:id="273" w:author="PR Preview" w:date="2026-01-01T00:00:00Z">
+        <w:r>
+          <w:delText xml:space="preserve"> </w:delText>
+        </w:r>
+      </w:del>
+      <w:del w:id="274" w:author="PR Preview" w:date="2026-01-01T00:00:00Z">
+        <w:r>
+          <w:delText xml:space="preserve">James et al. (2021, ch. 13)</w:delText>
+        </w:r>
+      </w:del>
+      <w:del w:id="275" w:author="PR Preview" w:date="2026-01-01T00:00:00Z">
+        <w:r>
+          <w:delText xml:space="preserve"> </w:delText>
+        </w:r>
+      </w:del>
+      <w:del w:id="276" w:author="PR Preview" w:date="2026-01-01T00:00:00Z">
+        <w:r>
+          <w:delText xml:space="preserve">and</w:delText>
+        </w:r>
+      </w:del>
+      <w:del w:id="277" w:author="PR Preview" w:date="2026-01-01T00:00:00Z">
+        <w:r>
+          <w:delText xml:space="preserve"> </w:delText>
+        </w:r>
+      </w:del>
+      <w:del w:id="278" w:author="PR Preview" w:date="2026-01-01T00:00:00Z">
+        <w:r>
+          <w:delText xml:space="preserve">Efron and Hastie (2016, ch. 15)</w:delText>
+        </w:r>
+      </w:del>
+      <w:del w:id="279" w:author="PR Preview" w:date="2026-01-01T00:00:00Z">
+        <w:r>
+          <w:delText xml:space="preserve"> </w:delText>
+        </w:r>
+      </w:del>
+      <w:del w:id="280" w:author="PR Preview" w:date="2026-01-01T00:00:00Z">
+        <w:r>
+          <w:delText xml:space="preserve">discuss the procedure in practice.</w:delText>
+        </w:r>
+      </w:del>
     </w:p>
-    <w:bookmarkEnd w:id="89"/>
-    <w:bookmarkEnd w:id="90"/>
-    <w:bookmarkEnd w:id="91"/>
-    <w:bookmarkStart w:id="96" w:name="sec-adjusted-p-values"/>
+    <w:p>
+      <w:pPr>
+        <w:pStyle w:val="BodyText"/>
+      </w:pPr>
+      <w:ins w:id="281" w:author="PR Preview" w:date="2026-01-01T00:00:00Z">
+        <w:r>
+          <w:rPr>
+            <w:i/>
+            <w:iCs/>
+          </w:rPr>
+          <w:t xml:space="preserve">Remark 11</w:t>
+        </w:r>
+      </w:ins>
+      <w:ins w:id="282" w:author="PR Preview" w:date="2026-01-01T00:00:00Z">
+        <w:r>
+          <w:t xml:space="preserve"> (BH under dependence). </w:t>
+        </w:r>
+      </w:ins>
+      <w:ins w:id="283" w:author="PR Preview" w:date="2026-01-01T00:00:00Z">
+        <w:r>
+          <w:t xml:space="preserve">Gene expression levels are usually correlated,</w:t>
+        </w:r>
+      </w:ins>
+      <w:ins w:id="284" w:author="PR Preview" w:date="2026-01-01T00:00:00Z">
+        <w:r>
+          <w:t xml:space="preserve"> </w:t>
+        </w:r>
+      </w:ins>
+      <w:ins w:id="285" w:author="PR Preview" w:date="2026-01-01T00:00:00Z">
+        <w:r>
+          <w:t xml:space="preserve">and</w:t>
+        </w:r>
+      </w:ins>
+      <w:ins w:id="286" w:author="PR Preview" w:date="2026-01-01T00:00:00Z">
+        <w:r>
+          <w:t xml:space="preserve"> </w:t>
+        </w:r>
+      </w:ins>
+      <w:hyperlink w:anchor="thm-bh-fdr">
+        <w:ins w:id="287" w:author="PR Preview" w:date="2026-01-01T00:00:00Z">
+          <w:r>
+            <w:rPr>
+              <w:rStyle w:val="Hyperlink"/>
+            </w:rPr>
+            <w:t xml:space="preserve">Theorem 5</w:t>
+          </w:r>
+        </w:ins>
+      </w:hyperlink>
+      <w:ins w:id="288" w:author="PR Preview" w:date="2026-01-01T00:00:00Z">
+        <w:r>
+          <w:t xml:space="preserve"> </w:t>
+        </w:r>
+      </w:ins>
+      <w:ins w:id="289" w:author="PR Preview" w:date="2026-01-01T00:00:00Z">
+        <w:r>
+          <w:t xml:space="preserve">assumes independence.</w:t>
+        </w:r>
+      </w:ins>
+      <w:ins w:id="290" w:author="PR Preview" w:date="2026-01-01T00:00:00Z">
+        <w:r>
+          <w:t xml:space="preserve"> </w:t>
+        </w:r>
+      </w:ins>
+      <w:ins w:id="291" w:author="PR Preview" w:date="2026-01-01T00:00:00Z">
+        <w:r>
+          <w:t xml:space="preserve">Benjamini and Yekutieli (2001)</w:t>
+        </w:r>
+      </w:ins>
+      <w:ins w:id="292" w:author="PR Preview" w:date="2026-01-01T00:00:00Z">
+        <w:r>
+          <w:t xml:space="preserve"> </w:t>
+        </w:r>
+      </w:ins>
+      <w:ins w:id="293" w:author="PR Preview" w:date="2026-01-01T00:00:00Z">
+        <w:r>
+          <w:t xml:space="preserve">proved that BH still controls the FDR at level</w:t>
+        </w:r>
+      </w:ins>
+      <w:ins w:id="294" w:author="PR Preview" w:date="2026-01-01T00:00:00Z">
+        <w:r>
+          <w:t xml:space="preserve"> </w:t>
+        </w:r>
+      </w:ins>
+      <m:oMath>
+        <m:r>
+          <m:t>q</m:t>
+        </m:r>
+      </m:oMath>
+      <w:ins w:id="295" w:author="PR Preview" w:date="2026-01-01T00:00:00Z">
+        <w:r>
+          <w:t xml:space="preserve"> </w:t>
+        </w:r>
+      </w:ins>
+      <w:ins w:id="296" w:author="PR Preview" w:date="2026-01-01T00:00:00Z">
+        <w:r>
+          <w:t xml:space="preserve">under a form of positive dependence among the p-values,</w:t>
+        </w:r>
+      </w:ins>
+      <w:ins w:id="297" w:author="PR Preview" w:date="2026-01-01T00:00:00Z">
+        <w:r>
+          <w:t xml:space="preserve"> </w:t>
+        </w:r>
+      </w:ins>
+      <w:ins w:id="298" w:author="PR Preview" w:date="2026-01-01T00:00:00Z">
+        <w:r>
+          <w:t xml:space="preserve">and that the procedure run at level</w:t>
+        </w:r>
+      </w:ins>
+      <w:ins w:id="299" w:author="PR Preview" w:date="2026-01-01T00:00:00Z">
+        <w:r>
+          <w:t xml:space="preserve"> </w:t>
+        </w:r>
+      </w:ins>
+      <m:oMath>
+        <m:r>
+          <m:t>q</m:t>
+        </m:r>
+        <m:r>
+          <m:rPr>
+            <m:sty m:val="p"/>
+          </m:rPr>
+          <m:t>/</m:t>
+        </m:r>
+        <m:nary>
+          <m:naryPr>
+            <m:chr m:val="∑"/>
+            <m:limLoc m:val="undOvr"/>
+            <m:subHide m:val="off"/>
+            <m:supHide m:val="off"/>
+          </m:naryPr>
+          <m:sub>
+            <m:r>
+              <m:t>k</m:t>
+            </m:r>
+            <m:r>
+              <m:rPr>
+                <m:sty m:val="p"/>
+              </m:rPr>
+              <m:t>=</m:t>
+            </m:r>
+            <m:r>
+              <m:t>1</m:t>
+            </m:r>
+          </m:sub>
+          <m:sup>
+            <m:r>
+              <m:t>m</m:t>
+            </m:r>
+          </m:sup>
+          <m:e>
+            <m:r>
+              <m:rPr>
+                <m:sty m:val="p"/>
+              </m:rPr>
+              <m:t>(</m:t>
+            </m:r>
+          </m:e>
+        </m:nary>
+        <m:r>
+          <m:t>1</m:t>
+        </m:r>
+        <m:r>
+          <m:rPr>
+            <m:sty m:val="p"/>
+          </m:rPr>
+          <m:t>/</m:t>
+        </m:r>
+        <m:r>
+          <m:t>k</m:t>
+        </m:r>
+        <m:r>
+          <m:rPr>
+            <m:sty m:val="p"/>
+          </m:rPr>
+          <m:t>)</m:t>
+        </m:r>
+      </m:oMath>
+      <w:ins w:id="300" w:author="PR Preview" w:date="2026-01-01T00:00:00Z">
+        <w:r>
+          <w:t xml:space="preserve"> </w:t>
+        </w:r>
+      </w:ins>
+      <w:ins w:id="301" w:author="PR Preview" w:date="2026-01-01T00:00:00Z">
+        <w:r>
+          <w:t xml:space="preserve">controls it under any dependence.</w:t>
+        </w:r>
+      </w:ins>
+      <w:ins w:id="302" w:author="PR Preview" w:date="2026-01-01T00:00:00Z">
+        <w:r>
+          <w:t xml:space="preserve"> </w:t>
+        </w:r>
+      </w:ins>
+      <w:ins w:id="303" w:author="PR Preview" w:date="2026-01-01T00:00:00Z">
+        <w:r>
+          <w:t xml:space="preserve">James et al. (2021, ch. 13)</w:t>
+        </w:r>
+      </w:ins>
+      <w:ins w:id="304" w:author="PR Preview" w:date="2026-01-01T00:00:00Z">
+        <w:r>
+          <w:t xml:space="preserve"> </w:t>
+        </w:r>
+      </w:ins>
+      <w:ins w:id="305" w:author="PR Preview" w:date="2026-01-01T00:00:00Z">
+        <w:r>
+          <w:t xml:space="preserve">and</w:t>
+        </w:r>
+      </w:ins>
+      <w:ins w:id="306" w:author="PR Preview" w:date="2026-01-01T00:00:00Z">
+        <w:r>
+          <w:t xml:space="preserve"> </w:t>
+        </w:r>
+      </w:ins>
+      <w:ins w:id="307" w:author="PR Preview" w:date="2026-01-01T00:00:00Z">
+        <w:r>
+          <w:t xml:space="preserve">Efron and Hastie (2016, ch. 15)</w:t>
+        </w:r>
+      </w:ins>
+      <w:ins w:id="308" w:author="PR Preview" w:date="2026-01-01T00:00:00Z">
+        <w:r>
+          <w:t xml:space="preserve"> </w:t>
+        </w:r>
+      </w:ins>
+      <w:ins w:id="309" w:author="PR Preview" w:date="2026-01-01T00:00:00Z">
+        <w:r>
+          <w:t xml:space="preserve">discuss the procedure in practice.</w:t>
+        </w:r>
+      </w:ins>
+    </w:p>
+    <w:bookmarkEnd w:id="83"/>
+    <w:bookmarkEnd w:id="84"/>
+    <w:bookmarkEnd w:id="85"/>
+    <w:bookmarkStart w:id="90" w:name="sec-adjusted-p-values"/>
     <w:p>
       <w:pPr>
         <w:pStyle w:val="Heading2"/>
@@ -25397,7 +26423,7 @@
         <w:t xml:space="preserve">6 Adjusted p-values and q-values</w:t>
       </w:r>
     </w:p>
-    <w:bookmarkStart w:id="92" w:name="def-adjusted-p-value"/>
+    <w:bookmarkStart w:id="86" w:name="def-adjusted-p-value"/>
     <w:p>
       <w:pPr>
         <w:pStyle w:val="FirstParagraph"/>
@@ -25710,48 +26736,66 @@
         </m:oMath>
       </m:oMathPara>
     </w:p>
-    <w:bookmarkEnd w:id="92"/>
-    <w:bookmarkStart w:id="93" w:name="rem-adjusted-p-value-levels"/>
+    <w:bookmarkEnd w:id="86"/>
+    <w:bookmarkStart w:id="87" w:name="rem-adjusted-p-value-levels"/>
     <w:p>
       <w:pPr>
         <w:pStyle w:val="FirstParagraph"/>
       </w:pPr>
-      <w:r>
-        <w:rPr>
-          <w:i/>
-          <w:iCs/>
-        </w:rPr>
-        <w:t xml:space="preserve">Remark 7</w:t>
-      </w:r>
-      <w:r>
-        <w:t xml:space="preserve"> (Applying any level to adjusted p-values). </w:t>
-      </w:r>
-      <w:r>
-        <w:t xml:space="preserve">If the rejection set only grows as the level grows, as it does for the procedures on this page,</w:t>
-      </w:r>
-      <w:r>
-        <w:t xml:space="preserve"> </w:t>
-      </w:r>
-      <w:r>
-        <w:t xml:space="preserve">the procedure at level</w:t>
-      </w:r>
-      <w:r>
-        <w:t xml:space="preserve"> </w:t>
-      </w:r>
+      <w:del w:id="310" w:author="PR Preview" w:date="2026-01-01T00:00:00Z">
+        <w:r>
+          <w:rPr>
+            <w:i/>
+            <w:iCs/>
+          </w:rPr>
+          <w:delText xml:space="preserve">Remark 7</w:delText>
+        </w:r>
+      </w:del>
+      <w:del w:id="311" w:author="PR Preview" w:date="2026-01-01T00:00:00Z">
+        <w:r>
+          <w:delText xml:space="preserve"> (Applying any level to adjusted p-values). </w:delText>
+        </w:r>
+      </w:del>
+      <w:del w:id="312" w:author="PR Preview" w:date="2026-01-01T00:00:00Z">
+        <w:r>
+          <w:delText xml:space="preserve">If the rejection set only grows as the level grows, as it does for the procedures on this page,</w:delText>
+        </w:r>
+      </w:del>
+      <w:del w:id="313" w:author="PR Preview" w:date="2026-01-01T00:00:00Z">
+        <w:r>
+          <w:delText xml:space="preserve"> </w:delText>
+        </w:r>
+      </w:del>
+      <w:del w:id="314" w:author="PR Preview" w:date="2026-01-01T00:00:00Z">
+        <w:r>
+          <w:delText xml:space="preserve">the procedure at level</w:delText>
+        </w:r>
+      </w:del>
+      <w:del w:id="315" w:author="PR Preview" w:date="2026-01-01T00:00:00Z">
+        <w:r>
+          <w:delText xml:space="preserve"> </w:delText>
+        </w:r>
+      </w:del>
       <m:oMath>
         <m:r>
           <m:t>c</m:t>
         </m:r>
       </m:oMath>
-      <w:r>
-        <w:t xml:space="preserve"> </w:t>
-      </w:r>
-      <w:r>
-        <w:t xml:space="preserve">rejects exactly the hypotheses with</w:t>
-      </w:r>
-      <w:r>
-        <w:t xml:space="preserve"> </w:t>
-      </w:r>
+      <w:del w:id="316" w:author="PR Preview" w:date="2026-01-01T00:00:00Z">
+        <w:r>
+          <w:delText xml:space="preserve"> </w:delText>
+        </w:r>
+      </w:del>
+      <w:del w:id="317" w:author="PR Preview" w:date="2026-01-01T00:00:00Z">
+        <w:r>
+          <w:delText xml:space="preserve">rejects exactly the hypotheses with</w:delText>
+        </w:r>
+      </w:del>
+      <w:del w:id="318" w:author="PR Preview" w:date="2026-01-01T00:00:00Z">
+        <w:r>
+          <w:delText xml:space="preserve"> </w:delText>
+        </w:r>
+      </w:del>
       <m:oMath>
         <m:sSub>
           <m:e>
@@ -25782,18 +26826,128 @@
           <m:t>c</m:t>
         </m:r>
       </m:oMath>
-      <w:r>
-        <w:t xml:space="preserve">,</w:t>
-      </w:r>
-      <w:r>
-        <w:t xml:space="preserve"> </w:t>
-      </w:r>
-      <w:r>
-        <w:t xml:space="preserve">so a reader can apply any level to a list of adjusted p-values without redoing the procedure.</w:t>
-      </w:r>
+      <w:del w:id="319" w:author="PR Preview" w:date="2026-01-01T00:00:00Z">
+        <w:r>
+          <w:delText xml:space="preserve">,</w:delText>
+        </w:r>
+      </w:del>
+      <w:del w:id="320" w:author="PR Preview" w:date="2026-01-01T00:00:00Z">
+        <w:r>
+          <w:delText xml:space="preserve"> </w:delText>
+        </w:r>
+      </w:del>
+      <w:del w:id="321" w:author="PR Preview" w:date="2026-01-01T00:00:00Z">
+        <w:r>
+          <w:delText xml:space="preserve">so a reader can apply any level to a list of adjusted p-values without redoing the procedure.</w:delText>
+        </w:r>
+      </w:del>
     </w:p>
-    <w:bookmarkEnd w:id="93"/>
-    <w:bookmarkStart w:id="94" w:name="exm-adjusted-p-value"/>
+    <w:p>
+      <w:pPr>
+        <w:pStyle w:val="FirstParagraph"/>
+      </w:pPr>
+      <w:ins w:id="322" w:author="PR Preview" w:date="2026-01-01T00:00:00Z">
+        <w:r>
+          <w:rPr>
+            <w:i/>
+            <w:iCs/>
+          </w:rPr>
+          <w:t xml:space="preserve">Remark 12</w:t>
+        </w:r>
+      </w:ins>
+      <w:ins w:id="323" w:author="PR Preview" w:date="2026-01-01T00:00:00Z">
+        <w:r>
+          <w:t xml:space="preserve"> (Applying any level to adjusted p-values). </w:t>
+        </w:r>
+      </w:ins>
+      <w:ins w:id="324" w:author="PR Preview" w:date="2026-01-01T00:00:00Z">
+        <w:r>
+          <w:t xml:space="preserve">If the rejection set only grows as the level grows, as it does for the procedures on this page,</w:t>
+        </w:r>
+      </w:ins>
+      <w:ins w:id="325" w:author="PR Preview" w:date="2026-01-01T00:00:00Z">
+        <w:r>
+          <w:t xml:space="preserve"> </w:t>
+        </w:r>
+      </w:ins>
+      <w:ins w:id="326" w:author="PR Preview" w:date="2026-01-01T00:00:00Z">
+        <w:r>
+          <w:t xml:space="preserve">the procedure at level</w:t>
+        </w:r>
+      </w:ins>
+      <w:ins w:id="327" w:author="PR Preview" w:date="2026-01-01T00:00:00Z">
+        <w:r>
+          <w:t xml:space="preserve"> </w:t>
+        </w:r>
+      </w:ins>
+      <m:oMath>
+        <m:r>
+          <m:t>c</m:t>
+        </m:r>
+      </m:oMath>
+      <w:ins w:id="328" w:author="PR Preview" w:date="2026-01-01T00:00:00Z">
+        <w:r>
+          <w:t xml:space="preserve"> </w:t>
+        </w:r>
+      </w:ins>
+      <w:ins w:id="329" w:author="PR Preview" w:date="2026-01-01T00:00:00Z">
+        <w:r>
+          <w:t xml:space="preserve">rejects exactly the hypotheses with</w:t>
+        </w:r>
+      </w:ins>
+      <w:ins w:id="330" w:author="PR Preview" w:date="2026-01-01T00:00:00Z">
+        <w:r>
+          <w:t xml:space="preserve"> </w:t>
+        </w:r>
+      </w:ins>
+      <m:oMath>
+        <m:sSub>
+          <m:e>
+            <m:acc>
+              <m:accPr>
+                <m:chr m:val="̃"/>
+              </m:accPr>
+              <m:e>
+                <m:r>
+                  <m:t>p</m:t>
+                </m:r>
+              </m:e>
+            </m:acc>
+          </m:e>
+          <m:sub>
+            <m:r>
+              <m:t>j</m:t>
+            </m:r>
+          </m:sub>
+        </m:sSub>
+        <m:r>
+          <m:rPr>
+            <m:sty m:val="p"/>
+          </m:rPr>
+          <m:t>≤</m:t>
+        </m:r>
+        <m:r>
+          <m:t>c</m:t>
+        </m:r>
+      </m:oMath>
+      <w:ins w:id="331" w:author="PR Preview" w:date="2026-01-01T00:00:00Z">
+        <w:r>
+          <w:t xml:space="preserve">,</w:t>
+        </w:r>
+      </w:ins>
+      <w:ins w:id="332" w:author="PR Preview" w:date="2026-01-01T00:00:00Z">
+        <w:r>
+          <w:t xml:space="preserve"> </w:t>
+        </w:r>
+      </w:ins>
+      <w:ins w:id="333" w:author="PR Preview" w:date="2026-01-01T00:00:00Z">
+        <w:r>
+          <w:t xml:space="preserve">so a reader can apply any level to a list of adjusted p-values without redoing the procedure.</w:t>
+        </w:r>
+      </w:ins>
+    </w:p>
+    <w:bookmarkEnd w:id="87"/>
+    <w:bookmarkStart w:id="88" w:name="exm-adjusted-p-value"/>
     <w:p>
       <w:pPr>
         <w:pStyle w:val="BodyText"/>
@@ -27972,79 +29126,115 @@
         <w:t xml:space="preserve">it is not a proof that they agree for every data set.</w:t>
       </w:r>
     </w:p>
-    <w:bookmarkEnd w:id="94"/>
-    <w:bookmarkStart w:id="95" w:name="rem-q-value"/>
+    <w:bookmarkEnd w:id="88"/>
+    <w:bookmarkStart w:id="89" w:name="rem-q-value"/>
     <w:p>
       <w:pPr>
         <w:pStyle w:val="BodyText"/>
       </w:pPr>
-      <w:r>
-        <w:rPr>
-          <w:i/>
-          <w:iCs/>
-        </w:rPr>
-        <w:t xml:space="preserve">Remark 8</w:t>
-      </w:r>
-      <w:r>
-        <w:t xml:space="preserve"> (q-values). </w:t>
-      </w:r>
-      <w:r>
-        <w:t xml:space="preserve">The BH adjusted p-value of a hypothesis is the smallest FDR level</w:t>
-      </w:r>
-      <w:r>
-        <w:t xml:space="preserve"> </w:t>
-      </w:r>
+      <w:del w:id="334" w:author="PR Preview" w:date="2026-01-01T00:00:00Z">
+        <w:r>
+          <w:rPr>
+            <w:i/>
+            <w:iCs/>
+          </w:rPr>
+          <w:delText xml:space="preserve">Remark 8</w:delText>
+        </w:r>
+      </w:del>
+      <w:del w:id="335" w:author="PR Preview" w:date="2026-01-01T00:00:00Z">
+        <w:r>
+          <w:delText xml:space="preserve"> (q-values). </w:delText>
+        </w:r>
+      </w:del>
+      <w:del w:id="336" w:author="PR Preview" w:date="2026-01-01T00:00:00Z">
+        <w:r>
+          <w:delText xml:space="preserve">The BH adjusted p-value of a hypothesis is the smallest FDR level</w:delText>
+        </w:r>
+      </w:del>
+      <w:del w:id="337" w:author="PR Preview" w:date="2026-01-01T00:00:00Z">
+        <w:r>
+          <w:delText xml:space="preserve"> </w:delText>
+        </w:r>
+      </w:del>
       <m:oMath>
         <m:r>
           <m:t>q</m:t>
         </m:r>
       </m:oMath>
-      <w:r>
-        <w:t xml:space="preserve"> </w:t>
-      </w:r>
-      <w:r>
-        <w:t xml:space="preserve">at which BH rejects it.</w:t>
-      </w:r>
-      <w:r>
-        <w:t xml:space="preserve"> </w:t>
-      </w:r>
-      <w:r>
-        <w:t xml:space="preserve">Some authors call this a</w:t>
-      </w:r>
-      <w:r>
-        <w:t xml:space="preserve"> </w:t>
-      </w:r>
-      <w:r>
-        <w:rPr>
-          <w:i/>
-          <w:iCs/>
-        </w:rPr>
-        <w:t xml:space="preserve">q-value</w:t>
-      </w:r>
-      <w:r>
-        <w:t xml:space="preserve">.</w:t>
-      </w:r>
-      <w:r>
-        <w:t xml:space="preserve"> </w:t>
-      </w:r>
-      <w:r>
-        <w:t xml:space="preserve">Storey (2002)</w:t>
-      </w:r>
-      <w:r>
-        <w:t xml:space="preserve"> </w:t>
-      </w:r>
-      <w:r>
-        <w:t xml:space="preserve">defines the q-value with the same meaning,</w:t>
-      </w:r>
-      <w:r>
-        <w:t xml:space="preserve"> </w:t>
-      </w:r>
-      <w:r>
-        <w:t xml:space="preserve">but estimates the fraction</w:t>
-      </w:r>
-      <w:r>
-        <w:t xml:space="preserve"> </w:t>
-      </w:r>
+      <w:del w:id="338" w:author="PR Preview" w:date="2026-01-01T00:00:00Z">
+        <w:r>
+          <w:delText xml:space="preserve"> </w:delText>
+        </w:r>
+      </w:del>
+      <w:del w:id="339" w:author="PR Preview" w:date="2026-01-01T00:00:00Z">
+        <w:r>
+          <w:delText xml:space="preserve">at which BH rejects it.</w:delText>
+        </w:r>
+      </w:del>
+      <w:del w:id="340" w:author="PR Preview" w:date="2026-01-01T00:00:00Z">
+        <w:r>
+          <w:delText xml:space="preserve"> </w:delText>
+        </w:r>
+      </w:del>
+      <w:del w:id="341" w:author="PR Preview" w:date="2026-01-01T00:00:00Z">
+        <w:r>
+          <w:delText xml:space="preserve">Some authors call this a</w:delText>
+        </w:r>
+      </w:del>
+      <w:del w:id="342" w:author="PR Preview" w:date="2026-01-01T00:00:00Z">
+        <w:r>
+          <w:delText xml:space="preserve"> </w:delText>
+        </w:r>
+      </w:del>
+      <w:del w:id="343" w:author="PR Preview" w:date="2026-01-01T00:00:00Z">
+        <w:r>
+          <w:rPr>
+            <w:i/>
+            <w:iCs/>
+          </w:rPr>
+          <w:delText xml:space="preserve">q-value</w:delText>
+        </w:r>
+      </w:del>
+      <w:del w:id="344" w:author="PR Preview" w:date="2026-01-01T00:00:00Z">
+        <w:r>
+          <w:delText xml:space="preserve">.</w:delText>
+        </w:r>
+      </w:del>
+      <w:del w:id="345" w:author="PR Preview" w:date="2026-01-01T00:00:00Z">
+        <w:r>
+          <w:delText xml:space="preserve"> </w:delText>
+        </w:r>
+      </w:del>
+      <w:del w:id="346" w:author="PR Preview" w:date="2026-01-01T00:00:00Z">
+        <w:r>
+          <w:delText xml:space="preserve">Storey (2002)</w:delText>
+        </w:r>
+      </w:del>
+      <w:del w:id="347" w:author="PR Preview" w:date="2026-01-01T00:00:00Z">
+        <w:r>
+          <w:delText xml:space="preserve"> </w:delText>
+        </w:r>
+      </w:del>
+      <w:del w:id="348" w:author="PR Preview" w:date="2026-01-01T00:00:00Z">
+        <w:r>
+          <w:delText xml:space="preserve">defines the q-value with the same meaning,</w:delText>
+        </w:r>
+      </w:del>
+      <w:del w:id="349" w:author="PR Preview" w:date="2026-01-01T00:00:00Z">
+        <w:r>
+          <w:delText xml:space="preserve"> </w:delText>
+        </w:r>
+      </w:del>
+      <w:del w:id="350" w:author="PR Preview" w:date="2026-01-01T00:00:00Z">
+        <w:r>
+          <w:delText xml:space="preserve">but estimates the fraction</w:delText>
+        </w:r>
+      </w:del>
+      <w:del w:id="351" w:author="PR Preview" w:date="2026-01-01T00:00:00Z">
+        <w:r>
+          <w:delText xml:space="preserve"> </w:delText>
+        </w:r>
+      </w:del>
       <m:oMath>
         <m:sSub>
           <m:e>
@@ -28068,21 +29258,31 @@
           <m:t>m</m:t>
         </m:r>
       </m:oMath>
-      <w:r>
-        <w:t xml:space="preserve"> </w:t>
-      </w:r>
-      <w:r>
-        <w:t xml:space="preserve">of true null hypotheses from the p-values</w:t>
-      </w:r>
-      <w:r>
-        <w:t xml:space="preserve"> </w:t>
-      </w:r>
-      <w:r>
-        <w:t xml:space="preserve">and multiplies by the estimate,</w:t>
-      </w:r>
-      <w:r>
-        <w:t xml:space="preserve"> </w:t>
-      </w:r>
+      <w:del w:id="352" w:author="PR Preview" w:date="2026-01-01T00:00:00Z">
+        <w:r>
+          <w:delText xml:space="preserve"> </w:delText>
+        </w:r>
+      </w:del>
+      <w:del w:id="353" w:author="PR Preview" w:date="2026-01-01T00:00:00Z">
+        <w:r>
+          <w:delText xml:space="preserve">of true null hypotheses from the p-values</w:delText>
+        </w:r>
+      </w:del>
+      <w:del w:id="354" w:author="PR Preview" w:date="2026-01-01T00:00:00Z">
+        <w:r>
+          <w:delText xml:space="preserve"> </w:delText>
+        </w:r>
+      </w:del>
+      <w:del w:id="355" w:author="PR Preview" w:date="2026-01-01T00:00:00Z">
+        <w:r>
+          <w:delText xml:space="preserve">and multiplies by the estimate,</w:delText>
+        </w:r>
+      </w:del>
+      <w:del w:id="356" w:author="PR Preview" w:date="2026-01-01T00:00:00Z">
+        <w:r>
+          <w:delText xml:space="preserve"> </w:delText>
+        </w:r>
+      </w:del>
       <m:oMath>
         <m:sSub>
           <m:e>
@@ -28104,18 +29304,26 @@
           </m:sub>
         </m:sSub>
       </m:oMath>
-      <w:r>
-        <w:t xml:space="preserve">, which is usually below 1.</w:t>
-      </w:r>
-      <w:r>
-        <w:t xml:space="preserve"> </w:t>
-      </w:r>
-      <w:r>
-        <w:t xml:space="preserve">BH is the case</w:t>
-      </w:r>
-      <w:r>
-        <w:t xml:space="preserve"> </w:t>
-      </w:r>
+      <w:del w:id="357" w:author="PR Preview" w:date="2026-01-01T00:00:00Z">
+        <w:r>
+          <w:delText xml:space="preserve">, which is usually below 1.</w:delText>
+        </w:r>
+      </w:del>
+      <w:del w:id="358" w:author="PR Preview" w:date="2026-01-01T00:00:00Z">
+        <w:r>
+          <w:delText xml:space="preserve"> </w:delText>
+        </w:r>
+      </w:del>
+      <w:del w:id="359" w:author="PR Preview" w:date="2026-01-01T00:00:00Z">
+        <w:r>
+          <w:delText xml:space="preserve">BH is the case</w:delText>
+        </w:r>
+      </w:del>
+      <w:del w:id="360" w:author="PR Preview" w:date="2026-01-01T00:00:00Z">
+        <w:r>
+          <w:delText xml:space="preserve"> </w:delText>
+        </w:r>
+      </w:del>
       <m:oMath>
         <m:sSub>
           <m:e>
@@ -28146,13 +29354,247 @@
           <m:t>1</m:t>
         </m:r>
       </m:oMath>
-      <w:r>
-        <w:t xml:space="preserve">, so Storey’s q-values are smaller, and reject more, when many null hypotheses are false.</w:t>
-      </w:r>
+      <w:del w:id="361" w:author="PR Preview" w:date="2026-01-01T00:00:00Z">
+        <w:r>
+          <w:delText xml:space="preserve">, so Storey’s q-values are smaller, and reject more, when many null hypotheses are false.</w:delText>
+        </w:r>
+      </w:del>
     </w:p>
-    <w:bookmarkEnd w:id="95"/>
-    <w:bookmarkEnd w:id="96"/>
-    <w:bookmarkStart w:id="99" w:name="sec-procedure-comparison"/>
+    <w:p>
+      <w:pPr>
+        <w:pStyle w:val="BodyText"/>
+      </w:pPr>
+      <w:ins w:id="362" w:author="PR Preview" w:date="2026-01-01T00:00:00Z">
+        <w:r>
+          <w:rPr>
+            <w:i/>
+            <w:iCs/>
+          </w:rPr>
+          <w:t xml:space="preserve">Remark 13</w:t>
+        </w:r>
+      </w:ins>
+      <w:ins w:id="363" w:author="PR Preview" w:date="2026-01-01T00:00:00Z">
+        <w:r>
+          <w:t xml:space="preserve"> (q-values). </w:t>
+        </w:r>
+      </w:ins>
+      <w:ins w:id="364" w:author="PR Preview" w:date="2026-01-01T00:00:00Z">
+        <w:r>
+          <w:t xml:space="preserve">The BH adjusted p-value of a hypothesis is the smallest FDR level</w:t>
+        </w:r>
+      </w:ins>
+      <w:ins w:id="365" w:author="PR Preview" w:date="2026-01-01T00:00:00Z">
+        <w:r>
+          <w:t xml:space="preserve"> </w:t>
+        </w:r>
+      </w:ins>
+      <m:oMath>
+        <m:r>
+          <m:t>q</m:t>
+        </m:r>
+      </m:oMath>
+      <w:ins w:id="366" w:author="PR Preview" w:date="2026-01-01T00:00:00Z">
+        <w:r>
+          <w:t xml:space="preserve"> </w:t>
+        </w:r>
+      </w:ins>
+      <w:ins w:id="367" w:author="PR Preview" w:date="2026-01-01T00:00:00Z">
+        <w:r>
+          <w:t xml:space="preserve">at which BH rejects it.</w:t>
+        </w:r>
+      </w:ins>
+      <w:ins w:id="368" w:author="PR Preview" w:date="2026-01-01T00:00:00Z">
+        <w:r>
+          <w:t xml:space="preserve"> </w:t>
+        </w:r>
+      </w:ins>
+      <w:ins w:id="369" w:author="PR Preview" w:date="2026-01-01T00:00:00Z">
+        <w:r>
+          <w:t xml:space="preserve">Some authors call this a</w:t>
+        </w:r>
+      </w:ins>
+      <w:ins w:id="370" w:author="PR Preview" w:date="2026-01-01T00:00:00Z">
+        <w:r>
+          <w:t xml:space="preserve"> </w:t>
+        </w:r>
+      </w:ins>
+      <w:ins w:id="371" w:author="PR Preview" w:date="2026-01-01T00:00:00Z">
+        <w:r>
+          <w:rPr>
+            <w:i/>
+            <w:iCs/>
+          </w:rPr>
+          <w:t xml:space="preserve">q-value</w:t>
+        </w:r>
+      </w:ins>
+      <w:ins w:id="372" w:author="PR Preview" w:date="2026-01-01T00:00:00Z">
+        <w:r>
+          <w:t xml:space="preserve">.</w:t>
+        </w:r>
+      </w:ins>
+      <w:ins w:id="373" w:author="PR Preview" w:date="2026-01-01T00:00:00Z">
+        <w:r>
+          <w:t xml:space="preserve"> </w:t>
+        </w:r>
+      </w:ins>
+      <w:ins w:id="374" w:author="PR Preview" w:date="2026-01-01T00:00:00Z">
+        <w:r>
+          <w:t xml:space="preserve">Storey (2002)</w:t>
+        </w:r>
+      </w:ins>
+      <w:ins w:id="375" w:author="PR Preview" w:date="2026-01-01T00:00:00Z">
+        <w:r>
+          <w:t xml:space="preserve"> </w:t>
+        </w:r>
+      </w:ins>
+      <w:ins w:id="376" w:author="PR Preview" w:date="2026-01-01T00:00:00Z">
+        <w:r>
+          <w:t xml:space="preserve">defines the q-value with the same meaning,</w:t>
+        </w:r>
+      </w:ins>
+      <w:ins w:id="377" w:author="PR Preview" w:date="2026-01-01T00:00:00Z">
+        <w:r>
+          <w:t xml:space="preserve"> </w:t>
+        </w:r>
+      </w:ins>
+      <w:ins w:id="378" w:author="PR Preview" w:date="2026-01-01T00:00:00Z">
+        <w:r>
+          <w:t xml:space="preserve">but estimates the fraction</w:t>
+        </w:r>
+      </w:ins>
+      <w:ins w:id="379" w:author="PR Preview" w:date="2026-01-01T00:00:00Z">
+        <w:r>
+          <w:t xml:space="preserve"> </w:t>
+        </w:r>
+      </w:ins>
+      <m:oMath>
+        <m:sSub>
+          <m:e>
+            <m:r>
+              <m:t>m</m:t>
+            </m:r>
+          </m:e>
+          <m:sub>
+            <m:r>
+              <m:t>0</m:t>
+            </m:r>
+          </m:sub>
+        </m:sSub>
+        <m:r>
+          <m:rPr>
+            <m:sty m:val="p"/>
+          </m:rPr>
+          <m:t>/</m:t>
+        </m:r>
+        <m:r>
+          <m:t>m</m:t>
+        </m:r>
+      </m:oMath>
+      <w:ins w:id="380" w:author="PR Preview" w:date="2026-01-01T00:00:00Z">
+        <w:r>
+          <w:t xml:space="preserve"> </w:t>
+        </w:r>
+      </w:ins>
+      <w:ins w:id="381" w:author="PR Preview" w:date="2026-01-01T00:00:00Z">
+        <w:r>
+          <w:t xml:space="preserve">of true null hypotheses from the p-values</w:t>
+        </w:r>
+      </w:ins>
+      <w:ins w:id="382" w:author="PR Preview" w:date="2026-01-01T00:00:00Z">
+        <w:r>
+          <w:t xml:space="preserve"> </w:t>
+        </w:r>
+      </w:ins>
+      <w:ins w:id="383" w:author="PR Preview" w:date="2026-01-01T00:00:00Z">
+        <w:r>
+          <w:t xml:space="preserve">and multiplies by the estimate,</w:t>
+        </w:r>
+      </w:ins>
+      <w:ins w:id="384" w:author="PR Preview" w:date="2026-01-01T00:00:00Z">
+        <w:r>
+          <w:t xml:space="preserve"> </w:t>
+        </w:r>
+      </w:ins>
+      <m:oMath>
+        <m:sSub>
+          <m:e>
+            <m:acc>
+              <m:accPr>
+                <m:chr m:val="̂"/>
+              </m:accPr>
+              <m:e>
+                <m:r>
+                  <m:t>π</m:t>
+                </m:r>
+              </m:e>
+            </m:acc>
+          </m:e>
+          <m:sub>
+            <m:r>
+              <m:t>0</m:t>
+            </m:r>
+          </m:sub>
+        </m:sSub>
+      </m:oMath>
+      <w:ins w:id="385" w:author="PR Preview" w:date="2026-01-01T00:00:00Z">
+        <w:r>
+          <w:t xml:space="preserve">, which is usually below 1.</w:t>
+        </w:r>
+      </w:ins>
+      <w:ins w:id="386" w:author="PR Preview" w:date="2026-01-01T00:00:00Z">
+        <w:r>
+          <w:t xml:space="preserve"> </w:t>
+        </w:r>
+      </w:ins>
+      <w:ins w:id="387" w:author="PR Preview" w:date="2026-01-01T00:00:00Z">
+        <w:r>
+          <w:t xml:space="preserve">BH is the case</w:t>
+        </w:r>
+      </w:ins>
+      <w:ins w:id="388" w:author="PR Preview" w:date="2026-01-01T00:00:00Z">
+        <w:r>
+          <w:t xml:space="preserve"> </w:t>
+        </w:r>
+      </w:ins>
+      <m:oMath>
+        <m:sSub>
+          <m:e>
+            <m:acc>
+              <m:accPr>
+                <m:chr m:val="̂"/>
+              </m:accPr>
+              <m:e>
+                <m:r>
+                  <m:t>π</m:t>
+                </m:r>
+              </m:e>
+            </m:acc>
+          </m:e>
+          <m:sub>
+            <m:r>
+              <m:t>0</m:t>
+            </m:r>
+          </m:sub>
+        </m:sSub>
+        <m:r>
+          <m:rPr>
+            <m:sty m:val="p"/>
+          </m:rPr>
+          <m:t>=</m:t>
+        </m:r>
+        <m:r>
+          <m:t>1</m:t>
+        </m:r>
+      </m:oMath>
+      <w:ins w:id="389" w:author="PR Preview" w:date="2026-01-01T00:00:00Z">
+        <w:r>
+          <w:t xml:space="preserve">, so Storey’s q-values are smaller, and reject more, when many null hypotheses are false.</w:t>
+        </w:r>
+      </w:ins>
+    </w:p>
+    <w:bookmarkEnd w:id="89"/>
+    <w:bookmarkEnd w:id="90"/>
+    <w:bookmarkStart w:id="93" w:name="sec-procedure-comparison"/>
     <w:p>
       <w:pPr>
         <w:pStyle w:val="Heading2"/>
@@ -28161,7 +29603,7 @@
         <w:t xml:space="preserve">7 Comparing the procedures</w:t>
       </w:r>
     </w:p>
-    <w:bookmarkStart w:id="97" w:name="exm-procedure-comparison"/>
+    <w:bookmarkStart w:id="91" w:name="exm-procedure-comparison"/>
     <w:p>
       <w:pPr>
         <w:pStyle w:val="FirstParagraph"/>
@@ -28700,59 +30142,159 @@
         <w:t xml:space="preserve">Its FWER is far above 0.05, which BH does not promise to control.</w:t>
       </w:r>
     </w:p>
-    <w:bookmarkEnd w:id="97"/>
-    <w:bookmarkStart w:id="98" w:name="rem-choosing-error-rate"/>
+    <w:bookmarkEnd w:id="91"/>
+    <w:bookmarkStart w:id="92" w:name="rem-choosing-error-rate"/>
     <w:p>
       <w:pPr>
         <w:pStyle w:val="BodyText"/>
       </w:pPr>
-      <w:r>
-        <w:rPr>
-          <w:i/>
-          <w:iCs/>
-        </w:rPr>
-        <w:t xml:space="preserve">Remark 9</w:t>
-      </w:r>
-      <w:r>
-        <w:t xml:space="preserve"> (Choosing an error rate). </w:t>
-      </w:r>
-      <w:r>
-        <w:t xml:space="preserve">Control the FWER when a single false positive is costly,</w:t>
-      </w:r>
-      <w:r>
-        <w:t xml:space="preserve"> </w:t>
-      </w:r>
-      <w:r>
-        <w:t xml:space="preserve">as in a confirmatory trial that tests a handful of outcomes.</w:t>
-      </w:r>
-      <w:r>
-        <w:t xml:space="preserve"> </w:t>
-      </w:r>
-      <w:r>
-        <w:t xml:space="preserve">Control the FDR when the rejections are leads to follow up,</w:t>
-      </w:r>
-      <w:r>
-        <w:t xml:space="preserve"> </w:t>
-      </w:r>
-      <w:r>
-        <w:t xml:space="preserve">as in a screen of thousands of genes,</w:t>
-      </w:r>
-      <w:r>
-        <w:t xml:space="preserve"> </w:t>
-      </w:r>
-      <w:r>
-        <w:t xml:space="preserve">where a small fraction of false leads is acceptable.</w:t>
-      </w:r>
-      <w:r>
-        <w:t xml:space="preserve"> </w:t>
-      </w:r>
-      <w:r>
-        <w:t xml:space="preserve">The choice should be made before looking at the data.</w:t>
-      </w:r>
+      <w:del w:id="390" w:author="PR Preview" w:date="2026-01-01T00:00:00Z">
+        <w:r>
+          <w:rPr>
+            <w:i/>
+            <w:iCs/>
+          </w:rPr>
+          <w:delText xml:space="preserve">Remark 9</w:delText>
+        </w:r>
+      </w:del>
+      <w:del w:id="391" w:author="PR Preview" w:date="2026-01-01T00:00:00Z">
+        <w:r>
+          <w:delText xml:space="preserve"> (Choosing an error rate). </w:delText>
+        </w:r>
+      </w:del>
+      <w:del w:id="392" w:author="PR Preview" w:date="2026-01-01T00:00:00Z">
+        <w:r>
+          <w:delText xml:space="preserve">Control the FWER when a single false positive is costly,</w:delText>
+        </w:r>
+      </w:del>
+      <w:del w:id="393" w:author="PR Preview" w:date="2026-01-01T00:00:00Z">
+        <w:r>
+          <w:delText xml:space="preserve"> </w:delText>
+        </w:r>
+      </w:del>
+      <w:del w:id="394" w:author="PR Preview" w:date="2026-01-01T00:00:00Z">
+        <w:r>
+          <w:delText xml:space="preserve">as in a confirmatory trial that tests a handful of outcomes.</w:delText>
+        </w:r>
+      </w:del>
+      <w:del w:id="395" w:author="PR Preview" w:date="2026-01-01T00:00:00Z">
+        <w:r>
+          <w:delText xml:space="preserve"> </w:delText>
+        </w:r>
+      </w:del>
+      <w:del w:id="396" w:author="PR Preview" w:date="2026-01-01T00:00:00Z">
+        <w:r>
+          <w:delText xml:space="preserve">Control the FDR when the rejections are leads to follow up,</w:delText>
+        </w:r>
+      </w:del>
+      <w:del w:id="397" w:author="PR Preview" w:date="2026-01-01T00:00:00Z">
+        <w:r>
+          <w:delText xml:space="preserve"> </w:delText>
+        </w:r>
+      </w:del>
+      <w:del w:id="398" w:author="PR Preview" w:date="2026-01-01T00:00:00Z">
+        <w:r>
+          <w:delText xml:space="preserve">as in a screen of thousands of genes,</w:delText>
+        </w:r>
+      </w:del>
+      <w:del w:id="399" w:author="PR Preview" w:date="2026-01-01T00:00:00Z">
+        <w:r>
+          <w:delText xml:space="preserve"> </w:delText>
+        </w:r>
+      </w:del>
+      <w:del w:id="400" w:author="PR Preview" w:date="2026-01-01T00:00:00Z">
+        <w:r>
+          <w:delText xml:space="preserve">where a small fraction of false leads is acceptable.</w:delText>
+        </w:r>
+      </w:del>
+      <w:del w:id="401" w:author="PR Preview" w:date="2026-01-01T00:00:00Z">
+        <w:r>
+          <w:delText xml:space="preserve"> </w:delText>
+        </w:r>
+      </w:del>
+      <w:del w:id="402" w:author="PR Preview" w:date="2026-01-01T00:00:00Z">
+        <w:r>
+          <w:delText xml:space="preserve">The choice should be made before looking at the data.</w:delText>
+        </w:r>
+      </w:del>
     </w:p>
-    <w:bookmarkEnd w:id="98"/>
-    <w:bookmarkEnd w:id="99"/>
-    <w:bookmarkStart w:id="101" w:name="sec-multiple-testing-reading"/>
+    <w:p>
+      <w:pPr>
+        <w:pStyle w:val="BodyText"/>
+      </w:pPr>
+      <w:ins w:id="403" w:author="PR Preview" w:date="2026-01-01T00:00:00Z">
+        <w:r>
+          <w:rPr>
+            <w:i/>
+            <w:iCs/>
+          </w:rPr>
+          <w:t xml:space="preserve">Remark 14</w:t>
+        </w:r>
+      </w:ins>
+      <w:ins w:id="404" w:author="PR Preview" w:date="2026-01-01T00:00:00Z">
+        <w:r>
+          <w:t xml:space="preserve"> (Choosing an error rate). </w:t>
+        </w:r>
+      </w:ins>
+      <w:ins w:id="405" w:author="PR Preview" w:date="2026-01-01T00:00:00Z">
+        <w:r>
+          <w:t xml:space="preserve">Control the FWER when a single false positive is costly,</w:t>
+        </w:r>
+      </w:ins>
+      <w:ins w:id="406" w:author="PR Preview" w:date="2026-01-01T00:00:00Z">
+        <w:r>
+          <w:t xml:space="preserve"> </w:t>
+        </w:r>
+      </w:ins>
+      <w:ins w:id="407" w:author="PR Preview" w:date="2026-01-01T00:00:00Z">
+        <w:r>
+          <w:t xml:space="preserve">as in a confirmatory trial that tests a handful of outcomes.</w:t>
+        </w:r>
+      </w:ins>
+      <w:ins w:id="408" w:author="PR Preview" w:date="2026-01-01T00:00:00Z">
+        <w:r>
+          <w:t xml:space="preserve"> </w:t>
+        </w:r>
+      </w:ins>
+      <w:ins w:id="409" w:author="PR Preview" w:date="2026-01-01T00:00:00Z">
+        <w:r>
+          <w:t xml:space="preserve">Control the FDR when the rejections are leads to follow up,</w:t>
+        </w:r>
+      </w:ins>
+      <w:ins w:id="410" w:author="PR Preview" w:date="2026-01-01T00:00:00Z">
+        <w:r>
+          <w:t xml:space="preserve"> </w:t>
+        </w:r>
+      </w:ins>
+      <w:ins w:id="411" w:author="PR Preview" w:date="2026-01-01T00:00:00Z">
+        <w:r>
+          <w:t xml:space="preserve">as in a screen of thousands of genes,</w:t>
+        </w:r>
+      </w:ins>
+      <w:ins w:id="412" w:author="PR Preview" w:date="2026-01-01T00:00:00Z">
+        <w:r>
+          <w:t xml:space="preserve"> </w:t>
+        </w:r>
+      </w:ins>
+      <w:ins w:id="413" w:author="PR Preview" w:date="2026-01-01T00:00:00Z">
+        <w:r>
+          <w:t xml:space="preserve">where a small fraction of false leads is acceptable.</w:t>
+        </w:r>
+      </w:ins>
+      <w:ins w:id="414" w:author="PR Preview" w:date="2026-01-01T00:00:00Z">
+        <w:r>
+          <w:t xml:space="preserve"> </w:t>
+        </w:r>
+      </w:ins>
+      <w:ins w:id="415" w:author="PR Preview" w:date="2026-01-01T00:00:00Z">
+        <w:r>
+          <w:t xml:space="preserve">The choice should be made before looking at the data.</w:t>
+        </w:r>
+      </w:ins>
+    </w:p>
+    <w:bookmarkEnd w:id="92"/>
+    <w:bookmarkEnd w:id="93"/>
+    <w:bookmarkStart w:id="95" w:name="sec-multiple-testing-reading"/>
     <w:p>
       <w:pPr>
         <w:pStyle w:val="Heading2"/>
@@ -28823,7 +30365,7 @@
       <w:r>
         <w:t xml:space="preserve"> </w:t>
       </w:r>
-      <w:hyperlink r:id="rId100">
+      <w:hyperlink r:id="rId94">
         <w:r>
           <w:rPr>
             <w:rStyle w:val="Hyperlink"/>
@@ -28873,20 +30415,20 @@
         <w:t xml:space="preserve">without a distributional model for the test statistic.</w:t>
       </w:r>
     </w:p>
-    <w:bookmarkEnd w:id="101"/>
-    <w:bookmarkStart w:id="119" w:name="references"/>
+    <w:bookmarkEnd w:id="95"/>
+    <w:bookmarkStart w:id="113" w:name="references"/>
     <w:p>
       <w:pPr>
         <w:pStyle w:val="Heading2"/>
       </w:pPr>
-      <w:ins w:id="9" w:author="PR Preview" w:date="2026-01-01T00:00:00Z">
+      <w:ins w:id="416" w:author="PR Preview" w:date="2026-01-01T00:00:00Z">
         <w:r>
           <w:t xml:space="preserve">References</w:t>
         </w:r>
       </w:ins>
     </w:p>
-    <w:bookmarkStart w:id="118" w:name="refs"/>
-    <w:bookmarkStart w:id="103" w:name="ref-benjamini1995controlling"/>
+    <w:bookmarkStart w:id="112" w:name="refs"/>
+    <w:bookmarkStart w:id="97" w:name="ref-benjamini1995controlling"/>
     <w:p>
       <w:pPr>
         <w:pStyle w:val="Bibliography"/>
@@ -28919,7 +30461,7 @@
       <w:r>
         <w:t xml:space="preserve"> </w:t>
       </w:r>
-      <w:hyperlink r:id="rId102">
+      <w:hyperlink r:id="rId96">
         <w:r>
           <w:rPr>
             <w:rStyle w:val="Hyperlink"/>
@@ -28931,8 +30473,8 @@
         <w:t xml:space="preserve">.</w:t>
       </w:r>
     </w:p>
-    <w:bookmarkEnd w:id="103"/>
-    <w:bookmarkStart w:id="105" w:name="ref-benjamini2001control"/>
+    <w:bookmarkEnd w:id="97"/>
+    <w:bookmarkStart w:id="99" w:name="ref-benjamini2001control"/>
     <w:p>
       <w:pPr>
         <w:pStyle w:val="Bibliography"/>
@@ -28965,7 +30507,7 @@
       <w:r>
         <w:t xml:space="preserve"> </w:t>
       </w:r>
-      <w:hyperlink r:id="rId104">
+      <w:hyperlink r:id="rId98">
         <w:r>
           <w:rPr>
             <w:rStyle w:val="Hyperlink"/>
@@ -28977,23 +30519,23 @@
         <w:t xml:space="preserve">.</w:t>
       </w:r>
     </w:p>
-    <w:bookmarkEnd w:id="105"/>
-    <w:bookmarkStart w:id="107" w:name="ref-CaseBerg01"/>
+    <w:bookmarkEnd w:id="99"/>
+    <w:bookmarkStart w:id="101" w:name="ref-CaseBerg01"/>
     <w:p>
       <w:pPr>
         <w:pStyle w:val="Bibliography"/>
       </w:pPr>
-      <w:ins w:id="10" w:author="PR Preview" w:date="2026-01-01T00:00:00Z">
+      <w:ins w:id="417" w:author="PR Preview" w:date="2026-01-01T00:00:00Z">
         <w:r>
           <w:t xml:space="preserve">Casella, George, and Roger Berger. 2002.</w:t>
         </w:r>
       </w:ins>
-      <w:ins w:id="11" w:author="PR Preview" w:date="2026-01-01T00:00:00Z">
+      <w:ins w:id="418" w:author="PR Preview" w:date="2026-01-01T00:00:00Z">
         <w:r>
           <w:t xml:space="preserve"> </w:t>
         </w:r>
       </w:ins>
-      <w:ins w:id="12" w:author="PR Preview" w:date="2026-01-01T00:00:00Z">
+      <w:ins w:id="419" w:author="PR Preview" w:date="2026-01-01T00:00:00Z">
         <w:r>
           <w:rPr>
             <w:i/>
@@ -29002,18 +30544,18 @@
           <w:t xml:space="preserve">Statistical Inference</w:t>
         </w:r>
       </w:ins>
-      <w:ins w:id="13" w:author="PR Preview" w:date="2026-01-01T00:00:00Z">
+      <w:ins w:id="420" w:author="PR Preview" w:date="2026-01-01T00:00:00Z">
         <w:r>
           <w:t xml:space="preserve">. 2nd ed. Cengage Learning.</w:t>
         </w:r>
       </w:ins>
-      <w:ins w:id="14" w:author="PR Preview" w:date="2026-01-01T00:00:00Z">
+      <w:ins w:id="421" w:author="PR Preview" w:date="2026-01-01T00:00:00Z">
         <w:r>
           <w:t xml:space="preserve"> </w:t>
         </w:r>
       </w:ins>
-      <w:hyperlink r:id="rId106">
-        <w:ins w:id="15" w:author="PR Preview" w:date="2026-01-01T00:00:00Z">
+      <w:hyperlink r:id="rId100">
+        <w:ins w:id="422" w:author="PR Preview" w:date="2026-01-01T00:00:00Z">
           <w:r>
             <w:rPr>
               <w:rStyle w:val="Hyperlink"/>
@@ -29022,14 +30564,14 @@
           </w:r>
         </w:ins>
       </w:hyperlink>
-      <w:ins w:id="16" w:author="PR Preview" w:date="2026-01-01T00:00:00Z">
+      <w:ins w:id="423" w:author="PR Preview" w:date="2026-01-01T00:00:00Z">
         <w:r>
           <w:t xml:space="preserve">.</w:t>
         </w:r>
       </w:ins>
     </w:p>
-    <w:bookmarkEnd w:id="107"/>
-    <w:bookmarkStart w:id="109" w:name="ref-efron2016computer"/>
+    <w:bookmarkEnd w:id="101"/>
+    <w:bookmarkStart w:id="103" w:name="ref-efron2016computer"/>
     <w:p>
       <w:pPr>
         <w:pStyle w:val="Bibliography"/>
@@ -29053,7 +30595,7 @@
       <w:r>
         <w:t xml:space="preserve"> </w:t>
       </w:r>
-      <w:hyperlink r:id="rId108">
+      <w:hyperlink r:id="rId102">
         <w:r>
           <w:rPr>
             <w:rStyle w:val="Hyperlink"/>
@@ -29065,8 +30607,8 @@
         <w:t xml:space="preserve">.</w:t>
       </w:r>
     </w:p>
-    <w:bookmarkEnd w:id="109"/>
-    <w:bookmarkStart w:id="110" w:name="ref-holm1979simple"/>
+    <w:bookmarkEnd w:id="103"/>
+    <w:bookmarkStart w:id="104" w:name="ref-holm1979simple"/>
     <w:p>
       <w:pPr>
         <w:pStyle w:val="Bibliography"/>
@@ -29097,8 +30639,8 @@
         <w:t xml:space="preserve">6 (2): 65–70.</w:t>
       </w:r>
     </w:p>
-    <w:bookmarkEnd w:id="110"/>
-    <w:bookmarkStart w:id="112" w:name="ref-james2021islr2e"/>
+    <w:bookmarkEnd w:id="104"/>
+    <w:bookmarkStart w:id="106" w:name="ref-james2021islr2e"/>
     <w:p>
       <w:pPr>
         <w:pStyle w:val="Bibliography"/>
@@ -29136,7 +30678,7 @@
       <w:r>
         <w:t xml:space="preserve"> </w:t>
       </w:r>
-      <w:hyperlink r:id="rId111">
+      <w:hyperlink r:id="rId105">
         <w:r>
           <w:rPr>
             <w:rStyle w:val="Hyperlink"/>
@@ -29148,8 +30690,8 @@
         <w:t xml:space="preserve">.</w:t>
       </w:r>
     </w:p>
-    <w:bookmarkEnd w:id="112"/>
-    <w:bookmarkStart w:id="114" w:name="ref-khan2001classification"/>
+    <w:bookmarkEnd w:id="106"/>
+    <w:bookmarkStart w:id="108" w:name="ref-khan2001classification"/>
     <w:p>
       <w:pPr>
         <w:pStyle w:val="Bibliography"/>
@@ -29182,7 +30724,7 @@
       <w:r>
         <w:t xml:space="preserve"> </w:t>
       </w:r>
-      <w:hyperlink r:id="rId113">
+      <w:hyperlink r:id="rId107">
         <w:r>
           <w:rPr>
             <w:rStyle w:val="Hyperlink"/>
@@ -29194,23 +30736,23 @@
         <w:t xml:space="preserve">.</w:t>
       </w:r>
     </w:p>
-    <w:bookmarkEnd w:id="114"/>
-    <w:bookmarkStart w:id="115" w:name="ref-rice2007mathematical"/>
+    <w:bookmarkEnd w:id="108"/>
+    <w:bookmarkStart w:id="109" w:name="ref-rice2007mathematical"/>
     <w:p>
       <w:pPr>
         <w:pStyle w:val="Bibliography"/>
       </w:pPr>
-      <w:ins w:id="17" w:author="PR Preview" w:date="2026-01-01T00:00:00Z">
+      <w:ins w:id="424" w:author="PR Preview" w:date="2026-01-01T00:00:00Z">
         <w:r>
           <w:t xml:space="preserve">Rice, John A. 2007.</w:t>
         </w:r>
       </w:ins>
-      <w:ins w:id="18" w:author="PR Preview" w:date="2026-01-01T00:00:00Z">
+      <w:ins w:id="425" w:author="PR Preview" w:date="2026-01-01T00:00:00Z">
         <w:r>
           <w:t xml:space="preserve"> </w:t>
         </w:r>
       </w:ins>
-      <w:ins w:id="19" w:author="PR Preview" w:date="2026-01-01T00:00:00Z">
+      <w:ins w:id="426" w:author="PR Preview" w:date="2026-01-01T00:00:00Z">
         <w:r>
           <w:rPr>
             <w:i/>
@@ -29219,14 +30761,14 @@
           <w:t xml:space="preserve">Mathematical Statistics and Data Analysis</w:t>
         </w:r>
       </w:ins>
-      <w:ins w:id="20" w:author="PR Preview" w:date="2026-01-01T00:00:00Z">
+      <w:ins w:id="427" w:author="PR Preview" w:date="2026-01-01T00:00:00Z">
         <w:r>
           <w:t xml:space="preserve">. 3rd ed. Cengage Learning.</w:t>
         </w:r>
       </w:ins>
     </w:p>
-    <w:bookmarkEnd w:id="115"/>
-    <w:bookmarkStart w:id="117" w:name="ref-storey2002direct"/>
+    <w:bookmarkEnd w:id="109"/>
+    <w:bookmarkStart w:id="111" w:name="ref-storey2002direct"/>
     <w:p>
       <w:pPr>
         <w:pStyle w:val="Bibliography"/>
@@ -29259,7 +30801,7 @@
       <w:r>
         <w:t xml:space="preserve"> </w:t>
       </w:r>
-      <w:hyperlink r:id="rId116">
+      <w:hyperlink r:id="rId110">
         <w:r>
           <w:rPr>
             <w:rStyle w:val="Hyperlink"/>
@@ -29271,9 +30813,9 @@
         <w:t xml:space="preserve">.</w:t>
       </w:r>
     </w:p>
-    <w:bookmarkEnd w:id="117"/>
-    <w:bookmarkEnd w:id="118"/>
-    <w:bookmarkEnd w:id="119"/>
+    <w:bookmarkEnd w:id="111"/>
+    <w:bookmarkEnd w:id="112"/>
+    <w:bookmarkEnd w:id="113"/>
     <w:sectPr>
       <w:footnotePr>
         <w:numRestart w:val="eachSect"/>
